--- a/Hệ thống mẫu văn bản/Nguyên đã làm/Kế hoạch dạy học Robotics từng lớp/Kế hoạch dạy học môn Robotics - Lớp 1 - 2026 - 2027.docx
+++ b/Hệ thống mẫu văn bản/Nguyên đã làm/Kế hoạch dạy học Robotics từng lớp/Kế hoạch dạy học môn Robotics - Lớp 1 - 2026 - 2027.docx
@@ -1496,19 +1496,26 @@
       <w:tr>
         <w:tc>
           <w:tcPr>
-            <w:tcW w:type="dxa" w:w="680"/>
-            <w:vAlign w:val="center"/>
-          </w:tcPr>
-          <w:p>
-            <w:pPr>
-              <w:spacing w:before="40" w:after="40" w:line="276" w:lineRule="auto"/>
-              <w:jc w:val="center"/>
-            </w:pPr>
-            <w:r>
-              <w:rPr>
-                <w:rFonts w:ascii="Times New Roman" w:hAnsi="Times New Roman"/>
-                <w:sz w:val="26"/>
-                <w:rFonts w:ascii="Times New Roman" w:hAnsi="Times New Roman" w:cs="Times New Roman"/>
+            <w:tcW w:type="dxa" w:w="1862"/>
+            <w:tcMar>
+              <w:top w:w="80" w:type="dxa"/>
+              <w:bottom w:w="80" w:type="dxa"/>
+              <w:left w:w="120" w:type="dxa"/>
+              <w:right w:w="120" w:type="dxa"/>
+            </w:tcMar>
+          </w:tcPr>
+          <w:p>
+            <w:pPr>
+              <w:spacing w:line="276" w:lineRule="auto" w:after="40"/>
+              <w:jc w:val="center"/>
+            </w:pPr>
+            <w:r/>
+            <w:r>
+              <w:rPr>
+                <w:rFonts w:ascii="Times New Roman" w:hAnsi="Times New Roman" w:cs="Times New Roman" w:eastAsia="Times New Roman"/>
+                <w:b w:val="0"/>
+                <w:i w:val="0"/>
+                <w:sz w:val="26"/>
               </w:rPr>
               <w:t>1</w:t>
             </w:r>
@@ -1516,19 +1523,26 @@
         </w:tc>
         <w:tc>
           <w:tcPr>
-            <w:tcW w:type="dxa" w:w="3118"/>
-            <w:vAlign w:val="center"/>
-          </w:tcPr>
-          <w:p>
-            <w:pPr>
-              <w:spacing w:before="40" w:after="40" w:line="276" w:lineRule="auto"/>
-              <w:jc w:val="both"/>
-            </w:pPr>
-            <w:r>
-              <w:rPr>
-                <w:rFonts w:ascii="Times New Roman" w:hAnsi="Times New Roman"/>
-                <w:sz w:val="26"/>
-                <w:rFonts w:ascii="Times New Roman" w:hAnsi="Times New Roman" w:cs="Times New Roman"/>
+            <w:tcW w:type="dxa" w:w="1862"/>
+            <w:tcMar>
+              <w:top w:w="80" w:type="dxa"/>
+              <w:bottom w:w="80" w:type="dxa"/>
+              <w:left w:w="120" w:type="dxa"/>
+              <w:right w:w="120" w:type="dxa"/>
+            </w:tcMar>
+          </w:tcPr>
+          <w:p>
+            <w:pPr>
+              <w:spacing w:line="276" w:lineRule="auto" w:after="40"/>
+              <w:jc w:val="left"/>
+            </w:pPr>
+            <w:r/>
+            <w:r>
+              <w:rPr>
+                <w:rFonts w:ascii="Times New Roman" w:hAnsi="Times New Roman" w:cs="Times New Roman" w:eastAsia="Times New Roman"/>
+                <w:b w:val="0"/>
+                <w:i w:val="0"/>
+                <w:sz w:val="26"/>
               </w:rPr>
               <w:t>Tiết 0: Định hướng môn học</w:t>
             </w:r>
@@ -1536,19 +1550,26 @@
         </w:tc>
         <w:tc>
           <w:tcPr>
-            <w:tcW w:type="dxa" w:w="850"/>
-            <w:vAlign w:val="center"/>
-          </w:tcPr>
-          <w:p>
-            <w:pPr>
-              <w:spacing w:before="40" w:after="40" w:line="276" w:lineRule="auto"/>
-              <w:jc w:val="center"/>
-            </w:pPr>
-            <w:r>
-              <w:rPr>
-                <w:rFonts w:ascii="Times New Roman" w:hAnsi="Times New Roman"/>
-                <w:sz w:val="26"/>
-                <w:rFonts w:ascii="Times New Roman" w:hAnsi="Times New Roman" w:cs="Times New Roman"/>
+            <w:tcW w:type="dxa" w:w="1862"/>
+            <w:tcMar>
+              <w:top w:w="80" w:type="dxa"/>
+              <w:bottom w:w="80" w:type="dxa"/>
+              <w:left w:w="120" w:type="dxa"/>
+              <w:right w:w="120" w:type="dxa"/>
+            </w:tcMar>
+          </w:tcPr>
+          <w:p>
+            <w:pPr>
+              <w:spacing w:line="276" w:lineRule="auto" w:after="40"/>
+              <w:jc w:val="center"/>
+            </w:pPr>
+            <w:r/>
+            <w:r>
+              <w:rPr>
+                <w:rFonts w:ascii="Times New Roman" w:hAnsi="Times New Roman" w:cs="Times New Roman" w:eastAsia="Times New Roman"/>
+                <w:b w:val="0"/>
+                <w:i w:val="0"/>
+                <w:sz w:val="26"/>
               </w:rPr>
               <w:t>1</w:t>
             </w:r>
@@ -1556,19 +1577,26 @@
         </w:tc>
         <w:tc>
           <w:tcPr>
-            <w:tcW w:type="dxa" w:w="1247"/>
-            <w:vAlign w:val="center"/>
-          </w:tcPr>
-          <w:p>
-            <w:pPr>
-              <w:spacing w:before="40" w:after="40" w:line="276" w:lineRule="auto"/>
-              <w:jc w:val="center"/>
-            </w:pPr>
-            <w:r>
-              <w:rPr>
-                <w:rFonts w:ascii="Times New Roman" w:hAnsi="Times New Roman"/>
-                <w:sz w:val="26"/>
-                <w:rFonts w:ascii="Times New Roman" w:hAnsi="Times New Roman" w:cs="Times New Roman"/>
+            <w:tcW w:type="dxa" w:w="1862"/>
+            <w:tcMar>
+              <w:top w:w="80" w:type="dxa"/>
+              <w:bottom w:w="80" w:type="dxa"/>
+              <w:left w:w="120" w:type="dxa"/>
+              <w:right w:w="120" w:type="dxa"/>
+            </w:tcMar>
+          </w:tcPr>
+          <w:p>
+            <w:pPr>
+              <w:spacing w:line="276" w:lineRule="auto" w:after="40"/>
+              <w:jc w:val="center"/>
+            </w:pPr>
+            <w:r/>
+            <w:r>
+              <w:rPr>
+                <w:rFonts w:ascii="Times New Roman" w:hAnsi="Times New Roman" w:cs="Times New Roman" w:eastAsia="Times New Roman"/>
+                <w:b w:val="0"/>
+                <w:i w:val="0"/>
+                <w:sz w:val="26"/>
               </w:rPr>
               <w:t>1</w:t>
             </w:r>
@@ -1576,21 +1604,28 @@
         </w:tc>
         <w:tc>
           <w:tcPr>
-            <w:tcW w:type="dxa" w:w="3402"/>
-            <w:vAlign w:val="center"/>
-          </w:tcPr>
-          <w:p>
-            <w:pPr>
-              <w:spacing w:before="40" w:after="40" w:line="276" w:lineRule="auto"/>
-              <w:jc w:val="both"/>
-            </w:pPr>
-            <w:r>
-              <w:rPr>
-                <w:rFonts w:ascii="Times New Roman" w:hAnsi="Times New Roman"/>
-                <w:sz w:val="26"/>
-                <w:rFonts w:ascii="Times New Roman" w:hAnsi="Times New Roman" w:cs="Times New Roman"/>
-              </w:rPr>
-              <w:t>Giới thiệu tổng quan môn học Robotics, phương pháp học tập thực hành, quy trình làm việc nhóm, an toàn sử dụng thiết bị và nội quy phòng học bộ môn.</w:t>
+            <w:tcW w:type="dxa" w:w="1862"/>
+            <w:tcMar>
+              <w:top w:w="80" w:type="dxa"/>
+              <w:bottom w:w="80" w:type="dxa"/>
+              <w:left w:w="120" w:type="dxa"/>
+              <w:right w:w="120" w:type="dxa"/>
+            </w:tcMar>
+          </w:tcPr>
+          <w:p>
+            <w:pPr>
+              <w:spacing w:line="276" w:lineRule="auto" w:after="40"/>
+              <w:jc w:val="left"/>
+            </w:pPr>
+            <w:r/>
+            <w:r>
+              <w:rPr>
+                <w:rFonts w:ascii="Times New Roman" w:hAnsi="Times New Roman" w:cs="Times New Roman" w:eastAsia="Times New Roman"/>
+                <w:b w:val="0"/>
+                <w:i w:val="0"/>
+                <w:sz w:val="26"/>
+              </w:rPr>
+              <w:t>Giới thiệu tổng quan môn học Robotics, an toàn sử dụng thiết bị và nội quy phòng học.</w:t>
             </w:r>
           </w:p>
         </w:tc>
@@ -1598,19 +1633,26 @@
       <w:tr>
         <w:tc>
           <w:tcPr>
-            <w:tcW w:type="dxa" w:w="680"/>
-            <w:vAlign w:val="center"/>
-          </w:tcPr>
-          <w:p>
-            <w:pPr>
-              <w:spacing w:before="40" w:after="40" w:line="276" w:lineRule="auto"/>
-              <w:jc w:val="center"/>
-            </w:pPr>
-            <w:r>
-              <w:rPr>
-                <w:rFonts w:ascii="Times New Roman" w:hAnsi="Times New Roman"/>
-                <w:sz w:val="26"/>
-                <w:rFonts w:ascii="Times New Roman" w:hAnsi="Times New Roman" w:cs="Times New Roman"/>
+            <w:tcW w:type="dxa" w:w="1862"/>
+            <w:tcMar>
+              <w:top w:w="80" w:type="dxa"/>
+              <w:bottom w:w="80" w:type="dxa"/>
+              <w:left w:w="120" w:type="dxa"/>
+              <w:right w:w="120" w:type="dxa"/>
+            </w:tcMar>
+          </w:tcPr>
+          <w:p>
+            <w:pPr>
+              <w:spacing w:line="276" w:lineRule="auto" w:after="40"/>
+              <w:jc w:val="center"/>
+            </w:pPr>
+            <w:r/>
+            <w:r>
+              <w:rPr>
+                <w:rFonts w:ascii="Times New Roman" w:hAnsi="Times New Roman" w:cs="Times New Roman" w:eastAsia="Times New Roman"/>
+                <w:b w:val="0"/>
+                <w:i w:val="0"/>
+                <w:sz w:val="26"/>
               </w:rPr>
               <w:t>2</w:t>
             </w:r>
@@ -1618,19 +1660,26 @@
         </w:tc>
         <w:tc>
           <w:tcPr>
-            <w:tcW w:type="dxa" w:w="3118"/>
-            <w:vAlign w:val="center"/>
-          </w:tcPr>
-          <w:p>
-            <w:pPr>
-              <w:spacing w:before="40" w:after="40" w:line="276" w:lineRule="auto"/>
-              <w:jc w:val="both"/>
-            </w:pPr>
-            <w:r>
-              <w:rPr>
-                <w:rFonts w:ascii="Times New Roman" w:hAnsi="Times New Roman"/>
-                <w:sz w:val="26"/>
-                <w:rFonts w:ascii="Times New Roman" w:hAnsi="Times New Roman" w:cs="Times New Roman"/>
+            <w:tcW w:type="dxa" w:w="1862"/>
+            <w:tcMar>
+              <w:top w:w="80" w:type="dxa"/>
+              <w:bottom w:w="80" w:type="dxa"/>
+              <w:left w:w="120" w:type="dxa"/>
+              <w:right w:w="120" w:type="dxa"/>
+            </w:tcMar>
+          </w:tcPr>
+          <w:p>
+            <w:pPr>
+              <w:spacing w:line="276" w:lineRule="auto" w:after="40"/>
+              <w:jc w:val="left"/>
+            </w:pPr>
+            <w:r/>
+            <w:r>
+              <w:rPr>
+                <w:rFonts w:ascii="Times New Roman" w:hAnsi="Times New Roman" w:cs="Times New Roman" w:eastAsia="Times New Roman"/>
+                <w:b w:val="0"/>
+                <w:i w:val="0"/>
+                <w:sz w:val="26"/>
               </w:rPr>
               <w:t>Bài 1. Tập thể dục nào!</w:t>
             </w:r>
@@ -1638,19 +1687,26 @@
         </w:tc>
         <w:tc>
           <w:tcPr>
-            <w:tcW w:type="dxa" w:w="850"/>
-            <w:vAlign w:val="center"/>
-          </w:tcPr>
-          <w:p>
-            <w:pPr>
-              <w:spacing w:before="40" w:after="40" w:line="276" w:lineRule="auto"/>
-              <w:jc w:val="center"/>
-            </w:pPr>
-            <w:r>
-              <w:rPr>
-                <w:rFonts w:ascii="Times New Roman" w:hAnsi="Times New Roman"/>
-                <w:sz w:val="26"/>
-                <w:rFonts w:ascii="Times New Roman" w:hAnsi="Times New Roman" w:cs="Times New Roman"/>
+            <w:tcW w:type="dxa" w:w="1862"/>
+            <w:tcMar>
+              <w:top w:w="80" w:type="dxa"/>
+              <w:bottom w:w="80" w:type="dxa"/>
+              <w:left w:w="120" w:type="dxa"/>
+              <w:right w:w="120" w:type="dxa"/>
+            </w:tcMar>
+          </w:tcPr>
+          <w:p>
+            <w:pPr>
+              <w:spacing w:line="276" w:lineRule="auto" w:after="40"/>
+              <w:jc w:val="center"/>
+            </w:pPr>
+            <w:r/>
+            <w:r>
+              <w:rPr>
+                <w:rFonts w:ascii="Times New Roman" w:hAnsi="Times New Roman" w:cs="Times New Roman" w:eastAsia="Times New Roman"/>
+                <w:b w:val="0"/>
+                <w:i w:val="0"/>
+                <w:sz w:val="26"/>
               </w:rPr>
               <w:t>1</w:t>
             </w:r>
@@ -1658,19 +1714,26 @@
         </w:tc>
         <w:tc>
           <w:tcPr>
-            <w:tcW w:type="dxa" w:w="1247"/>
-            <w:vAlign w:val="center"/>
-          </w:tcPr>
-          <w:p>
-            <w:pPr>
-              <w:spacing w:before="40" w:after="40" w:line="276" w:lineRule="auto"/>
-              <w:jc w:val="center"/>
-            </w:pPr>
-            <w:r>
-              <w:rPr>
-                <w:rFonts w:ascii="Times New Roman" w:hAnsi="Times New Roman"/>
-                <w:sz w:val="26"/>
-                <w:rFonts w:ascii="Times New Roman" w:hAnsi="Times New Roman" w:cs="Times New Roman"/>
+            <w:tcW w:type="dxa" w:w="1862"/>
+            <w:tcMar>
+              <w:top w:w="80" w:type="dxa"/>
+              <w:bottom w:w="80" w:type="dxa"/>
+              <w:left w:w="120" w:type="dxa"/>
+              <w:right w:w="120" w:type="dxa"/>
+            </w:tcMar>
+          </w:tcPr>
+          <w:p>
+            <w:pPr>
+              <w:spacing w:line="276" w:lineRule="auto" w:after="40"/>
+              <w:jc w:val="center"/>
+            </w:pPr>
+            <w:r/>
+            <w:r>
+              <w:rPr>
+                <w:rFonts w:ascii="Times New Roman" w:hAnsi="Times New Roman" w:cs="Times New Roman" w:eastAsia="Times New Roman"/>
+                <w:b w:val="0"/>
+                <w:i w:val="0"/>
+                <w:sz w:val="26"/>
               </w:rPr>
               <w:t>2</w:t>
             </w:r>
@@ -1678,21 +1741,28 @@
         </w:tc>
         <w:tc>
           <w:tcPr>
-            <w:tcW w:type="dxa" w:w="3402"/>
-            <w:vAlign w:val="center"/>
-          </w:tcPr>
-          <w:p>
-            <w:pPr>
-              <w:spacing w:before="40" w:after="40" w:line="276" w:lineRule="auto"/>
-              <w:jc w:val="both"/>
-            </w:pPr>
-            <w:r>
-              <w:rPr>
-                <w:rFonts w:ascii="Times New Roman" w:hAnsi="Times New Roman"/>
-                <w:sz w:val="26"/>
-                <w:rFonts w:ascii="Times New Roman" w:hAnsi="Times New Roman" w:cs="Times New Roman"/>
-              </w:rPr>
-              <w:t>Nhận biết tác dụng của vận động và đu xà; lắp ráp mô hình đu xà.</w:t>
+            <w:tcW w:type="dxa" w:w="1862"/>
+            <w:tcMar>
+              <w:top w:w="80" w:type="dxa"/>
+              <w:bottom w:w="80" w:type="dxa"/>
+              <w:left w:w="120" w:type="dxa"/>
+              <w:right w:w="120" w:type="dxa"/>
+            </w:tcMar>
+          </w:tcPr>
+          <w:p>
+            <w:pPr>
+              <w:spacing w:line="276" w:lineRule="auto" w:after="40"/>
+              <w:jc w:val="left"/>
+            </w:pPr>
+            <w:r/>
+            <w:r>
+              <w:rPr>
+                <w:rFonts w:ascii="Times New Roman" w:hAnsi="Times New Roman" w:cs="Times New Roman" w:eastAsia="Times New Roman"/>
+                <w:b w:val="0"/>
+                <w:i w:val="0"/>
+                <w:sz w:val="26"/>
+              </w:rPr>
+              <w:t>Nhận biết tác dụng của vận động; lắp robot thể dục đơn giản.</w:t>
             </w:r>
           </w:p>
         </w:tc>
@@ -1700,19 +1770,26 @@
       <w:tr>
         <w:tc>
           <w:tcPr>
-            <w:tcW w:type="dxa" w:w="680"/>
-            <w:vAlign w:val="center"/>
-          </w:tcPr>
-          <w:p>
-            <w:pPr>
-              <w:spacing w:before="40" w:after="40" w:line="276" w:lineRule="auto"/>
-              <w:jc w:val="center"/>
-            </w:pPr>
-            <w:r>
-              <w:rPr>
-                <w:rFonts w:ascii="Times New Roman" w:hAnsi="Times New Roman"/>
-                <w:sz w:val="26"/>
-                <w:rFonts w:ascii="Times New Roman" w:hAnsi="Times New Roman" w:cs="Times New Roman"/>
+            <w:tcW w:type="dxa" w:w="1862"/>
+            <w:tcMar>
+              <w:top w:w="80" w:type="dxa"/>
+              <w:bottom w:w="80" w:type="dxa"/>
+              <w:left w:w="120" w:type="dxa"/>
+              <w:right w:w="120" w:type="dxa"/>
+            </w:tcMar>
+          </w:tcPr>
+          <w:p>
+            <w:pPr>
+              <w:spacing w:line="276" w:lineRule="auto" w:after="40"/>
+              <w:jc w:val="center"/>
+            </w:pPr>
+            <w:r/>
+            <w:r>
+              <w:rPr>
+                <w:rFonts w:ascii="Times New Roman" w:hAnsi="Times New Roman" w:cs="Times New Roman" w:eastAsia="Times New Roman"/>
+                <w:b w:val="0"/>
+                <w:i w:val="0"/>
+                <w:sz w:val="26"/>
               </w:rPr>
               <w:t>3</w:t>
             </w:r>
@@ -1720,19 +1797,26 @@
         </w:tc>
         <w:tc>
           <w:tcPr>
-            <w:tcW w:type="dxa" w:w="3118"/>
-            <w:vAlign w:val="center"/>
-          </w:tcPr>
-          <w:p>
-            <w:pPr>
-              <w:spacing w:before="40" w:after="40" w:line="276" w:lineRule="auto"/>
-              <w:jc w:val="both"/>
-            </w:pPr>
-            <w:r>
-              <w:rPr>
-                <w:rFonts w:ascii="Times New Roman" w:hAnsi="Times New Roman"/>
-                <w:sz w:val="26"/>
-                <w:rFonts w:ascii="Times New Roman" w:hAnsi="Times New Roman" w:cs="Times New Roman"/>
+            <w:tcW w:type="dxa" w:w="1862"/>
+            <w:tcMar>
+              <w:top w:w="80" w:type="dxa"/>
+              <w:bottom w:w="80" w:type="dxa"/>
+              <w:left w:w="120" w:type="dxa"/>
+              <w:right w:w="120" w:type="dxa"/>
+            </w:tcMar>
+          </w:tcPr>
+          <w:p>
+            <w:pPr>
+              <w:spacing w:line="276" w:lineRule="auto" w:after="40"/>
+              <w:jc w:val="left"/>
+            </w:pPr>
+            <w:r/>
+            <w:r>
+              <w:rPr>
+                <w:rFonts w:ascii="Times New Roman" w:hAnsi="Times New Roman" w:cs="Times New Roman" w:eastAsia="Times New Roman"/>
+                <w:b w:val="0"/>
+                <w:i w:val="0"/>
+                <w:sz w:val="26"/>
               </w:rPr>
               <w:t>Bài 2. Chú cún dễ thương</w:t>
             </w:r>
@@ -1740,19 +1824,26 @@
         </w:tc>
         <w:tc>
           <w:tcPr>
-            <w:tcW w:type="dxa" w:w="850"/>
-            <w:vAlign w:val="center"/>
-          </w:tcPr>
-          <w:p>
-            <w:pPr>
-              <w:spacing w:before="40" w:after="40" w:line="276" w:lineRule="auto"/>
-              <w:jc w:val="center"/>
-            </w:pPr>
-            <w:r>
-              <w:rPr>
-                <w:rFonts w:ascii="Times New Roman" w:hAnsi="Times New Roman"/>
-                <w:sz w:val="26"/>
-                <w:rFonts w:ascii="Times New Roman" w:hAnsi="Times New Roman" w:cs="Times New Roman"/>
+            <w:tcW w:type="dxa" w:w="1862"/>
+            <w:tcMar>
+              <w:top w:w="80" w:type="dxa"/>
+              <w:bottom w:w="80" w:type="dxa"/>
+              <w:left w:w="120" w:type="dxa"/>
+              <w:right w:w="120" w:type="dxa"/>
+            </w:tcMar>
+          </w:tcPr>
+          <w:p>
+            <w:pPr>
+              <w:spacing w:line="276" w:lineRule="auto" w:after="40"/>
+              <w:jc w:val="center"/>
+            </w:pPr>
+            <w:r/>
+            <w:r>
+              <w:rPr>
+                <w:rFonts w:ascii="Times New Roman" w:hAnsi="Times New Roman" w:cs="Times New Roman" w:eastAsia="Times New Roman"/>
+                <w:b w:val="0"/>
+                <w:i w:val="0"/>
+                <w:sz w:val="26"/>
               </w:rPr>
               <w:t>1</w:t>
             </w:r>
@@ -1760,19 +1851,26 @@
         </w:tc>
         <w:tc>
           <w:tcPr>
-            <w:tcW w:type="dxa" w:w="1247"/>
-            <w:vAlign w:val="center"/>
-          </w:tcPr>
-          <w:p>
-            <w:pPr>
-              <w:spacing w:before="40" w:after="40" w:line="276" w:lineRule="auto"/>
-              <w:jc w:val="center"/>
-            </w:pPr>
-            <w:r>
-              <w:rPr>
-                <w:rFonts w:ascii="Times New Roman" w:hAnsi="Times New Roman"/>
-                <w:sz w:val="26"/>
-                <w:rFonts w:ascii="Times New Roman" w:hAnsi="Times New Roman" w:cs="Times New Roman"/>
+            <w:tcW w:type="dxa" w:w="1862"/>
+            <w:tcMar>
+              <w:top w:w="80" w:type="dxa"/>
+              <w:bottom w:w="80" w:type="dxa"/>
+              <w:left w:w="120" w:type="dxa"/>
+              <w:right w:w="120" w:type="dxa"/>
+            </w:tcMar>
+          </w:tcPr>
+          <w:p>
+            <w:pPr>
+              <w:spacing w:line="276" w:lineRule="auto" w:after="40"/>
+              <w:jc w:val="center"/>
+            </w:pPr>
+            <w:r/>
+            <w:r>
+              <w:rPr>
+                <w:rFonts w:ascii="Times New Roman" w:hAnsi="Times New Roman" w:cs="Times New Roman" w:eastAsia="Times New Roman"/>
+                <w:b w:val="0"/>
+                <w:i w:val="0"/>
+                <w:sz w:val="26"/>
               </w:rPr>
               <w:t>3</w:t>
             </w:r>
@@ -1780,21 +1878,28 @@
         </w:tc>
         <w:tc>
           <w:tcPr>
-            <w:tcW w:type="dxa" w:w="3402"/>
-            <w:vAlign w:val="center"/>
-          </w:tcPr>
-          <w:p>
-            <w:pPr>
-              <w:spacing w:before="40" w:after="40" w:line="276" w:lineRule="auto"/>
-              <w:jc w:val="both"/>
-            </w:pPr>
-            <w:r>
-              <w:rPr>
-                <w:rFonts w:ascii="Times New Roman" w:hAnsi="Times New Roman"/>
-                <w:sz w:val="26"/>
-                <w:rFonts w:ascii="Times New Roman" w:hAnsi="Times New Roman" w:cs="Times New Roman"/>
-              </w:rPr>
-              <w:t>Nhận biết đặc điểm loài chó; lắp ráp robot cún con.</w:t>
+            <w:tcW w:type="dxa" w:w="1862"/>
+            <w:tcMar>
+              <w:top w:w="80" w:type="dxa"/>
+              <w:bottom w:w="80" w:type="dxa"/>
+              <w:left w:w="120" w:type="dxa"/>
+              <w:right w:w="120" w:type="dxa"/>
+            </w:tcMar>
+          </w:tcPr>
+          <w:p>
+            <w:pPr>
+              <w:spacing w:line="276" w:lineRule="auto" w:after="40"/>
+              <w:jc w:val="left"/>
+            </w:pPr>
+            <w:r/>
+            <w:r>
+              <w:rPr>
+                <w:rFonts w:ascii="Times New Roman" w:hAnsi="Times New Roman" w:cs="Times New Roman" w:eastAsia="Times New Roman"/>
+                <w:b w:val="0"/>
+                <w:i w:val="0"/>
+                <w:sz w:val="26"/>
+              </w:rPr>
+              <w:t>Nhận biết đặc điểm loài chó; lắp mô hình chú cún dễ thương.</w:t>
             </w:r>
           </w:p>
         </w:tc>
@@ -1802,19 +1907,26 @@
       <w:tr>
         <w:tc>
           <w:tcPr>
-            <w:tcW w:type="dxa" w:w="680"/>
-            <w:vAlign w:val="center"/>
-          </w:tcPr>
-          <w:p>
-            <w:pPr>
-              <w:spacing w:before="40" w:after="40" w:line="276" w:lineRule="auto"/>
-              <w:jc w:val="center"/>
-            </w:pPr>
-            <w:r>
-              <w:rPr>
-                <w:rFonts w:ascii="Times New Roman" w:hAnsi="Times New Roman"/>
-                <w:sz w:val="26"/>
-                <w:rFonts w:ascii="Times New Roman" w:hAnsi="Times New Roman" w:cs="Times New Roman"/>
+            <w:tcW w:type="dxa" w:w="1862"/>
+            <w:tcMar>
+              <w:top w:w="80" w:type="dxa"/>
+              <w:bottom w:w="80" w:type="dxa"/>
+              <w:left w:w="120" w:type="dxa"/>
+              <w:right w:w="120" w:type="dxa"/>
+            </w:tcMar>
+          </w:tcPr>
+          <w:p>
+            <w:pPr>
+              <w:spacing w:line="276" w:lineRule="auto" w:after="40"/>
+              <w:jc w:val="center"/>
+            </w:pPr>
+            <w:r/>
+            <w:r>
+              <w:rPr>
+                <w:rFonts w:ascii="Times New Roman" w:hAnsi="Times New Roman" w:cs="Times New Roman" w:eastAsia="Times New Roman"/>
+                <w:b w:val="0"/>
+                <w:i w:val="0"/>
+                <w:sz w:val="26"/>
               </w:rPr>
               <w:t>4</w:t>
             </w:r>
@@ -1822,19 +1934,26 @@
         </w:tc>
         <w:tc>
           <w:tcPr>
-            <w:tcW w:type="dxa" w:w="3118"/>
-            <w:vAlign w:val="center"/>
-          </w:tcPr>
-          <w:p>
-            <w:pPr>
-              <w:spacing w:before="40" w:after="40" w:line="276" w:lineRule="auto"/>
-              <w:jc w:val="both"/>
-            </w:pPr>
-            <w:r>
-              <w:rPr>
-                <w:rFonts w:ascii="Times New Roman" w:hAnsi="Times New Roman"/>
-                <w:sz w:val="26"/>
-                <w:rFonts w:ascii="Times New Roman" w:hAnsi="Times New Roman" w:cs="Times New Roman"/>
+            <w:tcW w:type="dxa" w:w="1862"/>
+            <w:tcMar>
+              <w:top w:w="80" w:type="dxa"/>
+              <w:bottom w:w="80" w:type="dxa"/>
+              <w:left w:w="120" w:type="dxa"/>
+              <w:right w:w="120" w:type="dxa"/>
+            </w:tcMar>
+          </w:tcPr>
+          <w:p>
+            <w:pPr>
+              <w:spacing w:line="276" w:lineRule="auto" w:after="40"/>
+              <w:jc w:val="left"/>
+            </w:pPr>
+            <w:r/>
+            <w:r>
+              <w:rPr>
+                <w:rFonts w:ascii="Times New Roman" w:hAnsi="Times New Roman" w:cs="Times New Roman" w:eastAsia="Times New Roman"/>
+                <w:b w:val="0"/>
+                <w:i w:val="0"/>
+                <w:sz w:val="26"/>
               </w:rPr>
               <w:t>Bài 3. Tăng cường sức khỏe</w:t>
             </w:r>
@@ -1842,19 +1961,26 @@
         </w:tc>
         <w:tc>
           <w:tcPr>
-            <w:tcW w:type="dxa" w:w="850"/>
-            <w:vAlign w:val="center"/>
-          </w:tcPr>
-          <w:p>
-            <w:pPr>
-              <w:spacing w:before="40" w:after="40" w:line="276" w:lineRule="auto"/>
-              <w:jc w:val="center"/>
-            </w:pPr>
-            <w:r>
-              <w:rPr>
-                <w:rFonts w:ascii="Times New Roman" w:hAnsi="Times New Roman"/>
-                <w:sz w:val="26"/>
-                <w:rFonts w:ascii="Times New Roman" w:hAnsi="Times New Roman" w:cs="Times New Roman"/>
+            <w:tcW w:type="dxa" w:w="1862"/>
+            <w:tcMar>
+              <w:top w:w="80" w:type="dxa"/>
+              <w:bottom w:w="80" w:type="dxa"/>
+              <w:left w:w="120" w:type="dxa"/>
+              <w:right w:w="120" w:type="dxa"/>
+            </w:tcMar>
+          </w:tcPr>
+          <w:p>
+            <w:pPr>
+              <w:spacing w:line="276" w:lineRule="auto" w:after="40"/>
+              <w:jc w:val="center"/>
+            </w:pPr>
+            <w:r/>
+            <w:r>
+              <w:rPr>
+                <w:rFonts w:ascii="Times New Roman" w:hAnsi="Times New Roman" w:cs="Times New Roman" w:eastAsia="Times New Roman"/>
+                <w:b w:val="0"/>
+                <w:i w:val="0"/>
+                <w:sz w:val="26"/>
               </w:rPr>
               <w:t>1</w:t>
             </w:r>
@@ -1862,19 +1988,26 @@
         </w:tc>
         <w:tc>
           <w:tcPr>
-            <w:tcW w:type="dxa" w:w="1247"/>
-            <w:vAlign w:val="center"/>
-          </w:tcPr>
-          <w:p>
-            <w:pPr>
-              <w:spacing w:before="40" w:after="40" w:line="276" w:lineRule="auto"/>
-              <w:jc w:val="center"/>
-            </w:pPr>
-            <w:r>
-              <w:rPr>
-                <w:rFonts w:ascii="Times New Roman" w:hAnsi="Times New Roman"/>
-                <w:sz w:val="26"/>
-                <w:rFonts w:ascii="Times New Roman" w:hAnsi="Times New Roman" w:cs="Times New Roman"/>
+            <w:tcW w:type="dxa" w:w="1862"/>
+            <w:tcMar>
+              <w:top w:w="80" w:type="dxa"/>
+              <w:bottom w:w="80" w:type="dxa"/>
+              <w:left w:w="120" w:type="dxa"/>
+              <w:right w:w="120" w:type="dxa"/>
+            </w:tcMar>
+          </w:tcPr>
+          <w:p>
+            <w:pPr>
+              <w:spacing w:line="276" w:lineRule="auto" w:after="40"/>
+              <w:jc w:val="center"/>
+            </w:pPr>
+            <w:r/>
+            <w:r>
+              <w:rPr>
+                <w:rFonts w:ascii="Times New Roman" w:hAnsi="Times New Roman" w:cs="Times New Roman" w:eastAsia="Times New Roman"/>
+                <w:b w:val="0"/>
+                <w:i w:val="0"/>
+                <w:sz w:val="26"/>
               </w:rPr>
               <w:t>4</w:t>
             </w:r>
@@ -1882,21 +2015,28 @@
         </w:tc>
         <w:tc>
           <w:tcPr>
-            <w:tcW w:type="dxa" w:w="3402"/>
-            <w:vAlign w:val="center"/>
-          </w:tcPr>
-          <w:p>
-            <w:pPr>
-              <w:spacing w:before="40" w:after="40" w:line="276" w:lineRule="auto"/>
-              <w:jc w:val="both"/>
-            </w:pPr>
-            <w:r>
-              <w:rPr>
-                <w:rFonts w:ascii="Times New Roman" w:hAnsi="Times New Roman"/>
-                <w:sz w:val="26"/>
-                <w:rFonts w:ascii="Times New Roman" w:hAnsi="Times New Roman" w:cs="Times New Roman"/>
-              </w:rPr>
-              <w:t>Tìm hiểu ưu điểm của đi bộ; lắp robot mô phỏng người đi bộ.</w:t>
+            <w:tcW w:type="dxa" w:w="1862"/>
+            <w:tcMar>
+              <w:top w:w="80" w:type="dxa"/>
+              <w:bottom w:w="80" w:type="dxa"/>
+              <w:left w:w="120" w:type="dxa"/>
+              <w:right w:w="120" w:type="dxa"/>
+            </w:tcMar>
+          </w:tcPr>
+          <w:p>
+            <w:pPr>
+              <w:spacing w:line="276" w:lineRule="auto" w:after="40"/>
+              <w:jc w:val="left"/>
+            </w:pPr>
+            <w:r/>
+            <w:r>
+              <w:rPr>
+                <w:rFonts w:ascii="Times New Roman" w:hAnsi="Times New Roman" w:cs="Times New Roman" w:eastAsia="Times New Roman"/>
+                <w:b w:val="0"/>
+                <w:i w:val="0"/>
+                <w:sz w:val="26"/>
+              </w:rPr>
+              <w:t>Tìm hiểu ưu điểm của đi bộ; lắp robot bước đi tăng cường sức khỏe.</w:t>
             </w:r>
           </w:p>
         </w:tc>
@@ -1904,19 +2044,26 @@
       <w:tr>
         <w:tc>
           <w:tcPr>
-            <w:tcW w:type="dxa" w:w="680"/>
-            <w:vAlign w:val="center"/>
-          </w:tcPr>
-          <w:p>
-            <w:pPr>
-              <w:spacing w:before="40" w:after="40" w:line="276" w:lineRule="auto"/>
-              <w:jc w:val="center"/>
-            </w:pPr>
-            <w:r>
-              <w:rPr>
-                <w:rFonts w:ascii="Times New Roman" w:hAnsi="Times New Roman"/>
-                <w:sz w:val="26"/>
-                <w:rFonts w:ascii="Times New Roman" w:hAnsi="Times New Roman" w:cs="Times New Roman"/>
+            <w:tcW w:type="dxa" w:w="1862"/>
+            <w:tcMar>
+              <w:top w:w="80" w:type="dxa"/>
+              <w:bottom w:w="80" w:type="dxa"/>
+              <w:left w:w="120" w:type="dxa"/>
+              <w:right w:w="120" w:type="dxa"/>
+            </w:tcMar>
+          </w:tcPr>
+          <w:p>
+            <w:pPr>
+              <w:spacing w:line="276" w:lineRule="auto" w:after="40"/>
+              <w:jc w:val="center"/>
+            </w:pPr>
+            <w:r/>
+            <w:r>
+              <w:rPr>
+                <w:rFonts w:ascii="Times New Roman" w:hAnsi="Times New Roman" w:cs="Times New Roman" w:eastAsia="Times New Roman"/>
+                <w:b w:val="0"/>
+                <w:i w:val="0"/>
+                <w:sz w:val="26"/>
               </w:rPr>
               <w:t>5</w:t>
             </w:r>
@@ -1924,19 +2071,26 @@
         </w:tc>
         <w:tc>
           <w:tcPr>
-            <w:tcW w:type="dxa" w:w="3118"/>
-            <w:vAlign w:val="center"/>
-          </w:tcPr>
-          <w:p>
-            <w:pPr>
-              <w:spacing w:before="40" w:after="40" w:line="276" w:lineRule="auto"/>
-              <w:jc w:val="both"/>
-            </w:pPr>
-            <w:r>
-              <w:rPr>
-                <w:rFonts w:ascii="Times New Roman" w:hAnsi="Times New Roman"/>
-                <w:sz w:val="26"/>
-                <w:rFonts w:ascii="Times New Roman" w:hAnsi="Times New Roman" w:cs="Times New Roman"/>
+            <w:tcW w:type="dxa" w:w="1862"/>
+            <w:tcMar>
+              <w:top w:w="80" w:type="dxa"/>
+              <w:bottom w:w="80" w:type="dxa"/>
+              <w:left w:w="120" w:type="dxa"/>
+              <w:right w:w="120" w:type="dxa"/>
+            </w:tcMar>
+          </w:tcPr>
+          <w:p>
+            <w:pPr>
+              <w:spacing w:line="276" w:lineRule="auto" w:after="40"/>
+              <w:jc w:val="left"/>
+            </w:pPr>
+            <w:r/>
+            <w:r>
+              <w:rPr>
+                <w:rFonts w:ascii="Times New Roman" w:hAnsi="Times New Roman" w:cs="Times New Roman" w:eastAsia="Times New Roman"/>
+                <w:b w:val="0"/>
+                <w:i w:val="0"/>
+                <w:sz w:val="26"/>
               </w:rPr>
               <w:t>Bài 4. Chú ốc sên chậm chạp</w:t>
             </w:r>
@@ -1944,19 +2098,26 @@
         </w:tc>
         <w:tc>
           <w:tcPr>
-            <w:tcW w:type="dxa" w:w="850"/>
-            <w:vAlign w:val="center"/>
-          </w:tcPr>
-          <w:p>
-            <w:pPr>
-              <w:spacing w:before="40" w:after="40" w:line="276" w:lineRule="auto"/>
-              <w:jc w:val="center"/>
-            </w:pPr>
-            <w:r>
-              <w:rPr>
-                <w:rFonts w:ascii="Times New Roman" w:hAnsi="Times New Roman"/>
-                <w:sz w:val="26"/>
-                <w:rFonts w:ascii="Times New Roman" w:hAnsi="Times New Roman" w:cs="Times New Roman"/>
+            <w:tcW w:type="dxa" w:w="1862"/>
+            <w:tcMar>
+              <w:top w:w="80" w:type="dxa"/>
+              <w:bottom w:w="80" w:type="dxa"/>
+              <w:left w:w="120" w:type="dxa"/>
+              <w:right w:w="120" w:type="dxa"/>
+            </w:tcMar>
+          </w:tcPr>
+          <w:p>
+            <w:pPr>
+              <w:spacing w:line="276" w:lineRule="auto" w:after="40"/>
+              <w:jc w:val="center"/>
+            </w:pPr>
+            <w:r/>
+            <w:r>
+              <w:rPr>
+                <w:rFonts w:ascii="Times New Roman" w:hAnsi="Times New Roman" w:cs="Times New Roman" w:eastAsia="Times New Roman"/>
+                <w:b w:val="0"/>
+                <w:i w:val="0"/>
+                <w:sz w:val="26"/>
               </w:rPr>
               <w:t>1</w:t>
             </w:r>
@@ -1964,19 +2125,26 @@
         </w:tc>
         <w:tc>
           <w:tcPr>
-            <w:tcW w:type="dxa" w:w="1247"/>
-            <w:vAlign w:val="center"/>
-          </w:tcPr>
-          <w:p>
-            <w:pPr>
-              <w:spacing w:before="40" w:after="40" w:line="276" w:lineRule="auto"/>
-              <w:jc w:val="center"/>
-            </w:pPr>
-            <w:r>
-              <w:rPr>
-                <w:rFonts w:ascii="Times New Roman" w:hAnsi="Times New Roman"/>
-                <w:sz w:val="26"/>
-                <w:rFonts w:ascii="Times New Roman" w:hAnsi="Times New Roman" w:cs="Times New Roman"/>
+            <w:tcW w:type="dxa" w:w="1862"/>
+            <w:tcMar>
+              <w:top w:w="80" w:type="dxa"/>
+              <w:bottom w:w="80" w:type="dxa"/>
+              <w:left w:w="120" w:type="dxa"/>
+              <w:right w:w="120" w:type="dxa"/>
+            </w:tcMar>
+          </w:tcPr>
+          <w:p>
+            <w:pPr>
+              <w:spacing w:line="276" w:lineRule="auto" w:after="40"/>
+              <w:jc w:val="center"/>
+            </w:pPr>
+            <w:r/>
+            <w:r>
+              <w:rPr>
+                <w:rFonts w:ascii="Times New Roman" w:hAnsi="Times New Roman" w:cs="Times New Roman" w:eastAsia="Times New Roman"/>
+                <w:b w:val="0"/>
+                <w:i w:val="0"/>
+                <w:sz w:val="26"/>
               </w:rPr>
               <w:t>5</w:t>
             </w:r>
@@ -1984,21 +2152,28 @@
         </w:tc>
         <w:tc>
           <w:tcPr>
-            <w:tcW w:type="dxa" w:w="3402"/>
-            <w:vAlign w:val="center"/>
-          </w:tcPr>
-          <w:p>
-            <w:pPr>
-              <w:spacing w:before="40" w:after="40" w:line="276" w:lineRule="auto"/>
-              <w:jc w:val="both"/>
-            </w:pPr>
-            <w:r>
-              <w:rPr>
-                <w:rFonts w:ascii="Times New Roman" w:hAnsi="Times New Roman"/>
-                <w:sz w:val="26"/>
-                <w:rFonts w:ascii="Times New Roman" w:hAnsi="Times New Roman" w:cs="Times New Roman"/>
-              </w:rPr>
-              <w:t>Tìm hiểu cách di chuyển và cấu tạo vỏ ốc sên; lắp robot ốc sên.</w:t>
+            <w:tcW w:type="dxa" w:w="1862"/>
+            <w:tcMar>
+              <w:top w:w="80" w:type="dxa"/>
+              <w:bottom w:w="80" w:type="dxa"/>
+              <w:left w:w="120" w:type="dxa"/>
+              <w:right w:w="120" w:type="dxa"/>
+            </w:tcMar>
+          </w:tcPr>
+          <w:p>
+            <w:pPr>
+              <w:spacing w:line="276" w:lineRule="auto" w:after="40"/>
+              <w:jc w:val="left"/>
+            </w:pPr>
+            <w:r/>
+            <w:r>
+              <w:rPr>
+                <w:rFonts w:ascii="Times New Roman" w:hAnsi="Times New Roman" w:cs="Times New Roman" w:eastAsia="Times New Roman"/>
+                <w:b w:val="0"/>
+                <w:i w:val="0"/>
+                <w:sz w:val="26"/>
+              </w:rPr>
+              <w:t>Tìm hiểu cách di chuyển và cấu tạo vỏ ốc; lắp robot ốc sên.</w:t>
             </w:r>
           </w:p>
         </w:tc>
@@ -2006,19 +2181,26 @@
       <w:tr>
         <w:tc>
           <w:tcPr>
-            <w:tcW w:type="dxa" w:w="680"/>
-            <w:vAlign w:val="center"/>
-          </w:tcPr>
-          <w:p>
-            <w:pPr>
-              <w:spacing w:before="40" w:after="40" w:line="276" w:lineRule="auto"/>
-              <w:jc w:val="center"/>
-            </w:pPr>
-            <w:r>
-              <w:rPr>
-                <w:rFonts w:ascii="Times New Roman" w:hAnsi="Times New Roman"/>
-                <w:sz w:val="26"/>
-                <w:rFonts w:ascii="Times New Roman" w:hAnsi="Times New Roman" w:cs="Times New Roman"/>
+            <w:tcW w:type="dxa" w:w="1862"/>
+            <w:tcMar>
+              <w:top w:w="80" w:type="dxa"/>
+              <w:bottom w:w="80" w:type="dxa"/>
+              <w:left w:w="120" w:type="dxa"/>
+              <w:right w:w="120" w:type="dxa"/>
+            </w:tcMar>
+          </w:tcPr>
+          <w:p>
+            <w:pPr>
+              <w:spacing w:line="276" w:lineRule="auto" w:after="40"/>
+              <w:jc w:val="center"/>
+            </w:pPr>
+            <w:r/>
+            <w:r>
+              <w:rPr>
+                <w:rFonts w:ascii="Times New Roman" w:hAnsi="Times New Roman" w:cs="Times New Roman" w:eastAsia="Times New Roman"/>
+                <w:b w:val="0"/>
+                <w:i w:val="0"/>
+                <w:sz w:val="26"/>
               </w:rPr>
               <w:t>6</w:t>
             </w:r>
@@ -2026,19 +2208,26 @@
         </w:tc>
         <w:tc>
           <w:tcPr>
-            <w:tcW w:type="dxa" w:w="3118"/>
-            <w:vAlign w:val="center"/>
-          </w:tcPr>
-          <w:p>
-            <w:pPr>
-              <w:spacing w:before="40" w:after="40" w:line="276" w:lineRule="auto"/>
-              <w:jc w:val="both"/>
-            </w:pPr>
-            <w:r>
-              <w:rPr>
-                <w:rFonts w:ascii="Times New Roman" w:hAnsi="Times New Roman"/>
-                <w:sz w:val="26"/>
-                <w:rFonts w:ascii="Times New Roman" w:hAnsi="Times New Roman" w:cs="Times New Roman"/>
+            <w:tcW w:type="dxa" w:w="1862"/>
+            <w:tcMar>
+              <w:top w:w="80" w:type="dxa"/>
+              <w:bottom w:w="80" w:type="dxa"/>
+              <w:left w:w="120" w:type="dxa"/>
+              <w:right w:w="120" w:type="dxa"/>
+            </w:tcMar>
+          </w:tcPr>
+          <w:p>
+            <w:pPr>
+              <w:spacing w:line="276" w:lineRule="auto" w:after="40"/>
+              <w:jc w:val="left"/>
+            </w:pPr>
+            <w:r/>
+            <w:r>
+              <w:rPr>
+                <w:rFonts w:ascii="Times New Roman" w:hAnsi="Times New Roman" w:cs="Times New Roman" w:eastAsia="Times New Roman"/>
+                <w:b w:val="0"/>
+                <w:i w:val="0"/>
+                <w:sz w:val="26"/>
               </w:rPr>
               <w:t>Bài 5. Xe cảnh sát tuần tra</w:t>
             </w:r>
@@ -2046,19 +2235,26 @@
         </w:tc>
         <w:tc>
           <w:tcPr>
-            <w:tcW w:type="dxa" w:w="850"/>
-            <w:vAlign w:val="center"/>
-          </w:tcPr>
-          <w:p>
-            <w:pPr>
-              <w:spacing w:before="40" w:after="40" w:line="276" w:lineRule="auto"/>
-              <w:jc w:val="center"/>
-            </w:pPr>
-            <w:r>
-              <w:rPr>
-                <w:rFonts w:ascii="Times New Roman" w:hAnsi="Times New Roman"/>
-                <w:sz w:val="26"/>
-                <w:rFonts w:ascii="Times New Roman" w:hAnsi="Times New Roman" w:cs="Times New Roman"/>
+            <w:tcW w:type="dxa" w:w="1862"/>
+            <w:tcMar>
+              <w:top w:w="80" w:type="dxa"/>
+              <w:bottom w:w="80" w:type="dxa"/>
+              <w:left w:w="120" w:type="dxa"/>
+              <w:right w:w="120" w:type="dxa"/>
+            </w:tcMar>
+          </w:tcPr>
+          <w:p>
+            <w:pPr>
+              <w:spacing w:line="276" w:lineRule="auto" w:after="40"/>
+              <w:jc w:val="center"/>
+            </w:pPr>
+            <w:r/>
+            <w:r>
+              <w:rPr>
+                <w:rFonts w:ascii="Times New Roman" w:hAnsi="Times New Roman" w:cs="Times New Roman" w:eastAsia="Times New Roman"/>
+                <w:b w:val="0"/>
+                <w:i w:val="0"/>
+                <w:sz w:val="26"/>
               </w:rPr>
               <w:t>1</w:t>
             </w:r>
@@ -2066,19 +2262,26 @@
         </w:tc>
         <w:tc>
           <w:tcPr>
-            <w:tcW w:type="dxa" w:w="1247"/>
-            <w:vAlign w:val="center"/>
-          </w:tcPr>
-          <w:p>
-            <w:pPr>
-              <w:spacing w:before="40" w:after="40" w:line="276" w:lineRule="auto"/>
-              <w:jc w:val="center"/>
-            </w:pPr>
-            <w:r>
-              <w:rPr>
-                <w:rFonts w:ascii="Times New Roman" w:hAnsi="Times New Roman"/>
-                <w:sz w:val="26"/>
-                <w:rFonts w:ascii="Times New Roman" w:hAnsi="Times New Roman" w:cs="Times New Roman"/>
+            <w:tcW w:type="dxa" w:w="1862"/>
+            <w:tcMar>
+              <w:top w:w="80" w:type="dxa"/>
+              <w:bottom w:w="80" w:type="dxa"/>
+              <w:left w:w="120" w:type="dxa"/>
+              <w:right w:w="120" w:type="dxa"/>
+            </w:tcMar>
+          </w:tcPr>
+          <w:p>
+            <w:pPr>
+              <w:spacing w:line="276" w:lineRule="auto" w:after="40"/>
+              <w:jc w:val="center"/>
+            </w:pPr>
+            <w:r/>
+            <w:r>
+              <w:rPr>
+                <w:rFonts w:ascii="Times New Roman" w:hAnsi="Times New Roman" w:cs="Times New Roman" w:eastAsia="Times New Roman"/>
+                <w:b w:val="0"/>
+                <w:i w:val="0"/>
+                <w:sz w:val="26"/>
               </w:rPr>
               <w:t>6</w:t>
             </w:r>
@@ -2086,21 +2289,28 @@
         </w:tc>
         <w:tc>
           <w:tcPr>
-            <w:tcW w:type="dxa" w:w="3402"/>
-            <w:vAlign w:val="center"/>
-          </w:tcPr>
-          <w:p>
-            <w:pPr>
-              <w:spacing w:before="40" w:after="40" w:line="276" w:lineRule="auto"/>
-              <w:jc w:val="both"/>
-            </w:pPr>
-            <w:r>
-              <w:rPr>
-                <w:rFonts w:ascii="Times New Roman" w:hAnsi="Times New Roman"/>
-                <w:sz w:val="26"/>
-                <w:rFonts w:ascii="Times New Roman" w:hAnsi="Times New Roman" w:cs="Times New Roman"/>
-              </w:rPr>
-              <w:t>Tìm hiểu phương tiện cảnh sát; lắp xe cảnh sát tuần tra.</w:t>
+            <w:tcW w:type="dxa" w:w="1862"/>
+            <w:tcMar>
+              <w:top w:w="80" w:type="dxa"/>
+              <w:bottom w:w="80" w:type="dxa"/>
+              <w:left w:w="120" w:type="dxa"/>
+              <w:right w:w="120" w:type="dxa"/>
+            </w:tcMar>
+          </w:tcPr>
+          <w:p>
+            <w:pPr>
+              <w:spacing w:line="276" w:lineRule="auto" w:after="40"/>
+              <w:jc w:val="left"/>
+            </w:pPr>
+            <w:r/>
+            <w:r>
+              <w:rPr>
+                <w:rFonts w:ascii="Times New Roman" w:hAnsi="Times New Roman" w:cs="Times New Roman" w:eastAsia="Times New Roman"/>
+                <w:b w:val="0"/>
+                <w:i w:val="0"/>
+                <w:sz w:val="26"/>
+              </w:rPr>
+              <w:t>Tìm hiểu phương tiện cảnh sát; lắp xe cảnh sát tuần tra an ninh.</w:t>
             </w:r>
           </w:p>
         </w:tc>
@@ -2108,19 +2318,26 @@
       <w:tr>
         <w:tc>
           <w:tcPr>
-            <w:tcW w:type="dxa" w:w="680"/>
-            <w:vAlign w:val="center"/>
-          </w:tcPr>
-          <w:p>
-            <w:pPr>
-              <w:spacing w:before="40" w:after="40" w:line="276" w:lineRule="auto"/>
-              <w:jc w:val="center"/>
-            </w:pPr>
-            <w:r>
-              <w:rPr>
-                <w:rFonts w:ascii="Times New Roman" w:hAnsi="Times New Roman"/>
-                <w:sz w:val="26"/>
-                <w:rFonts w:ascii="Times New Roman" w:hAnsi="Times New Roman" w:cs="Times New Roman"/>
+            <w:tcW w:type="dxa" w:w="1862"/>
+            <w:tcMar>
+              <w:top w:w="80" w:type="dxa"/>
+              <w:bottom w:w="80" w:type="dxa"/>
+              <w:left w:w="120" w:type="dxa"/>
+              <w:right w:w="120" w:type="dxa"/>
+            </w:tcMar>
+          </w:tcPr>
+          <w:p>
+            <w:pPr>
+              <w:spacing w:line="276" w:lineRule="auto" w:after="40"/>
+              <w:jc w:val="center"/>
+            </w:pPr>
+            <w:r/>
+            <w:r>
+              <w:rPr>
+                <w:rFonts w:ascii="Times New Roman" w:hAnsi="Times New Roman" w:cs="Times New Roman" w:eastAsia="Times New Roman"/>
+                <w:b w:val="0"/>
+                <w:i w:val="0"/>
+                <w:sz w:val="26"/>
               </w:rPr>
               <w:t>7</w:t>
             </w:r>
@@ -2128,19 +2345,26 @@
         </w:tc>
         <w:tc>
           <w:tcPr>
-            <w:tcW w:type="dxa" w:w="3118"/>
-            <w:vAlign w:val="center"/>
-          </w:tcPr>
-          <w:p>
-            <w:pPr>
-              <w:spacing w:before="40" w:after="40" w:line="276" w:lineRule="auto"/>
-              <w:jc w:val="both"/>
-            </w:pPr>
-            <w:r>
-              <w:rPr>
-                <w:rFonts w:ascii="Times New Roman" w:hAnsi="Times New Roman"/>
-                <w:sz w:val="26"/>
-                <w:rFonts w:ascii="Times New Roman" w:hAnsi="Times New Roman" w:cs="Times New Roman"/>
+            <w:tcW w:type="dxa" w:w="1862"/>
+            <w:tcMar>
+              <w:top w:w="80" w:type="dxa"/>
+              <w:bottom w:w="80" w:type="dxa"/>
+              <w:left w:w="120" w:type="dxa"/>
+              <w:right w:w="120" w:type="dxa"/>
+            </w:tcMar>
+          </w:tcPr>
+          <w:p>
+            <w:pPr>
+              <w:spacing w:line="276" w:lineRule="auto" w:after="40"/>
+              <w:jc w:val="left"/>
+            </w:pPr>
+            <w:r/>
+            <w:r>
+              <w:rPr>
+                <w:rFonts w:ascii="Times New Roman" w:hAnsi="Times New Roman" w:cs="Times New Roman" w:eastAsia="Times New Roman"/>
+                <w:b w:val="0"/>
+                <w:i w:val="0"/>
+                <w:sz w:val="26"/>
               </w:rPr>
               <w:t>Bài 6. Khám phá xe cứu hoả</w:t>
             </w:r>
@@ -2148,19 +2372,26 @@
         </w:tc>
         <w:tc>
           <w:tcPr>
-            <w:tcW w:type="dxa" w:w="850"/>
-            <w:vAlign w:val="center"/>
-          </w:tcPr>
-          <w:p>
-            <w:pPr>
-              <w:spacing w:before="40" w:after="40" w:line="276" w:lineRule="auto"/>
-              <w:jc w:val="center"/>
-            </w:pPr>
-            <w:r>
-              <w:rPr>
-                <w:rFonts w:ascii="Times New Roman" w:hAnsi="Times New Roman"/>
-                <w:sz w:val="26"/>
-                <w:rFonts w:ascii="Times New Roman" w:hAnsi="Times New Roman" w:cs="Times New Roman"/>
+            <w:tcW w:type="dxa" w:w="1862"/>
+            <w:tcMar>
+              <w:top w:w="80" w:type="dxa"/>
+              <w:bottom w:w="80" w:type="dxa"/>
+              <w:left w:w="120" w:type="dxa"/>
+              <w:right w:w="120" w:type="dxa"/>
+            </w:tcMar>
+          </w:tcPr>
+          <w:p>
+            <w:pPr>
+              <w:spacing w:line="276" w:lineRule="auto" w:after="40"/>
+              <w:jc w:val="center"/>
+            </w:pPr>
+            <w:r/>
+            <w:r>
+              <w:rPr>
+                <w:rFonts w:ascii="Times New Roman" w:hAnsi="Times New Roman" w:cs="Times New Roman" w:eastAsia="Times New Roman"/>
+                <w:b w:val="0"/>
+                <w:i w:val="0"/>
+                <w:sz w:val="26"/>
               </w:rPr>
               <w:t>1</w:t>
             </w:r>
@@ -2168,19 +2399,26 @@
         </w:tc>
         <w:tc>
           <w:tcPr>
-            <w:tcW w:type="dxa" w:w="1247"/>
-            <w:vAlign w:val="center"/>
-          </w:tcPr>
-          <w:p>
-            <w:pPr>
-              <w:spacing w:before="40" w:after="40" w:line="276" w:lineRule="auto"/>
-              <w:jc w:val="center"/>
-            </w:pPr>
-            <w:r>
-              <w:rPr>
-                <w:rFonts w:ascii="Times New Roman" w:hAnsi="Times New Roman"/>
-                <w:sz w:val="26"/>
-                <w:rFonts w:ascii="Times New Roman" w:hAnsi="Times New Roman" w:cs="Times New Roman"/>
+            <w:tcW w:type="dxa" w:w="1862"/>
+            <w:tcMar>
+              <w:top w:w="80" w:type="dxa"/>
+              <w:bottom w:w="80" w:type="dxa"/>
+              <w:left w:w="120" w:type="dxa"/>
+              <w:right w:w="120" w:type="dxa"/>
+            </w:tcMar>
+          </w:tcPr>
+          <w:p>
+            <w:pPr>
+              <w:spacing w:line="276" w:lineRule="auto" w:after="40"/>
+              <w:jc w:val="center"/>
+            </w:pPr>
+            <w:r/>
+            <w:r>
+              <w:rPr>
+                <w:rFonts w:ascii="Times New Roman" w:hAnsi="Times New Roman" w:cs="Times New Roman" w:eastAsia="Times New Roman"/>
+                <w:b w:val="0"/>
+                <w:i w:val="0"/>
+                <w:sz w:val="26"/>
               </w:rPr>
               <w:t>7</w:t>
             </w:r>
@@ -2188,21 +2426,28 @@
         </w:tc>
         <w:tc>
           <w:tcPr>
-            <w:tcW w:type="dxa" w:w="3402"/>
-            <w:vAlign w:val="center"/>
-          </w:tcPr>
-          <w:p>
-            <w:pPr>
-              <w:spacing w:before="40" w:after="40" w:line="276" w:lineRule="auto"/>
-              <w:jc w:val="both"/>
-            </w:pPr>
-            <w:r>
-              <w:rPr>
-                <w:rFonts w:ascii="Times New Roman" w:hAnsi="Times New Roman"/>
-                <w:sz w:val="26"/>
-                <w:rFonts w:ascii="Times New Roman" w:hAnsi="Times New Roman" w:cs="Times New Roman"/>
-              </w:rPr>
-              <w:t>Tìm hiểu bộ phận xe cứu hỏa và nhiệm vụ lính cứu hỏa; lắp xe cứu hỏa.</w:t>
+            <w:tcW w:type="dxa" w:w="1862"/>
+            <w:tcMar>
+              <w:top w:w="80" w:type="dxa"/>
+              <w:bottom w:w="80" w:type="dxa"/>
+              <w:left w:w="120" w:type="dxa"/>
+              <w:right w:w="120" w:type="dxa"/>
+            </w:tcMar>
+          </w:tcPr>
+          <w:p>
+            <w:pPr>
+              <w:spacing w:line="276" w:lineRule="auto" w:after="40"/>
+              <w:jc w:val="left"/>
+            </w:pPr>
+            <w:r/>
+            <w:r>
+              <w:rPr>
+                <w:rFonts w:ascii="Times New Roman" w:hAnsi="Times New Roman" w:cs="Times New Roman" w:eastAsia="Times New Roman"/>
+                <w:b w:val="0"/>
+                <w:i w:val="0"/>
+                <w:sz w:val="26"/>
+              </w:rPr>
+              <w:t>Tìm hiểu bộ phận xe cứu hỏa và trang bị; lắp xe cứu hoả cơ bản.</w:t>
             </w:r>
           </w:p>
         </w:tc>
@@ -2210,19 +2455,26 @@
       <w:tr>
         <w:tc>
           <w:tcPr>
-            <w:tcW w:type="dxa" w:w="680"/>
-            <w:vAlign w:val="center"/>
-          </w:tcPr>
-          <w:p>
-            <w:pPr>
-              <w:spacing w:before="40" w:after="40" w:line="276" w:lineRule="auto"/>
-              <w:jc w:val="center"/>
-            </w:pPr>
-            <w:r>
-              <w:rPr>
-                <w:rFonts w:ascii="Times New Roman" w:hAnsi="Times New Roman"/>
-                <w:sz w:val="26"/>
-                <w:rFonts w:ascii="Times New Roman" w:hAnsi="Times New Roman" w:cs="Times New Roman"/>
+            <w:tcW w:type="dxa" w:w="1862"/>
+            <w:tcMar>
+              <w:top w:w="80" w:type="dxa"/>
+              <w:bottom w:w="80" w:type="dxa"/>
+              <w:left w:w="120" w:type="dxa"/>
+              <w:right w:w="120" w:type="dxa"/>
+            </w:tcMar>
+          </w:tcPr>
+          <w:p>
+            <w:pPr>
+              <w:spacing w:line="276" w:lineRule="auto" w:after="40"/>
+              <w:jc w:val="center"/>
+            </w:pPr>
+            <w:r/>
+            <w:r>
+              <w:rPr>
+                <w:rFonts w:ascii="Times New Roman" w:hAnsi="Times New Roman" w:cs="Times New Roman" w:eastAsia="Times New Roman"/>
+                <w:b w:val="0"/>
+                <w:i w:val="0"/>
+                <w:sz w:val="26"/>
               </w:rPr>
               <w:t>8</w:t>
             </w:r>
@@ -2230,19 +2482,26 @@
         </w:tc>
         <w:tc>
           <w:tcPr>
-            <w:tcW w:type="dxa" w:w="3118"/>
-            <w:vAlign w:val="center"/>
-          </w:tcPr>
-          <w:p>
-            <w:pPr>
-              <w:spacing w:before="40" w:after="40" w:line="276" w:lineRule="auto"/>
-              <w:jc w:val="both"/>
-            </w:pPr>
-            <w:r>
-              <w:rPr>
-                <w:rFonts w:ascii="Times New Roman" w:hAnsi="Times New Roman"/>
-                <w:sz w:val="26"/>
-                <w:rFonts w:ascii="Times New Roman" w:hAnsi="Times New Roman" w:cs="Times New Roman"/>
+            <w:tcW w:type="dxa" w:w="1862"/>
+            <w:tcMar>
+              <w:top w:w="80" w:type="dxa"/>
+              <w:bottom w:w="80" w:type="dxa"/>
+              <w:left w:w="120" w:type="dxa"/>
+              <w:right w:w="120" w:type="dxa"/>
+            </w:tcMar>
+          </w:tcPr>
+          <w:p>
+            <w:pPr>
+              <w:spacing w:line="276" w:lineRule="auto" w:after="40"/>
+              <w:jc w:val="left"/>
+            </w:pPr>
+            <w:r/>
+            <w:r>
+              <w:rPr>
+                <w:rFonts w:ascii="Times New Roman" w:hAnsi="Times New Roman" w:cs="Times New Roman" w:eastAsia="Times New Roman"/>
+                <w:b w:val="0"/>
+                <w:i w:val="0"/>
+                <w:sz w:val="26"/>
               </w:rPr>
               <w:t>Bài 7. Người giao hàng đã đến</w:t>
             </w:r>
@@ -2250,19 +2509,26 @@
         </w:tc>
         <w:tc>
           <w:tcPr>
-            <w:tcW w:type="dxa" w:w="850"/>
-            <w:vAlign w:val="center"/>
-          </w:tcPr>
-          <w:p>
-            <w:pPr>
-              <w:spacing w:before="40" w:after="40" w:line="276" w:lineRule="auto"/>
-              <w:jc w:val="center"/>
-            </w:pPr>
-            <w:r>
-              <w:rPr>
-                <w:rFonts w:ascii="Times New Roman" w:hAnsi="Times New Roman"/>
-                <w:sz w:val="26"/>
-                <w:rFonts w:ascii="Times New Roman" w:hAnsi="Times New Roman" w:cs="Times New Roman"/>
+            <w:tcW w:type="dxa" w:w="1862"/>
+            <w:tcMar>
+              <w:top w:w="80" w:type="dxa"/>
+              <w:bottom w:w="80" w:type="dxa"/>
+              <w:left w:w="120" w:type="dxa"/>
+              <w:right w:w="120" w:type="dxa"/>
+            </w:tcMar>
+          </w:tcPr>
+          <w:p>
+            <w:pPr>
+              <w:spacing w:line="276" w:lineRule="auto" w:after="40"/>
+              <w:jc w:val="center"/>
+            </w:pPr>
+            <w:r/>
+            <w:r>
+              <w:rPr>
+                <w:rFonts w:ascii="Times New Roman" w:hAnsi="Times New Roman" w:cs="Times New Roman" w:eastAsia="Times New Roman"/>
+                <w:b w:val="0"/>
+                <w:i w:val="0"/>
+                <w:sz w:val="26"/>
               </w:rPr>
               <w:t>1</w:t>
             </w:r>
@@ -2270,19 +2536,26 @@
         </w:tc>
         <w:tc>
           <w:tcPr>
-            <w:tcW w:type="dxa" w:w="1247"/>
-            <w:vAlign w:val="center"/>
-          </w:tcPr>
-          <w:p>
-            <w:pPr>
-              <w:spacing w:before="40" w:after="40" w:line="276" w:lineRule="auto"/>
-              <w:jc w:val="center"/>
-            </w:pPr>
-            <w:r>
-              <w:rPr>
-                <w:rFonts w:ascii="Times New Roman" w:hAnsi="Times New Roman"/>
-                <w:sz w:val="26"/>
-                <w:rFonts w:ascii="Times New Roman" w:hAnsi="Times New Roman" w:cs="Times New Roman"/>
+            <w:tcW w:type="dxa" w:w="1862"/>
+            <w:tcMar>
+              <w:top w:w="80" w:type="dxa"/>
+              <w:bottom w:w="80" w:type="dxa"/>
+              <w:left w:w="120" w:type="dxa"/>
+              <w:right w:w="120" w:type="dxa"/>
+            </w:tcMar>
+          </w:tcPr>
+          <w:p>
+            <w:pPr>
+              <w:spacing w:line="276" w:lineRule="auto" w:after="40"/>
+              <w:jc w:val="center"/>
+            </w:pPr>
+            <w:r/>
+            <w:r>
+              <w:rPr>
+                <w:rFonts w:ascii="Times New Roman" w:hAnsi="Times New Roman" w:cs="Times New Roman" w:eastAsia="Times New Roman"/>
+                <w:b w:val="0"/>
+                <w:i w:val="0"/>
+                <w:sz w:val="26"/>
               </w:rPr>
               <w:t>8</w:t>
             </w:r>
@@ -2290,21 +2563,28 @@
         </w:tc>
         <w:tc>
           <w:tcPr>
-            <w:tcW w:type="dxa" w:w="3402"/>
-            <w:vAlign w:val="center"/>
-          </w:tcPr>
-          <w:p>
-            <w:pPr>
-              <w:spacing w:before="40" w:after="40" w:line="276" w:lineRule="auto"/>
-              <w:jc w:val="both"/>
-            </w:pPr>
-            <w:r>
-              <w:rPr>
-                <w:rFonts w:ascii="Times New Roman" w:hAnsi="Times New Roman"/>
-                <w:sz w:val="26"/>
-                <w:rFonts w:ascii="Times New Roman" w:hAnsi="Times New Roman" w:cs="Times New Roman"/>
-              </w:rPr>
-              <w:t>Tìm hiểu hình thức giao hàng, vận chuyển; lắp robot giao hàng.</w:t>
+            <w:tcW w:type="dxa" w:w="1862"/>
+            <w:tcMar>
+              <w:top w:w="80" w:type="dxa"/>
+              <w:bottom w:w="80" w:type="dxa"/>
+              <w:left w:w="120" w:type="dxa"/>
+              <w:right w:w="120" w:type="dxa"/>
+            </w:tcMar>
+          </w:tcPr>
+          <w:p>
+            <w:pPr>
+              <w:spacing w:line="276" w:lineRule="auto" w:after="40"/>
+              <w:jc w:val="left"/>
+            </w:pPr>
+            <w:r/>
+            <w:r>
+              <w:rPr>
+                <w:rFonts w:ascii="Times New Roman" w:hAnsi="Times New Roman" w:cs="Times New Roman" w:eastAsia="Times New Roman"/>
+                <w:b w:val="0"/>
+                <w:i w:val="0"/>
+                <w:sz w:val="26"/>
+              </w:rPr>
+              <w:t>Tìm hiểu hình thức giao hàng, phân loại hàng; lắp robot xe giao hàng.</w:t>
             </w:r>
           </w:p>
         </w:tc>
@@ -2312,19 +2592,26 @@
       <w:tr>
         <w:tc>
           <w:tcPr>
-            <w:tcW w:type="dxa" w:w="680"/>
-            <w:vAlign w:val="center"/>
-          </w:tcPr>
-          <w:p>
-            <w:pPr>
-              <w:spacing w:before="40" w:after="40" w:line="276" w:lineRule="auto"/>
-              <w:jc w:val="center"/>
-            </w:pPr>
-            <w:r>
-              <w:rPr>
-                <w:rFonts w:ascii="Times New Roman" w:hAnsi="Times New Roman"/>
-                <w:sz w:val="26"/>
-                <w:rFonts w:ascii="Times New Roman" w:hAnsi="Times New Roman" w:cs="Times New Roman"/>
+            <w:tcW w:type="dxa" w:w="1862"/>
+            <w:tcMar>
+              <w:top w:w="80" w:type="dxa"/>
+              <w:bottom w:w="80" w:type="dxa"/>
+              <w:left w:w="120" w:type="dxa"/>
+              <w:right w:w="120" w:type="dxa"/>
+            </w:tcMar>
+          </w:tcPr>
+          <w:p>
+            <w:pPr>
+              <w:spacing w:line="276" w:lineRule="auto" w:after="40"/>
+              <w:jc w:val="center"/>
+            </w:pPr>
+            <w:r/>
+            <w:r>
+              <w:rPr>
+                <w:rFonts w:ascii="Times New Roman" w:hAnsi="Times New Roman" w:cs="Times New Roman" w:eastAsia="Times New Roman"/>
+                <w:b w:val="0"/>
+                <w:i w:val="0"/>
+                <w:sz w:val="26"/>
               </w:rPr>
               <w:t>9</w:t>
             </w:r>
@@ -2332,39 +2619,53 @@
         </w:tc>
         <w:tc>
           <w:tcPr>
-            <w:tcW w:type="dxa" w:w="3118"/>
-            <w:vAlign w:val="center"/>
-          </w:tcPr>
-          <w:p>
-            <w:pPr>
-              <w:spacing w:before="40" w:after="40" w:line="276" w:lineRule="auto"/>
-              <w:jc w:val="both"/>
-            </w:pPr>
-            <w:r>
-              <w:rPr>
-                <w:rFonts w:ascii="Times New Roman" w:hAnsi="Times New Roman"/>
-                <w:sz w:val="26"/>
-                <w:rFonts w:ascii="Times New Roman" w:hAnsi="Times New Roman" w:cs="Times New Roman"/>
-              </w:rPr>
-              <w:t>Bài 8. Thế giới khủng long</w:t>
-            </w:r>
-          </w:p>
-        </w:tc>
-        <w:tc>
-          <w:tcPr>
-            <w:tcW w:type="dxa" w:w="850"/>
-            <w:vAlign w:val="center"/>
-          </w:tcPr>
-          <w:p>
-            <w:pPr>
-              <w:spacing w:before="40" w:after="40" w:line="276" w:lineRule="auto"/>
-              <w:jc w:val="center"/>
-            </w:pPr>
-            <w:r>
-              <w:rPr>
-                <w:rFonts w:ascii="Times New Roman" w:hAnsi="Times New Roman"/>
-                <w:sz w:val="26"/>
-                <w:rFonts w:ascii="Times New Roman" w:hAnsi="Times New Roman" w:cs="Times New Roman"/>
+            <w:tcW w:type="dxa" w:w="1862"/>
+            <w:tcMar>
+              <w:top w:w="80" w:type="dxa"/>
+              <w:bottom w:w="80" w:type="dxa"/>
+              <w:left w:w="120" w:type="dxa"/>
+              <w:right w:w="120" w:type="dxa"/>
+            </w:tcMar>
+          </w:tcPr>
+          <w:p>
+            <w:pPr>
+              <w:spacing w:line="276" w:lineRule="auto" w:after="40"/>
+              <w:jc w:val="left"/>
+            </w:pPr>
+            <w:r/>
+            <w:r>
+              <w:rPr>
+                <w:rFonts w:ascii="Times New Roman" w:hAnsi="Times New Roman" w:cs="Times New Roman" w:eastAsia="Times New Roman"/>
+                <w:b/>
+                <w:i w:val="0"/>
+                <w:sz w:val="26"/>
+              </w:rPr>
+              <w:t>Ôn tập Đánh giá định kỳ 1</w:t>
+            </w:r>
+          </w:p>
+        </w:tc>
+        <w:tc>
+          <w:tcPr>
+            <w:tcW w:type="dxa" w:w="1862"/>
+            <w:tcMar>
+              <w:top w:w="80" w:type="dxa"/>
+              <w:bottom w:w="80" w:type="dxa"/>
+              <w:left w:w="120" w:type="dxa"/>
+              <w:right w:w="120" w:type="dxa"/>
+            </w:tcMar>
+          </w:tcPr>
+          <w:p>
+            <w:pPr>
+              <w:spacing w:line="276" w:lineRule="auto" w:after="40"/>
+              <w:jc w:val="center"/>
+            </w:pPr>
+            <w:r/>
+            <w:r>
+              <w:rPr>
+                <w:rFonts w:ascii="Times New Roman" w:hAnsi="Times New Roman" w:cs="Times New Roman" w:eastAsia="Times New Roman"/>
+                <w:b w:val="0"/>
+                <w:i w:val="0"/>
+                <w:sz w:val="26"/>
               </w:rPr>
               <w:t>1</w:t>
             </w:r>
@@ -2372,19 +2673,26 @@
         </w:tc>
         <w:tc>
           <w:tcPr>
-            <w:tcW w:type="dxa" w:w="1247"/>
-            <w:vAlign w:val="center"/>
-          </w:tcPr>
-          <w:p>
-            <w:pPr>
-              <w:spacing w:before="40" w:after="40" w:line="276" w:lineRule="auto"/>
-              <w:jc w:val="center"/>
-            </w:pPr>
-            <w:r>
-              <w:rPr>
-                <w:rFonts w:ascii="Times New Roman" w:hAnsi="Times New Roman"/>
-                <w:sz w:val="26"/>
-                <w:rFonts w:ascii="Times New Roman" w:hAnsi="Times New Roman" w:cs="Times New Roman"/>
+            <w:tcW w:type="dxa" w:w="1862"/>
+            <w:tcMar>
+              <w:top w:w="80" w:type="dxa"/>
+              <w:bottom w:w="80" w:type="dxa"/>
+              <w:left w:w="120" w:type="dxa"/>
+              <w:right w:w="120" w:type="dxa"/>
+            </w:tcMar>
+          </w:tcPr>
+          <w:p>
+            <w:pPr>
+              <w:spacing w:line="276" w:lineRule="auto" w:after="40"/>
+              <w:jc w:val="center"/>
+            </w:pPr>
+            <w:r/>
+            <w:r>
+              <w:rPr>
+                <w:rFonts w:ascii="Times New Roman" w:hAnsi="Times New Roman" w:cs="Times New Roman" w:eastAsia="Times New Roman"/>
+                <w:b w:val="0"/>
+                <w:i w:val="0"/>
+                <w:sz w:val="26"/>
               </w:rPr>
               <w:t>9</w:t>
             </w:r>
@@ -2392,21 +2700,28 @@
         </w:tc>
         <w:tc>
           <w:tcPr>
-            <w:tcW w:type="dxa" w:w="3402"/>
-            <w:vAlign w:val="center"/>
-          </w:tcPr>
-          <w:p>
-            <w:pPr>
-              <w:spacing w:before="40" w:after="40" w:line="276" w:lineRule="auto"/>
-              <w:jc w:val="both"/>
-            </w:pPr>
-            <w:r>
-              <w:rPr>
-                <w:rFonts w:ascii="Times New Roman" w:hAnsi="Times New Roman"/>
-                <w:sz w:val="26"/>
-                <w:rFonts w:ascii="Times New Roman" w:hAnsi="Times New Roman" w:cs="Times New Roman"/>
-              </w:rPr>
-              <w:t>Tìm hiểu nguồn gốc khủng long; lắp mô hình khủng long.</w:t>
+            <w:tcW w:type="dxa" w:w="1862"/>
+            <w:tcMar>
+              <w:top w:w="80" w:type="dxa"/>
+              <w:bottom w:w="80" w:type="dxa"/>
+              <w:left w:w="120" w:type="dxa"/>
+              <w:right w:w="120" w:type="dxa"/>
+            </w:tcMar>
+          </w:tcPr>
+          <w:p>
+            <w:pPr>
+              <w:spacing w:line="276" w:lineRule="auto" w:after="40"/>
+              <w:jc w:val="left"/>
+            </w:pPr>
+            <w:r/>
+            <w:r>
+              <w:rPr>
+                <w:rFonts w:ascii="Times New Roman" w:hAnsi="Times New Roman" w:cs="Times New Roman" w:eastAsia="Times New Roman"/>
+                <w:b w:val="0"/>
+                <w:i w:val="0"/>
+                <w:sz w:val="26"/>
+              </w:rPr>
+              <w:t>Hệ thống hóa kiến thức chuẩn bị Đánh giá định kỳ 1.</w:t>
             </w:r>
           </w:p>
         </w:tc>
@@ -2414,19 +2729,26 @@
       <w:tr>
         <w:tc>
           <w:tcPr>
-            <w:tcW w:type="dxa" w:w="680"/>
-            <w:vAlign w:val="center"/>
-          </w:tcPr>
-          <w:p>
-            <w:pPr>
-              <w:spacing w:before="40" w:after="40" w:line="276" w:lineRule="auto"/>
-              <w:jc w:val="center"/>
-            </w:pPr>
-            <w:r>
-              <w:rPr>
-                <w:rFonts w:ascii="Times New Roman" w:hAnsi="Times New Roman"/>
-                <w:sz w:val="26"/>
-                <w:rFonts w:ascii="Times New Roman" w:hAnsi="Times New Roman" w:cs="Times New Roman"/>
+            <w:tcW w:type="dxa" w:w="1862"/>
+            <w:tcMar>
+              <w:top w:w="80" w:type="dxa"/>
+              <w:bottom w:w="80" w:type="dxa"/>
+              <w:left w:w="120" w:type="dxa"/>
+              <w:right w:w="120" w:type="dxa"/>
+            </w:tcMar>
+          </w:tcPr>
+          <w:p>
+            <w:pPr>
+              <w:spacing w:line="276" w:lineRule="auto" w:after="40"/>
+              <w:jc w:val="center"/>
+            </w:pPr>
+            <w:r/>
+            <w:r>
+              <w:rPr>
+                <w:rFonts w:ascii="Times New Roman" w:hAnsi="Times New Roman" w:cs="Times New Roman" w:eastAsia="Times New Roman"/>
+                <w:b w:val="0"/>
+                <w:i w:val="0"/>
+                <w:sz w:val="26"/>
               </w:rPr>
               <w:t>10</w:t>
             </w:r>
@@ -2434,39 +2756,53 @@
         </w:tc>
         <w:tc>
           <w:tcPr>
-            <w:tcW w:type="dxa" w:w="3118"/>
-            <w:vAlign w:val="center"/>
-          </w:tcPr>
-          <w:p>
-            <w:pPr>
-              <w:spacing w:before="40" w:after="40" w:line="276" w:lineRule="auto"/>
-              <w:jc w:val="both"/>
-            </w:pPr>
-            <w:r>
-              <w:rPr>
-                <w:rFonts w:ascii="Times New Roman" w:hAnsi="Times New Roman"/>
-                <w:sz w:val="26"/>
-                <w:rFonts w:ascii="Times New Roman" w:hAnsi="Times New Roman" w:cs="Times New Roman"/>
-              </w:rPr>
-              <w:t>Ôn tập Đánh giá định kỳ 1</w:t>
-            </w:r>
-          </w:p>
-        </w:tc>
-        <w:tc>
-          <w:tcPr>
-            <w:tcW w:type="dxa" w:w="850"/>
-            <w:vAlign w:val="center"/>
-          </w:tcPr>
-          <w:p>
-            <w:pPr>
-              <w:spacing w:before="40" w:after="40" w:line="276" w:lineRule="auto"/>
-              <w:jc w:val="center"/>
-            </w:pPr>
-            <w:r>
-              <w:rPr>
-                <w:rFonts w:ascii="Times New Roman" w:hAnsi="Times New Roman"/>
-                <w:sz w:val="26"/>
-                <w:rFonts w:ascii="Times New Roman" w:hAnsi="Times New Roman" w:cs="Times New Roman"/>
+            <w:tcW w:type="dxa" w:w="1862"/>
+            <w:tcMar>
+              <w:top w:w="80" w:type="dxa"/>
+              <w:bottom w:w="80" w:type="dxa"/>
+              <w:left w:w="120" w:type="dxa"/>
+              <w:right w:w="120" w:type="dxa"/>
+            </w:tcMar>
+          </w:tcPr>
+          <w:p>
+            <w:pPr>
+              <w:spacing w:line="276" w:lineRule="auto" w:after="40"/>
+              <w:jc w:val="left"/>
+            </w:pPr>
+            <w:r/>
+            <w:r>
+              <w:rPr>
+                <w:rFonts w:ascii="Times New Roman" w:hAnsi="Times New Roman" w:cs="Times New Roman" w:eastAsia="Times New Roman"/>
+                <w:b/>
+                <w:i w:val="0"/>
+                <w:sz w:val="26"/>
+              </w:rPr>
+              <w:t>Đánh giá định kỳ 1</w:t>
+            </w:r>
+          </w:p>
+        </w:tc>
+        <w:tc>
+          <w:tcPr>
+            <w:tcW w:type="dxa" w:w="1862"/>
+            <w:tcMar>
+              <w:top w:w="80" w:type="dxa"/>
+              <w:bottom w:w="80" w:type="dxa"/>
+              <w:left w:w="120" w:type="dxa"/>
+              <w:right w:w="120" w:type="dxa"/>
+            </w:tcMar>
+          </w:tcPr>
+          <w:p>
+            <w:pPr>
+              <w:spacing w:line="276" w:lineRule="auto" w:after="40"/>
+              <w:jc w:val="center"/>
+            </w:pPr>
+            <w:r/>
+            <w:r>
+              <w:rPr>
+                <w:rFonts w:ascii="Times New Roman" w:hAnsi="Times New Roman" w:cs="Times New Roman" w:eastAsia="Times New Roman"/>
+                <w:b w:val="0"/>
+                <w:i w:val="0"/>
+                <w:sz w:val="26"/>
               </w:rPr>
               <w:t>1</w:t>
             </w:r>
@@ -2474,19 +2810,26 @@
         </w:tc>
         <w:tc>
           <w:tcPr>
-            <w:tcW w:type="dxa" w:w="1247"/>
-            <w:vAlign w:val="center"/>
-          </w:tcPr>
-          <w:p>
-            <w:pPr>
-              <w:spacing w:before="40" w:after="40" w:line="276" w:lineRule="auto"/>
-              <w:jc w:val="center"/>
-            </w:pPr>
-            <w:r>
-              <w:rPr>
-                <w:rFonts w:ascii="Times New Roman" w:hAnsi="Times New Roman"/>
-                <w:sz w:val="26"/>
-                <w:rFonts w:ascii="Times New Roman" w:hAnsi="Times New Roman" w:cs="Times New Roman"/>
+            <w:tcW w:type="dxa" w:w="1862"/>
+            <w:tcMar>
+              <w:top w:w="80" w:type="dxa"/>
+              <w:bottom w:w="80" w:type="dxa"/>
+              <w:left w:w="120" w:type="dxa"/>
+              <w:right w:w="120" w:type="dxa"/>
+            </w:tcMar>
+          </w:tcPr>
+          <w:p>
+            <w:pPr>
+              <w:spacing w:line="276" w:lineRule="auto" w:after="40"/>
+              <w:jc w:val="center"/>
+            </w:pPr>
+            <w:r/>
+            <w:r>
+              <w:rPr>
+                <w:rFonts w:ascii="Times New Roman" w:hAnsi="Times New Roman" w:cs="Times New Roman" w:eastAsia="Times New Roman"/>
+                <w:b w:val="0"/>
+                <w:i w:val="0"/>
+                <w:sz w:val="26"/>
               </w:rPr>
               <w:t>10</w:t>
             </w:r>
@@ -2494,21 +2837,28 @@
         </w:tc>
         <w:tc>
           <w:tcPr>
-            <w:tcW w:type="dxa" w:w="3402"/>
-            <w:vAlign w:val="center"/>
-          </w:tcPr>
-          <w:p>
-            <w:pPr>
-              <w:spacing w:before="40" w:after="40" w:line="276" w:lineRule="auto"/>
-              <w:jc w:val="both"/>
-            </w:pPr>
-            <w:r>
-              <w:rPr>
-                <w:rFonts w:ascii="Times New Roman" w:hAnsi="Times New Roman"/>
-                <w:sz w:val="26"/>
-                <w:rFonts w:ascii="Times New Roman" w:hAnsi="Times New Roman" w:cs="Times New Roman"/>
-              </w:rPr>
-              <w:t>Hệ thống hóa kiến thức chuẩn bị Đánh giá định kỳ 1.</w:t>
+            <w:tcW w:type="dxa" w:w="1862"/>
+            <w:tcMar>
+              <w:top w:w="80" w:type="dxa"/>
+              <w:bottom w:w="80" w:type="dxa"/>
+              <w:left w:w="120" w:type="dxa"/>
+              <w:right w:w="120" w:type="dxa"/>
+            </w:tcMar>
+          </w:tcPr>
+          <w:p>
+            <w:pPr>
+              <w:spacing w:line="276" w:lineRule="auto" w:after="40"/>
+              <w:jc w:val="left"/>
+            </w:pPr>
+            <w:r/>
+            <w:r>
+              <w:rPr>
+                <w:rFonts w:ascii="Times New Roman" w:hAnsi="Times New Roman" w:cs="Times New Roman" w:eastAsia="Times New Roman"/>
+                <w:b w:val="0"/>
+                <w:i w:val="0"/>
+                <w:sz w:val="26"/>
+              </w:rPr>
+              <w:t>Kiểm tra đánh giá kết quả học tập thực hành Robotics định kỳ 1.</w:t>
             </w:r>
           </w:p>
         </w:tc>
@@ -2516,19 +2866,26 @@
       <w:tr>
         <w:tc>
           <w:tcPr>
-            <w:tcW w:type="dxa" w:w="680"/>
-            <w:vAlign w:val="center"/>
-          </w:tcPr>
-          <w:p>
-            <w:pPr>
-              <w:spacing w:before="40" w:after="40" w:line="276" w:lineRule="auto"/>
-              <w:jc w:val="center"/>
-            </w:pPr>
-            <w:r>
-              <w:rPr>
-                <w:rFonts w:ascii="Times New Roman" w:hAnsi="Times New Roman"/>
-                <w:sz w:val="26"/>
-                <w:rFonts w:ascii="Times New Roman" w:hAnsi="Times New Roman" w:cs="Times New Roman"/>
+            <w:tcW w:type="dxa" w:w="1862"/>
+            <w:tcMar>
+              <w:top w:w="80" w:type="dxa"/>
+              <w:bottom w:w="80" w:type="dxa"/>
+              <w:left w:w="120" w:type="dxa"/>
+              <w:right w:w="120" w:type="dxa"/>
+            </w:tcMar>
+          </w:tcPr>
+          <w:p>
+            <w:pPr>
+              <w:spacing w:line="276" w:lineRule="auto" w:after="40"/>
+              <w:jc w:val="center"/>
+            </w:pPr>
+            <w:r/>
+            <w:r>
+              <w:rPr>
+                <w:rFonts w:ascii="Times New Roman" w:hAnsi="Times New Roman" w:cs="Times New Roman" w:eastAsia="Times New Roman"/>
+                <w:b w:val="0"/>
+                <w:i w:val="0"/>
+                <w:sz w:val="26"/>
               </w:rPr>
               <w:t>11</w:t>
             </w:r>
@@ -2536,39 +2893,53 @@
         </w:tc>
         <w:tc>
           <w:tcPr>
-            <w:tcW w:type="dxa" w:w="3118"/>
-            <w:vAlign w:val="center"/>
-          </w:tcPr>
-          <w:p>
-            <w:pPr>
-              <w:spacing w:before="40" w:after="40" w:line="276" w:lineRule="auto"/>
-              <w:jc w:val="both"/>
-            </w:pPr>
-            <w:r>
-              <w:rPr>
-                <w:rFonts w:ascii="Times New Roman" w:hAnsi="Times New Roman"/>
-                <w:sz w:val="26"/>
-                <w:rFonts w:ascii="Times New Roman" w:hAnsi="Times New Roman" w:cs="Times New Roman"/>
-              </w:rPr>
-              <w:t>Đánh giá định kỳ 1</w:t>
-            </w:r>
-          </w:p>
-        </w:tc>
-        <w:tc>
-          <w:tcPr>
-            <w:tcW w:type="dxa" w:w="850"/>
-            <w:vAlign w:val="center"/>
-          </w:tcPr>
-          <w:p>
-            <w:pPr>
-              <w:spacing w:before="40" w:after="40" w:line="276" w:lineRule="auto"/>
-              <w:jc w:val="center"/>
-            </w:pPr>
-            <w:r>
-              <w:rPr>
-                <w:rFonts w:ascii="Times New Roman" w:hAnsi="Times New Roman"/>
-                <w:sz w:val="26"/>
-                <w:rFonts w:ascii="Times New Roman" w:hAnsi="Times New Roman" w:cs="Times New Roman"/>
+            <w:tcW w:type="dxa" w:w="1862"/>
+            <w:tcMar>
+              <w:top w:w="80" w:type="dxa"/>
+              <w:bottom w:w="80" w:type="dxa"/>
+              <w:left w:w="120" w:type="dxa"/>
+              <w:right w:w="120" w:type="dxa"/>
+            </w:tcMar>
+          </w:tcPr>
+          <w:p>
+            <w:pPr>
+              <w:spacing w:line="276" w:lineRule="auto" w:after="40"/>
+              <w:jc w:val="left"/>
+            </w:pPr>
+            <w:r/>
+            <w:r>
+              <w:rPr>
+                <w:rFonts w:ascii="Times New Roman" w:hAnsi="Times New Roman" w:cs="Times New Roman" w:eastAsia="Times New Roman"/>
+                <w:b w:val="0"/>
+                <w:i w:val="0"/>
+                <w:sz w:val="26"/>
+              </w:rPr>
+              <w:t>Bài 8. Thế giới khủng long</w:t>
+            </w:r>
+          </w:p>
+        </w:tc>
+        <w:tc>
+          <w:tcPr>
+            <w:tcW w:type="dxa" w:w="1862"/>
+            <w:tcMar>
+              <w:top w:w="80" w:type="dxa"/>
+              <w:bottom w:w="80" w:type="dxa"/>
+              <w:left w:w="120" w:type="dxa"/>
+              <w:right w:w="120" w:type="dxa"/>
+            </w:tcMar>
+          </w:tcPr>
+          <w:p>
+            <w:pPr>
+              <w:spacing w:line="276" w:lineRule="auto" w:after="40"/>
+              <w:jc w:val="center"/>
+            </w:pPr>
+            <w:r/>
+            <w:r>
+              <w:rPr>
+                <w:rFonts w:ascii="Times New Roman" w:hAnsi="Times New Roman" w:cs="Times New Roman" w:eastAsia="Times New Roman"/>
+                <w:b w:val="0"/>
+                <w:i w:val="0"/>
+                <w:sz w:val="26"/>
               </w:rPr>
               <w:t>1</w:t>
             </w:r>
@@ -2576,19 +2947,26 @@
         </w:tc>
         <w:tc>
           <w:tcPr>
-            <w:tcW w:type="dxa" w:w="1247"/>
-            <w:vAlign w:val="center"/>
-          </w:tcPr>
-          <w:p>
-            <w:pPr>
-              <w:spacing w:before="40" w:after="40" w:line="276" w:lineRule="auto"/>
-              <w:jc w:val="center"/>
-            </w:pPr>
-            <w:r>
-              <w:rPr>
-                <w:rFonts w:ascii="Times New Roman" w:hAnsi="Times New Roman"/>
-                <w:sz w:val="26"/>
-                <w:rFonts w:ascii="Times New Roman" w:hAnsi="Times New Roman" w:cs="Times New Roman"/>
+            <w:tcW w:type="dxa" w:w="1862"/>
+            <w:tcMar>
+              <w:top w:w="80" w:type="dxa"/>
+              <w:bottom w:w="80" w:type="dxa"/>
+              <w:left w:w="120" w:type="dxa"/>
+              <w:right w:w="120" w:type="dxa"/>
+            </w:tcMar>
+          </w:tcPr>
+          <w:p>
+            <w:pPr>
+              <w:spacing w:line="276" w:lineRule="auto" w:after="40"/>
+              <w:jc w:val="center"/>
+            </w:pPr>
+            <w:r/>
+            <w:r>
+              <w:rPr>
+                <w:rFonts w:ascii="Times New Roman" w:hAnsi="Times New Roman" w:cs="Times New Roman" w:eastAsia="Times New Roman"/>
+                <w:b w:val="0"/>
+                <w:i w:val="0"/>
+                <w:sz w:val="26"/>
               </w:rPr>
               <w:t>11</w:t>
             </w:r>
@@ -2596,21 +2974,28 @@
         </w:tc>
         <w:tc>
           <w:tcPr>
-            <w:tcW w:type="dxa" w:w="3402"/>
-            <w:vAlign w:val="center"/>
-          </w:tcPr>
-          <w:p>
-            <w:pPr>
-              <w:spacing w:before="40" w:after="40" w:line="276" w:lineRule="auto"/>
-              <w:jc w:val="both"/>
-            </w:pPr>
-            <w:r>
-              <w:rPr>
-                <w:rFonts w:ascii="Times New Roman" w:hAnsi="Times New Roman"/>
-                <w:sz w:val="26"/>
-                <w:rFonts w:ascii="Times New Roman" w:hAnsi="Times New Roman" w:cs="Times New Roman"/>
-              </w:rPr>
-              <w:t>Kiểm tra đánh giá kết quả học tập thực hành Robotics.</w:t>
+            <w:tcW w:type="dxa" w:w="1862"/>
+            <w:tcMar>
+              <w:top w:w="80" w:type="dxa"/>
+              <w:bottom w:w="80" w:type="dxa"/>
+              <w:left w:w="120" w:type="dxa"/>
+              <w:right w:w="120" w:type="dxa"/>
+            </w:tcMar>
+          </w:tcPr>
+          <w:p>
+            <w:pPr>
+              <w:spacing w:line="276" w:lineRule="auto" w:after="40"/>
+              <w:jc w:val="left"/>
+            </w:pPr>
+            <w:r/>
+            <w:r>
+              <w:rPr>
+                <w:rFonts w:ascii="Times New Roman" w:hAnsi="Times New Roman" w:cs="Times New Roman" w:eastAsia="Times New Roman"/>
+                <w:b w:val="0"/>
+                <w:i w:val="0"/>
+                <w:sz w:val="26"/>
+              </w:rPr>
+              <w:t>Tìm hiểu nguồn gốc khủng long; lắp mô hình khủng long cử động.</w:t>
             </w:r>
           </w:p>
         </w:tc>
@@ -2618,19 +3003,26 @@
       <w:tr>
         <w:tc>
           <w:tcPr>
-            <w:tcW w:type="dxa" w:w="680"/>
-            <w:vAlign w:val="center"/>
-          </w:tcPr>
-          <w:p>
-            <w:pPr>
-              <w:spacing w:before="40" w:after="40" w:line="276" w:lineRule="auto"/>
-              <w:jc w:val="center"/>
-            </w:pPr>
-            <w:r>
-              <w:rPr>
-                <w:rFonts w:ascii="Times New Roman" w:hAnsi="Times New Roman"/>
-                <w:sz w:val="26"/>
-                <w:rFonts w:ascii="Times New Roman" w:hAnsi="Times New Roman" w:cs="Times New Roman"/>
+            <w:tcW w:type="dxa" w:w="1862"/>
+            <w:tcMar>
+              <w:top w:w="80" w:type="dxa"/>
+              <w:bottom w:w="80" w:type="dxa"/>
+              <w:left w:w="120" w:type="dxa"/>
+              <w:right w:w="120" w:type="dxa"/>
+            </w:tcMar>
+          </w:tcPr>
+          <w:p>
+            <w:pPr>
+              <w:spacing w:line="276" w:lineRule="auto" w:after="40"/>
+              <w:jc w:val="center"/>
+            </w:pPr>
+            <w:r/>
+            <w:r>
+              <w:rPr>
+                <w:rFonts w:ascii="Times New Roman" w:hAnsi="Times New Roman" w:cs="Times New Roman" w:eastAsia="Times New Roman"/>
+                <w:b w:val="0"/>
+                <w:i w:val="0"/>
+                <w:sz w:val="26"/>
               </w:rPr>
               <w:t>12</w:t>
             </w:r>
@@ -2638,19 +3030,26 @@
         </w:tc>
         <w:tc>
           <w:tcPr>
-            <w:tcW w:type="dxa" w:w="3118"/>
-            <w:vAlign w:val="center"/>
-          </w:tcPr>
-          <w:p>
-            <w:pPr>
-              <w:spacing w:before="40" w:after="40" w:line="276" w:lineRule="auto"/>
-              <w:jc w:val="both"/>
-            </w:pPr>
-            <w:r>
-              <w:rPr>
-                <w:rFonts w:ascii="Times New Roman" w:hAnsi="Times New Roman"/>
-                <w:sz w:val="26"/>
-                <w:rFonts w:ascii="Times New Roman" w:hAnsi="Times New Roman" w:cs="Times New Roman"/>
+            <w:tcW w:type="dxa" w:w="1862"/>
+            <w:tcMar>
+              <w:top w:w="80" w:type="dxa"/>
+              <w:bottom w:w="80" w:type="dxa"/>
+              <w:left w:w="120" w:type="dxa"/>
+              <w:right w:w="120" w:type="dxa"/>
+            </w:tcMar>
+          </w:tcPr>
+          <w:p>
+            <w:pPr>
+              <w:spacing w:line="276" w:lineRule="auto" w:after="40"/>
+              <w:jc w:val="left"/>
+            </w:pPr>
+            <w:r/>
+            <w:r>
+              <w:rPr>
+                <w:rFonts w:ascii="Times New Roman" w:hAnsi="Times New Roman" w:cs="Times New Roman" w:eastAsia="Times New Roman"/>
+                <w:b w:val="0"/>
+                <w:i w:val="0"/>
+                <w:sz w:val="26"/>
               </w:rPr>
               <w:t>Bài 9. Hồ bơi mùa hè</w:t>
             </w:r>
@@ -2658,19 +3057,26 @@
         </w:tc>
         <w:tc>
           <w:tcPr>
-            <w:tcW w:type="dxa" w:w="850"/>
-            <w:vAlign w:val="center"/>
-          </w:tcPr>
-          <w:p>
-            <w:pPr>
-              <w:spacing w:before="40" w:after="40" w:line="276" w:lineRule="auto"/>
-              <w:jc w:val="center"/>
-            </w:pPr>
-            <w:r>
-              <w:rPr>
-                <w:rFonts w:ascii="Times New Roman" w:hAnsi="Times New Roman"/>
-                <w:sz w:val="26"/>
-                <w:rFonts w:ascii="Times New Roman" w:hAnsi="Times New Roman" w:cs="Times New Roman"/>
+            <w:tcW w:type="dxa" w:w="1862"/>
+            <w:tcMar>
+              <w:top w:w="80" w:type="dxa"/>
+              <w:bottom w:w="80" w:type="dxa"/>
+              <w:left w:w="120" w:type="dxa"/>
+              <w:right w:w="120" w:type="dxa"/>
+            </w:tcMar>
+          </w:tcPr>
+          <w:p>
+            <w:pPr>
+              <w:spacing w:line="276" w:lineRule="auto" w:after="40"/>
+              <w:jc w:val="center"/>
+            </w:pPr>
+            <w:r/>
+            <w:r>
+              <w:rPr>
+                <w:rFonts w:ascii="Times New Roman" w:hAnsi="Times New Roman" w:cs="Times New Roman" w:eastAsia="Times New Roman"/>
+                <w:b w:val="0"/>
+                <w:i w:val="0"/>
+                <w:sz w:val="26"/>
               </w:rPr>
               <w:t>1</w:t>
             </w:r>
@@ -2678,19 +3084,26 @@
         </w:tc>
         <w:tc>
           <w:tcPr>
-            <w:tcW w:type="dxa" w:w="1247"/>
-            <w:vAlign w:val="center"/>
-          </w:tcPr>
-          <w:p>
-            <w:pPr>
-              <w:spacing w:before="40" w:after="40" w:line="276" w:lineRule="auto"/>
-              <w:jc w:val="center"/>
-            </w:pPr>
-            <w:r>
-              <w:rPr>
-                <w:rFonts w:ascii="Times New Roman" w:hAnsi="Times New Roman"/>
-                <w:sz w:val="26"/>
-                <w:rFonts w:ascii="Times New Roman" w:hAnsi="Times New Roman" w:cs="Times New Roman"/>
+            <w:tcW w:type="dxa" w:w="1862"/>
+            <w:tcMar>
+              <w:top w:w="80" w:type="dxa"/>
+              <w:bottom w:w="80" w:type="dxa"/>
+              <w:left w:w="120" w:type="dxa"/>
+              <w:right w:w="120" w:type="dxa"/>
+            </w:tcMar>
+          </w:tcPr>
+          <w:p>
+            <w:pPr>
+              <w:spacing w:line="276" w:lineRule="auto" w:after="40"/>
+              <w:jc w:val="center"/>
+            </w:pPr>
+            <w:r/>
+            <w:r>
+              <w:rPr>
+                <w:rFonts w:ascii="Times New Roman" w:hAnsi="Times New Roman" w:cs="Times New Roman" w:eastAsia="Times New Roman"/>
+                <w:b w:val="0"/>
+                <w:i w:val="0"/>
+                <w:sz w:val="26"/>
               </w:rPr>
               <w:t>12</w:t>
             </w:r>
@@ -2698,21 +3111,28 @@
         </w:tc>
         <w:tc>
           <w:tcPr>
-            <w:tcW w:type="dxa" w:w="3402"/>
-            <w:vAlign w:val="center"/>
-          </w:tcPr>
-          <w:p>
-            <w:pPr>
-              <w:spacing w:before="40" w:after="40" w:line="276" w:lineRule="auto"/>
-              <w:jc w:val="both"/>
-            </w:pPr>
-            <w:r>
-              <w:rPr>
-                <w:rFonts w:ascii="Times New Roman" w:hAnsi="Times New Roman"/>
-                <w:sz w:val="26"/>
-                <w:rFonts w:ascii="Times New Roman" w:hAnsi="Times New Roman" w:cs="Times New Roman"/>
-              </w:rPr>
-              <w:t>Tìm hiểu an toàn bơi lội; lắp mô hình người bơi lội.</w:t>
+            <w:tcW w:type="dxa" w:w="1862"/>
+            <w:tcMar>
+              <w:top w:w="80" w:type="dxa"/>
+              <w:bottom w:w="80" w:type="dxa"/>
+              <w:left w:w="120" w:type="dxa"/>
+              <w:right w:w="120" w:type="dxa"/>
+            </w:tcMar>
+          </w:tcPr>
+          <w:p>
+            <w:pPr>
+              <w:spacing w:line="276" w:lineRule="auto" w:after="40"/>
+              <w:jc w:val="left"/>
+            </w:pPr>
+            <w:r/>
+            <w:r>
+              <w:rPr>
+                <w:rFonts w:ascii="Times New Roman" w:hAnsi="Times New Roman" w:cs="Times New Roman" w:eastAsia="Times New Roman"/>
+                <w:b w:val="0"/>
+                <w:i w:val="0"/>
+                <w:sz w:val="26"/>
+              </w:rPr>
+              <w:t>Tìm hiểu an toàn bơi lội; lắp robot mô phỏng người bơi lội.</w:t>
             </w:r>
           </w:p>
         </w:tc>
@@ -2720,19 +3140,26 @@
       <w:tr>
         <w:tc>
           <w:tcPr>
-            <w:tcW w:type="dxa" w:w="680"/>
-            <w:vAlign w:val="center"/>
-          </w:tcPr>
-          <w:p>
-            <w:pPr>
-              <w:spacing w:before="40" w:after="40" w:line="276" w:lineRule="auto"/>
-              <w:jc w:val="center"/>
-            </w:pPr>
-            <w:r>
-              <w:rPr>
-                <w:rFonts w:ascii="Times New Roman" w:hAnsi="Times New Roman"/>
-                <w:sz w:val="26"/>
-                <w:rFonts w:ascii="Times New Roman" w:hAnsi="Times New Roman" w:cs="Times New Roman"/>
+            <w:tcW w:type="dxa" w:w="1862"/>
+            <w:tcMar>
+              <w:top w:w="80" w:type="dxa"/>
+              <w:bottom w:w="80" w:type="dxa"/>
+              <w:left w:w="120" w:type="dxa"/>
+              <w:right w:w="120" w:type="dxa"/>
+            </w:tcMar>
+          </w:tcPr>
+          <w:p>
+            <w:pPr>
+              <w:spacing w:line="276" w:lineRule="auto" w:after="40"/>
+              <w:jc w:val="center"/>
+            </w:pPr>
+            <w:r/>
+            <w:r>
+              <w:rPr>
+                <w:rFonts w:ascii="Times New Roman" w:hAnsi="Times New Roman" w:cs="Times New Roman" w:eastAsia="Times New Roman"/>
+                <w:b w:val="0"/>
+                <w:i w:val="0"/>
+                <w:sz w:val="26"/>
               </w:rPr>
               <w:t>13</w:t>
             </w:r>
@@ -2740,19 +3167,26 @@
         </w:tc>
         <w:tc>
           <w:tcPr>
-            <w:tcW w:type="dxa" w:w="3118"/>
-            <w:vAlign w:val="center"/>
-          </w:tcPr>
-          <w:p>
-            <w:pPr>
-              <w:spacing w:before="40" w:after="40" w:line="276" w:lineRule="auto"/>
-              <w:jc w:val="both"/>
-            </w:pPr>
-            <w:r>
-              <w:rPr>
-                <w:rFonts w:ascii="Times New Roman" w:hAnsi="Times New Roman"/>
-                <w:sz w:val="26"/>
-                <w:rFonts w:ascii="Times New Roman" w:hAnsi="Times New Roman" w:cs="Times New Roman"/>
+            <w:tcW w:type="dxa" w:w="1862"/>
+            <w:tcMar>
+              <w:top w:w="80" w:type="dxa"/>
+              <w:bottom w:w="80" w:type="dxa"/>
+              <w:left w:w="120" w:type="dxa"/>
+              <w:right w:w="120" w:type="dxa"/>
+            </w:tcMar>
+          </w:tcPr>
+          <w:p>
+            <w:pPr>
+              <w:spacing w:line="276" w:lineRule="auto" w:after="40"/>
+              <w:jc w:val="left"/>
+            </w:pPr>
+            <w:r/>
+            <w:r>
+              <w:rPr>
+                <w:rFonts w:ascii="Times New Roman" w:hAnsi="Times New Roman" w:cs="Times New Roman" w:eastAsia="Times New Roman"/>
+                <w:b w:val="0"/>
+                <w:i w:val="0"/>
+                <w:sz w:val="26"/>
               </w:rPr>
               <w:t>Bài 10. Khám phá đại dương</w:t>
             </w:r>
@@ -2760,19 +3194,26 @@
         </w:tc>
         <w:tc>
           <w:tcPr>
-            <w:tcW w:type="dxa" w:w="850"/>
-            <w:vAlign w:val="center"/>
-          </w:tcPr>
-          <w:p>
-            <w:pPr>
-              <w:spacing w:before="40" w:after="40" w:line="276" w:lineRule="auto"/>
-              <w:jc w:val="center"/>
-            </w:pPr>
-            <w:r>
-              <w:rPr>
-                <w:rFonts w:ascii="Times New Roman" w:hAnsi="Times New Roman"/>
-                <w:sz w:val="26"/>
-                <w:rFonts w:ascii="Times New Roman" w:hAnsi="Times New Roman" w:cs="Times New Roman"/>
+            <w:tcW w:type="dxa" w:w="1862"/>
+            <w:tcMar>
+              <w:top w:w="80" w:type="dxa"/>
+              <w:bottom w:w="80" w:type="dxa"/>
+              <w:left w:w="120" w:type="dxa"/>
+              <w:right w:w="120" w:type="dxa"/>
+            </w:tcMar>
+          </w:tcPr>
+          <w:p>
+            <w:pPr>
+              <w:spacing w:line="276" w:lineRule="auto" w:after="40"/>
+              <w:jc w:val="center"/>
+            </w:pPr>
+            <w:r/>
+            <w:r>
+              <w:rPr>
+                <w:rFonts w:ascii="Times New Roman" w:hAnsi="Times New Roman" w:cs="Times New Roman" w:eastAsia="Times New Roman"/>
+                <w:b w:val="0"/>
+                <w:i w:val="0"/>
+                <w:sz w:val="26"/>
               </w:rPr>
               <w:t>1</w:t>
             </w:r>
@@ -2780,19 +3221,26 @@
         </w:tc>
         <w:tc>
           <w:tcPr>
-            <w:tcW w:type="dxa" w:w="1247"/>
-            <w:vAlign w:val="center"/>
-          </w:tcPr>
-          <w:p>
-            <w:pPr>
-              <w:spacing w:before="40" w:after="40" w:line="276" w:lineRule="auto"/>
-              <w:jc w:val="center"/>
-            </w:pPr>
-            <w:r>
-              <w:rPr>
-                <w:rFonts w:ascii="Times New Roman" w:hAnsi="Times New Roman"/>
-                <w:sz w:val="26"/>
-                <w:rFonts w:ascii="Times New Roman" w:hAnsi="Times New Roman" w:cs="Times New Roman"/>
+            <w:tcW w:type="dxa" w:w="1862"/>
+            <w:tcMar>
+              <w:top w:w="80" w:type="dxa"/>
+              <w:bottom w:w="80" w:type="dxa"/>
+              <w:left w:w="120" w:type="dxa"/>
+              <w:right w:w="120" w:type="dxa"/>
+            </w:tcMar>
+          </w:tcPr>
+          <w:p>
+            <w:pPr>
+              <w:spacing w:line="276" w:lineRule="auto" w:after="40"/>
+              <w:jc w:val="center"/>
+            </w:pPr>
+            <w:r/>
+            <w:r>
+              <w:rPr>
+                <w:rFonts w:ascii="Times New Roman" w:hAnsi="Times New Roman" w:cs="Times New Roman" w:eastAsia="Times New Roman"/>
+                <w:b w:val="0"/>
+                <w:i w:val="0"/>
+                <w:sz w:val="26"/>
               </w:rPr>
               <w:t>13</w:t>
             </w:r>
@@ -2800,21 +3248,28 @@
         </w:tc>
         <w:tc>
           <w:tcPr>
-            <w:tcW w:type="dxa" w:w="3402"/>
-            <w:vAlign w:val="center"/>
-          </w:tcPr>
-          <w:p>
-            <w:pPr>
-              <w:spacing w:before="40" w:after="40" w:line="276" w:lineRule="auto"/>
-              <w:jc w:val="both"/>
-            </w:pPr>
-            <w:r>
-              <w:rPr>
-                <w:rFonts w:ascii="Times New Roman" w:hAnsi="Times New Roman"/>
-                <w:sz w:val="26"/>
-                <w:rFonts w:ascii="Times New Roman" w:hAnsi="Times New Roman" w:cs="Times New Roman"/>
-              </w:rPr>
-              <w:t>Tìm hiểu đặc điểm cá mập; lắp mô hình cá mập bơi.</w:t>
+            <w:tcW w:type="dxa" w:w="1862"/>
+            <w:tcMar>
+              <w:top w:w="80" w:type="dxa"/>
+              <w:bottom w:w="80" w:type="dxa"/>
+              <w:left w:w="120" w:type="dxa"/>
+              <w:right w:w="120" w:type="dxa"/>
+            </w:tcMar>
+          </w:tcPr>
+          <w:p>
+            <w:pPr>
+              <w:spacing w:line="276" w:lineRule="auto" w:after="40"/>
+              <w:jc w:val="left"/>
+            </w:pPr>
+            <w:r/>
+            <w:r>
+              <w:rPr>
+                <w:rFonts w:ascii="Times New Roman" w:hAnsi="Times New Roman" w:cs="Times New Roman" w:eastAsia="Times New Roman"/>
+                <w:b w:val="0"/>
+                <w:i w:val="0"/>
+                <w:sz w:val="26"/>
+              </w:rPr>
+              <w:t>Tìm hiểu đặc điểm cá mập; lắp mô hình cá mập săn mồi.</w:t>
             </w:r>
           </w:p>
         </w:tc>
@@ -2822,19 +3277,26 @@
       <w:tr>
         <w:tc>
           <w:tcPr>
-            <w:tcW w:type="dxa" w:w="680"/>
-            <w:vAlign w:val="center"/>
-          </w:tcPr>
-          <w:p>
-            <w:pPr>
-              <w:spacing w:before="40" w:after="40" w:line="276" w:lineRule="auto"/>
-              <w:jc w:val="center"/>
-            </w:pPr>
-            <w:r>
-              <w:rPr>
-                <w:rFonts w:ascii="Times New Roman" w:hAnsi="Times New Roman"/>
-                <w:sz w:val="26"/>
-                <w:rFonts w:ascii="Times New Roman" w:hAnsi="Times New Roman" w:cs="Times New Roman"/>
+            <w:tcW w:type="dxa" w:w="1862"/>
+            <w:tcMar>
+              <w:top w:w="80" w:type="dxa"/>
+              <w:bottom w:w="80" w:type="dxa"/>
+              <w:left w:w="120" w:type="dxa"/>
+              <w:right w:w="120" w:type="dxa"/>
+            </w:tcMar>
+          </w:tcPr>
+          <w:p>
+            <w:pPr>
+              <w:spacing w:line="276" w:lineRule="auto" w:after="40"/>
+              <w:jc w:val="center"/>
+            </w:pPr>
+            <w:r/>
+            <w:r>
+              <w:rPr>
+                <w:rFonts w:ascii="Times New Roman" w:hAnsi="Times New Roman" w:cs="Times New Roman" w:eastAsia="Times New Roman"/>
+                <w:b w:val="0"/>
+                <w:i w:val="0"/>
+                <w:sz w:val="26"/>
               </w:rPr>
               <w:t>14</w:t>
             </w:r>
@@ -2842,19 +3304,26 @@
         </w:tc>
         <w:tc>
           <w:tcPr>
-            <w:tcW w:type="dxa" w:w="3118"/>
-            <w:vAlign w:val="center"/>
-          </w:tcPr>
-          <w:p>
-            <w:pPr>
-              <w:spacing w:before="40" w:after="40" w:line="276" w:lineRule="auto"/>
-              <w:jc w:val="both"/>
-            </w:pPr>
-            <w:r>
-              <w:rPr>
-                <w:rFonts w:ascii="Times New Roman" w:hAnsi="Times New Roman"/>
-                <w:sz w:val="26"/>
-                <w:rFonts w:ascii="Times New Roman" w:hAnsi="Times New Roman" w:cs="Times New Roman"/>
+            <w:tcW w:type="dxa" w:w="1862"/>
+            <w:tcMar>
+              <w:top w:w="80" w:type="dxa"/>
+              <w:bottom w:w="80" w:type="dxa"/>
+              <w:left w:w="120" w:type="dxa"/>
+              <w:right w:w="120" w:type="dxa"/>
+            </w:tcMar>
+          </w:tcPr>
+          <w:p>
+            <w:pPr>
+              <w:spacing w:line="276" w:lineRule="auto" w:after="40"/>
+              <w:jc w:val="left"/>
+            </w:pPr>
+            <w:r/>
+            <w:r>
+              <w:rPr>
+                <w:rFonts w:ascii="Times New Roman" w:hAnsi="Times New Roman" w:cs="Times New Roman" w:eastAsia="Times New Roman"/>
+                <w:b w:val="0"/>
+                <w:i w:val="0"/>
+                <w:sz w:val="26"/>
               </w:rPr>
               <w:t>Bài 11. Chú cua cứng cáp</w:t>
             </w:r>
@@ -2862,19 +3331,26 @@
         </w:tc>
         <w:tc>
           <w:tcPr>
-            <w:tcW w:type="dxa" w:w="850"/>
-            <w:vAlign w:val="center"/>
-          </w:tcPr>
-          <w:p>
-            <w:pPr>
-              <w:spacing w:before="40" w:after="40" w:line="276" w:lineRule="auto"/>
-              <w:jc w:val="center"/>
-            </w:pPr>
-            <w:r>
-              <w:rPr>
-                <w:rFonts w:ascii="Times New Roman" w:hAnsi="Times New Roman"/>
-                <w:sz w:val="26"/>
-                <w:rFonts w:ascii="Times New Roman" w:hAnsi="Times New Roman" w:cs="Times New Roman"/>
+            <w:tcW w:type="dxa" w:w="1862"/>
+            <w:tcMar>
+              <w:top w:w="80" w:type="dxa"/>
+              <w:bottom w:w="80" w:type="dxa"/>
+              <w:left w:w="120" w:type="dxa"/>
+              <w:right w:w="120" w:type="dxa"/>
+            </w:tcMar>
+          </w:tcPr>
+          <w:p>
+            <w:pPr>
+              <w:spacing w:line="276" w:lineRule="auto" w:after="40"/>
+              <w:jc w:val="center"/>
+            </w:pPr>
+            <w:r/>
+            <w:r>
+              <w:rPr>
+                <w:rFonts w:ascii="Times New Roman" w:hAnsi="Times New Roman" w:cs="Times New Roman" w:eastAsia="Times New Roman"/>
+                <w:b w:val="0"/>
+                <w:i w:val="0"/>
+                <w:sz w:val="26"/>
               </w:rPr>
               <w:t>1</w:t>
             </w:r>
@@ -2882,19 +3358,26 @@
         </w:tc>
         <w:tc>
           <w:tcPr>
-            <w:tcW w:type="dxa" w:w="1247"/>
-            <w:vAlign w:val="center"/>
-          </w:tcPr>
-          <w:p>
-            <w:pPr>
-              <w:spacing w:before="40" w:after="40" w:line="276" w:lineRule="auto"/>
-              <w:jc w:val="center"/>
-            </w:pPr>
-            <w:r>
-              <w:rPr>
-                <w:rFonts w:ascii="Times New Roman" w:hAnsi="Times New Roman"/>
-                <w:sz w:val="26"/>
-                <w:rFonts w:ascii="Times New Roman" w:hAnsi="Times New Roman" w:cs="Times New Roman"/>
+            <w:tcW w:type="dxa" w:w="1862"/>
+            <w:tcMar>
+              <w:top w:w="80" w:type="dxa"/>
+              <w:bottom w:w="80" w:type="dxa"/>
+              <w:left w:w="120" w:type="dxa"/>
+              <w:right w:w="120" w:type="dxa"/>
+            </w:tcMar>
+          </w:tcPr>
+          <w:p>
+            <w:pPr>
+              <w:spacing w:line="276" w:lineRule="auto" w:after="40"/>
+              <w:jc w:val="center"/>
+            </w:pPr>
+            <w:r/>
+            <w:r>
+              <w:rPr>
+                <w:rFonts w:ascii="Times New Roman" w:hAnsi="Times New Roman" w:cs="Times New Roman" w:eastAsia="Times New Roman"/>
+                <w:b w:val="0"/>
+                <w:i w:val="0"/>
+                <w:sz w:val="26"/>
               </w:rPr>
               <w:t>14</w:t>
             </w:r>
@@ -2902,21 +3385,28 @@
         </w:tc>
         <w:tc>
           <w:tcPr>
-            <w:tcW w:type="dxa" w:w="3402"/>
-            <w:vAlign w:val="center"/>
-          </w:tcPr>
-          <w:p>
-            <w:pPr>
-              <w:spacing w:before="40" w:after="40" w:line="276" w:lineRule="auto"/>
-              <w:jc w:val="both"/>
-            </w:pPr>
-            <w:r>
-              <w:rPr>
-                <w:rFonts w:ascii="Times New Roman" w:hAnsi="Times New Roman"/>
-                <w:sz w:val="26"/>
-                <w:rFonts w:ascii="Times New Roman" w:hAnsi="Times New Roman" w:cs="Times New Roman"/>
-              </w:rPr>
-              <w:t>Tìm hiểu nguyên lý cua bò ngang; lắp robot cua bò ngang.</w:t>
+            <w:tcW w:type="dxa" w:w="1862"/>
+            <w:tcMar>
+              <w:top w:w="80" w:type="dxa"/>
+              <w:bottom w:w="80" w:type="dxa"/>
+              <w:left w:w="120" w:type="dxa"/>
+              <w:right w:w="120" w:type="dxa"/>
+            </w:tcMar>
+          </w:tcPr>
+          <w:p>
+            <w:pPr>
+              <w:spacing w:line="276" w:lineRule="auto" w:after="40"/>
+              <w:jc w:val="left"/>
+            </w:pPr>
+            <w:r/>
+            <w:r>
+              <w:rPr>
+                <w:rFonts w:ascii="Times New Roman" w:hAnsi="Times New Roman" w:cs="Times New Roman" w:eastAsia="Times New Roman"/>
+                <w:b w:val="0"/>
+                <w:i w:val="0"/>
+                <w:sz w:val="26"/>
+              </w:rPr>
+              <w:t>Tìm hiểu nguyên lý cua bò ngang; lắp mô hình chú cua bò ngang.</w:t>
             </w:r>
           </w:p>
         </w:tc>
@@ -2924,19 +3414,26 @@
       <w:tr>
         <w:tc>
           <w:tcPr>
-            <w:tcW w:type="dxa" w:w="680"/>
-            <w:vAlign w:val="center"/>
-          </w:tcPr>
-          <w:p>
-            <w:pPr>
-              <w:spacing w:before="40" w:after="40" w:line="276" w:lineRule="auto"/>
-              <w:jc w:val="center"/>
-            </w:pPr>
-            <w:r>
-              <w:rPr>
-                <w:rFonts w:ascii="Times New Roman" w:hAnsi="Times New Roman"/>
-                <w:sz w:val="26"/>
-                <w:rFonts w:ascii="Times New Roman" w:hAnsi="Times New Roman" w:cs="Times New Roman"/>
+            <w:tcW w:type="dxa" w:w="1862"/>
+            <w:tcMar>
+              <w:top w:w="80" w:type="dxa"/>
+              <w:bottom w:w="80" w:type="dxa"/>
+              <w:left w:w="120" w:type="dxa"/>
+              <w:right w:w="120" w:type="dxa"/>
+            </w:tcMar>
+          </w:tcPr>
+          <w:p>
+            <w:pPr>
+              <w:spacing w:line="276" w:lineRule="auto" w:after="40"/>
+              <w:jc w:val="center"/>
+            </w:pPr>
+            <w:r/>
+            <w:r>
+              <w:rPr>
+                <w:rFonts w:ascii="Times New Roman" w:hAnsi="Times New Roman" w:cs="Times New Roman" w:eastAsia="Times New Roman"/>
+                <w:b w:val="0"/>
+                <w:i w:val="0"/>
+                <w:sz w:val="26"/>
               </w:rPr>
               <w:t>15</w:t>
             </w:r>
@@ -2944,19 +3441,26 @@
         </w:tc>
         <w:tc>
           <w:tcPr>
-            <w:tcW w:type="dxa" w:w="3118"/>
-            <w:vAlign w:val="center"/>
-          </w:tcPr>
-          <w:p>
-            <w:pPr>
-              <w:spacing w:before="40" w:after="40" w:line="276" w:lineRule="auto"/>
-              <w:jc w:val="both"/>
-            </w:pPr>
-            <w:r>
-              <w:rPr>
-                <w:rFonts w:ascii="Times New Roman" w:hAnsi="Times New Roman"/>
-                <w:sz w:val="26"/>
-                <w:rFonts w:ascii="Times New Roman" w:hAnsi="Times New Roman" w:cs="Times New Roman"/>
+            <w:tcW w:type="dxa" w:w="1862"/>
+            <w:tcMar>
+              <w:top w:w="80" w:type="dxa"/>
+              <w:bottom w:w="80" w:type="dxa"/>
+              <w:left w:w="120" w:type="dxa"/>
+              <w:right w:w="120" w:type="dxa"/>
+            </w:tcMar>
+          </w:tcPr>
+          <w:p>
+            <w:pPr>
+              <w:spacing w:line="276" w:lineRule="auto" w:after="40"/>
+              <w:jc w:val="left"/>
+            </w:pPr>
+            <w:r/>
+            <w:r>
+              <w:rPr>
+                <w:rFonts w:ascii="Times New Roman" w:hAnsi="Times New Roman" w:cs="Times New Roman" w:eastAsia="Times New Roman"/>
+                <w:b w:val="0"/>
+                <w:i w:val="0"/>
+                <w:sz w:val="26"/>
               </w:rPr>
               <w:t>Bài 12. Tôi có thể di chuyển đến bất cứ đâu</w:t>
             </w:r>
@@ -2964,19 +3468,26 @@
         </w:tc>
         <w:tc>
           <w:tcPr>
-            <w:tcW w:type="dxa" w:w="850"/>
-            <w:vAlign w:val="center"/>
-          </w:tcPr>
-          <w:p>
-            <w:pPr>
-              <w:spacing w:before="40" w:after="40" w:line="276" w:lineRule="auto"/>
-              <w:jc w:val="center"/>
-            </w:pPr>
-            <w:r>
-              <w:rPr>
-                <w:rFonts w:ascii="Times New Roman" w:hAnsi="Times New Roman"/>
-                <w:sz w:val="26"/>
-                <w:rFonts w:ascii="Times New Roman" w:hAnsi="Times New Roman" w:cs="Times New Roman"/>
+            <w:tcW w:type="dxa" w:w="1862"/>
+            <w:tcMar>
+              <w:top w:w="80" w:type="dxa"/>
+              <w:bottom w:w="80" w:type="dxa"/>
+              <w:left w:w="120" w:type="dxa"/>
+              <w:right w:w="120" w:type="dxa"/>
+            </w:tcMar>
+          </w:tcPr>
+          <w:p>
+            <w:pPr>
+              <w:spacing w:line="276" w:lineRule="auto" w:after="40"/>
+              <w:jc w:val="center"/>
+            </w:pPr>
+            <w:r/>
+            <w:r>
+              <w:rPr>
+                <w:rFonts w:ascii="Times New Roman" w:hAnsi="Times New Roman" w:cs="Times New Roman" w:eastAsia="Times New Roman"/>
+                <w:b w:val="0"/>
+                <w:i w:val="0"/>
+                <w:sz w:val="26"/>
               </w:rPr>
               <w:t>1</w:t>
             </w:r>
@@ -2984,19 +3495,26 @@
         </w:tc>
         <w:tc>
           <w:tcPr>
-            <w:tcW w:type="dxa" w:w="1247"/>
-            <w:vAlign w:val="center"/>
-          </w:tcPr>
-          <w:p>
-            <w:pPr>
-              <w:spacing w:before="40" w:after="40" w:line="276" w:lineRule="auto"/>
-              <w:jc w:val="center"/>
-            </w:pPr>
-            <w:r>
-              <w:rPr>
-                <w:rFonts w:ascii="Times New Roman" w:hAnsi="Times New Roman"/>
-                <w:sz w:val="26"/>
-                <w:rFonts w:ascii="Times New Roman" w:hAnsi="Times New Roman" w:cs="Times New Roman"/>
+            <w:tcW w:type="dxa" w:w="1862"/>
+            <w:tcMar>
+              <w:top w:w="80" w:type="dxa"/>
+              <w:bottom w:w="80" w:type="dxa"/>
+              <w:left w:w="120" w:type="dxa"/>
+              <w:right w:w="120" w:type="dxa"/>
+            </w:tcMar>
+          </w:tcPr>
+          <w:p>
+            <w:pPr>
+              <w:spacing w:line="276" w:lineRule="auto" w:after="40"/>
+              <w:jc w:val="center"/>
+            </w:pPr>
+            <w:r/>
+            <w:r>
+              <w:rPr>
+                <w:rFonts w:ascii="Times New Roman" w:hAnsi="Times New Roman" w:cs="Times New Roman" w:eastAsia="Times New Roman"/>
+                <w:b w:val="0"/>
+                <w:i w:val="0"/>
+                <w:sz w:val="26"/>
               </w:rPr>
               <w:t>15</w:t>
             </w:r>
@@ -3004,21 +3522,28 @@
         </w:tc>
         <w:tc>
           <w:tcPr>
-            <w:tcW w:type="dxa" w:w="3402"/>
-            <w:vAlign w:val="center"/>
-          </w:tcPr>
-          <w:p>
-            <w:pPr>
-              <w:spacing w:before="40" w:after="40" w:line="276" w:lineRule="auto"/>
-              <w:jc w:val="both"/>
-            </w:pPr>
-            <w:r>
-              <w:rPr>
-                <w:rFonts w:ascii="Times New Roman" w:hAnsi="Times New Roman"/>
-                <w:sz w:val="26"/>
-                <w:rFonts w:ascii="Times New Roman" w:hAnsi="Times New Roman" w:cs="Times New Roman"/>
-              </w:rPr>
-              <w:t>Tìm hiểu giá trị dinh dưỡng và cấu tạo loài mực; lắp robot mực.</w:t>
+            <w:tcW w:type="dxa" w:w="1862"/>
+            <w:tcMar>
+              <w:top w:w="80" w:type="dxa"/>
+              <w:bottom w:w="80" w:type="dxa"/>
+              <w:left w:w="120" w:type="dxa"/>
+              <w:right w:w="120" w:type="dxa"/>
+            </w:tcMar>
+          </w:tcPr>
+          <w:p>
+            <w:pPr>
+              <w:spacing w:line="276" w:lineRule="auto" w:after="40"/>
+              <w:jc w:val="left"/>
+            </w:pPr>
+            <w:r/>
+            <w:r>
+              <w:rPr>
+                <w:rFonts w:ascii="Times New Roman" w:hAnsi="Times New Roman" w:cs="Times New Roman" w:eastAsia="Times New Roman"/>
+                <w:b w:val="0"/>
+                <w:i w:val="0"/>
+                <w:sz w:val="26"/>
+              </w:rPr>
+              <w:t>Tìm hiểu các loại phương tiện; lắp robot di chuyển đa năng.</w:t>
             </w:r>
           </w:p>
         </w:tc>
@@ -3026,19 +3551,26 @@
       <w:tr>
         <w:tc>
           <w:tcPr>
-            <w:tcW w:type="dxa" w:w="680"/>
-            <w:vAlign w:val="center"/>
-          </w:tcPr>
-          <w:p>
-            <w:pPr>
-              <w:spacing w:before="40" w:after="40" w:line="276" w:lineRule="auto"/>
-              <w:jc w:val="center"/>
-            </w:pPr>
-            <w:r>
-              <w:rPr>
-                <w:rFonts w:ascii="Times New Roman" w:hAnsi="Times New Roman"/>
-                <w:sz w:val="26"/>
-                <w:rFonts w:ascii="Times New Roman" w:hAnsi="Times New Roman" w:cs="Times New Roman"/>
+            <w:tcW w:type="dxa" w:w="1862"/>
+            <w:tcMar>
+              <w:top w:w="80" w:type="dxa"/>
+              <w:bottom w:w="80" w:type="dxa"/>
+              <w:left w:w="120" w:type="dxa"/>
+              <w:right w:w="120" w:type="dxa"/>
+            </w:tcMar>
+          </w:tcPr>
+          <w:p>
+            <w:pPr>
+              <w:spacing w:line="276" w:lineRule="auto" w:after="40"/>
+              <w:jc w:val="center"/>
+            </w:pPr>
+            <w:r/>
+            <w:r>
+              <w:rPr>
+                <w:rFonts w:ascii="Times New Roman" w:hAnsi="Times New Roman" w:cs="Times New Roman" w:eastAsia="Times New Roman"/>
+                <w:b w:val="0"/>
+                <w:i w:val="0"/>
+                <w:sz w:val="26"/>
               </w:rPr>
               <w:t>16</w:t>
             </w:r>
@@ -3046,19 +3578,26 @@
         </w:tc>
         <w:tc>
           <w:tcPr>
-            <w:tcW w:type="dxa" w:w="3118"/>
-            <w:vAlign w:val="center"/>
-          </w:tcPr>
-          <w:p>
-            <w:pPr>
-              <w:spacing w:before="40" w:after="40" w:line="276" w:lineRule="auto"/>
-              <w:jc w:val="both"/>
-            </w:pPr>
-            <w:r>
-              <w:rPr>
-                <w:rFonts w:ascii="Times New Roman" w:hAnsi="Times New Roman"/>
-                <w:sz w:val="26"/>
-                <w:rFonts w:ascii="Times New Roman" w:hAnsi="Times New Roman" w:cs="Times New Roman"/>
+            <w:tcW w:type="dxa" w:w="1862"/>
+            <w:tcMar>
+              <w:top w:w="80" w:type="dxa"/>
+              <w:bottom w:w="80" w:type="dxa"/>
+              <w:left w:w="120" w:type="dxa"/>
+              <w:right w:w="120" w:type="dxa"/>
+            </w:tcMar>
+          </w:tcPr>
+          <w:p>
+            <w:pPr>
+              <w:spacing w:line="276" w:lineRule="auto" w:after="40"/>
+              <w:jc w:val="left"/>
+            </w:pPr>
+            <w:r/>
+            <w:r>
+              <w:rPr>
+                <w:rFonts w:ascii="Times New Roman" w:hAnsi="Times New Roman" w:cs="Times New Roman" w:eastAsia="Times New Roman"/>
+                <w:b w:val="0"/>
+                <w:i w:val="0"/>
+                <w:sz w:val="26"/>
               </w:rPr>
               <w:t>Bài 13. Hoạt động mùa hè</w:t>
             </w:r>
@@ -3066,19 +3605,26 @@
         </w:tc>
         <w:tc>
           <w:tcPr>
-            <w:tcW w:type="dxa" w:w="850"/>
-            <w:vAlign w:val="center"/>
-          </w:tcPr>
-          <w:p>
-            <w:pPr>
-              <w:spacing w:before="40" w:after="40" w:line="276" w:lineRule="auto"/>
-              <w:jc w:val="center"/>
-            </w:pPr>
-            <w:r>
-              <w:rPr>
-                <w:rFonts w:ascii="Times New Roman" w:hAnsi="Times New Roman"/>
-                <w:sz w:val="26"/>
-                <w:rFonts w:ascii="Times New Roman" w:hAnsi="Times New Roman" w:cs="Times New Roman"/>
+            <w:tcW w:type="dxa" w:w="1862"/>
+            <w:tcMar>
+              <w:top w:w="80" w:type="dxa"/>
+              <w:bottom w:w="80" w:type="dxa"/>
+              <w:left w:w="120" w:type="dxa"/>
+              <w:right w:w="120" w:type="dxa"/>
+            </w:tcMar>
+          </w:tcPr>
+          <w:p>
+            <w:pPr>
+              <w:spacing w:line="276" w:lineRule="auto" w:after="40"/>
+              <w:jc w:val="center"/>
+            </w:pPr>
+            <w:r/>
+            <w:r>
+              <w:rPr>
+                <w:rFonts w:ascii="Times New Roman" w:hAnsi="Times New Roman" w:cs="Times New Roman" w:eastAsia="Times New Roman"/>
+                <w:b w:val="0"/>
+                <w:i w:val="0"/>
+                <w:sz w:val="26"/>
               </w:rPr>
               <w:t>1</w:t>
             </w:r>
@@ -3086,19 +3632,26 @@
         </w:tc>
         <w:tc>
           <w:tcPr>
-            <w:tcW w:type="dxa" w:w="1247"/>
-            <w:vAlign w:val="center"/>
-          </w:tcPr>
-          <w:p>
-            <w:pPr>
-              <w:spacing w:before="40" w:after="40" w:line="276" w:lineRule="auto"/>
-              <w:jc w:val="center"/>
-            </w:pPr>
-            <w:r>
-              <w:rPr>
-                <w:rFonts w:ascii="Times New Roman" w:hAnsi="Times New Roman"/>
-                <w:sz w:val="26"/>
-                <w:rFonts w:ascii="Times New Roman" w:hAnsi="Times New Roman" w:cs="Times New Roman"/>
+            <w:tcW w:type="dxa" w:w="1862"/>
+            <w:tcMar>
+              <w:top w:w="80" w:type="dxa"/>
+              <w:bottom w:w="80" w:type="dxa"/>
+              <w:left w:w="120" w:type="dxa"/>
+              <w:right w:w="120" w:type="dxa"/>
+            </w:tcMar>
+          </w:tcPr>
+          <w:p>
+            <w:pPr>
+              <w:spacing w:line="276" w:lineRule="auto" w:after="40"/>
+              <w:jc w:val="center"/>
+            </w:pPr>
+            <w:r/>
+            <w:r>
+              <w:rPr>
+                <w:rFonts w:ascii="Times New Roman" w:hAnsi="Times New Roman" w:cs="Times New Roman" w:eastAsia="Times New Roman"/>
+                <w:b w:val="0"/>
+                <w:i w:val="0"/>
+                <w:sz w:val="26"/>
               </w:rPr>
               <w:t>16</w:t>
             </w:r>
@@ -3106,21 +3659,28 @@
         </w:tc>
         <w:tc>
           <w:tcPr>
-            <w:tcW w:type="dxa" w:w="3402"/>
-            <w:vAlign w:val="center"/>
-          </w:tcPr>
-          <w:p>
-            <w:pPr>
-              <w:spacing w:before="40" w:after="40" w:line="276" w:lineRule="auto"/>
-              <w:jc w:val="both"/>
-            </w:pPr>
-            <w:r>
-              <w:rPr>
-                <w:rFonts w:ascii="Times New Roman" w:hAnsi="Times New Roman"/>
-                <w:sz w:val="26"/>
-                <w:rFonts w:ascii="Times New Roman" w:hAnsi="Times New Roman" w:cs="Times New Roman"/>
-              </w:rPr>
-              <w:t>Tìm hiểu kỹ thuật chèo thuyền; lắp robot chèo thuyền.</w:t>
+            <w:tcW w:type="dxa" w:w="1862"/>
+            <w:tcMar>
+              <w:top w:w="80" w:type="dxa"/>
+              <w:bottom w:w="80" w:type="dxa"/>
+              <w:left w:w="120" w:type="dxa"/>
+              <w:right w:w="120" w:type="dxa"/>
+            </w:tcMar>
+          </w:tcPr>
+          <w:p>
+            <w:pPr>
+              <w:spacing w:line="276" w:lineRule="auto" w:after="40"/>
+              <w:jc w:val="left"/>
+            </w:pPr>
+            <w:r/>
+            <w:r>
+              <w:rPr>
+                <w:rFonts w:ascii="Times New Roman" w:hAnsi="Times New Roman" w:cs="Times New Roman" w:eastAsia="Times New Roman"/>
+                <w:b w:val="0"/>
+                <w:i w:val="0"/>
+                <w:sz w:val="26"/>
+              </w:rPr>
+              <w:t>Tìm hiểu hoạt động ngày hè; lắp mô hình người chèo thuyền kayak.</w:t>
             </w:r>
           </w:p>
         </w:tc>
@@ -3128,19 +3688,26 @@
       <w:tr>
         <w:tc>
           <w:tcPr>
-            <w:tcW w:type="dxa" w:w="680"/>
-            <w:vAlign w:val="center"/>
-          </w:tcPr>
-          <w:p>
-            <w:pPr>
-              <w:spacing w:before="40" w:after="40" w:line="276" w:lineRule="auto"/>
-              <w:jc w:val="center"/>
-            </w:pPr>
-            <w:r>
-              <w:rPr>
-                <w:rFonts w:ascii="Times New Roman" w:hAnsi="Times New Roman"/>
-                <w:sz w:val="26"/>
-                <w:rFonts w:ascii="Times New Roman" w:hAnsi="Times New Roman" w:cs="Times New Roman"/>
+            <w:tcW w:type="dxa" w:w="1862"/>
+            <w:tcMar>
+              <w:top w:w="80" w:type="dxa"/>
+              <w:bottom w:w="80" w:type="dxa"/>
+              <w:left w:w="120" w:type="dxa"/>
+              <w:right w:w="120" w:type="dxa"/>
+            </w:tcMar>
+          </w:tcPr>
+          <w:p>
+            <w:pPr>
+              <w:spacing w:line="276" w:lineRule="auto" w:after="40"/>
+              <w:jc w:val="center"/>
+            </w:pPr>
+            <w:r/>
+            <w:r>
+              <w:rPr>
+                <w:rFonts w:ascii="Times New Roman" w:hAnsi="Times New Roman" w:cs="Times New Roman" w:eastAsia="Times New Roman"/>
+                <w:b w:val="0"/>
+                <w:i w:val="0"/>
+                <w:sz w:val="26"/>
               </w:rPr>
               <w:t>17</w:t>
             </w:r>
@@ -3148,19 +3715,26 @@
         </w:tc>
         <w:tc>
           <w:tcPr>
-            <w:tcW w:type="dxa" w:w="3118"/>
-            <w:vAlign w:val="center"/>
-          </w:tcPr>
-          <w:p>
-            <w:pPr>
-              <w:spacing w:before="40" w:after="40" w:line="276" w:lineRule="auto"/>
-              <w:jc w:val="both"/>
-            </w:pPr>
-            <w:r>
-              <w:rPr>
-                <w:rFonts w:ascii="Times New Roman" w:hAnsi="Times New Roman"/>
-                <w:sz w:val="26"/>
-                <w:rFonts w:ascii="Times New Roman" w:hAnsi="Times New Roman" w:cs="Times New Roman"/>
+            <w:tcW w:type="dxa" w:w="1862"/>
+            <w:tcMar>
+              <w:top w:w="80" w:type="dxa"/>
+              <w:bottom w:w="80" w:type="dxa"/>
+              <w:left w:w="120" w:type="dxa"/>
+              <w:right w:w="120" w:type="dxa"/>
+            </w:tcMar>
+          </w:tcPr>
+          <w:p>
+            <w:pPr>
+              <w:spacing w:line="276" w:lineRule="auto" w:after="40"/>
+              <w:jc w:val="left"/>
+            </w:pPr>
+            <w:r/>
+            <w:r>
+              <w:rPr>
+                <w:rFonts w:ascii="Times New Roman" w:hAnsi="Times New Roman" w:cs="Times New Roman" w:eastAsia="Times New Roman"/>
+                <w:b w:val="0"/>
+                <w:i w:val="0"/>
+                <w:sz w:val="26"/>
               </w:rPr>
               <w:t>Bài 14. Bắt đầu chuyến hành trình cùng tàu hoả</w:t>
             </w:r>
@@ -3168,19 +3742,26 @@
         </w:tc>
         <w:tc>
           <w:tcPr>
-            <w:tcW w:type="dxa" w:w="850"/>
-            <w:vAlign w:val="center"/>
-          </w:tcPr>
-          <w:p>
-            <w:pPr>
-              <w:spacing w:before="40" w:after="40" w:line="276" w:lineRule="auto"/>
-              <w:jc w:val="center"/>
-            </w:pPr>
-            <w:r>
-              <w:rPr>
-                <w:rFonts w:ascii="Times New Roman" w:hAnsi="Times New Roman"/>
-                <w:sz w:val="26"/>
-                <w:rFonts w:ascii="Times New Roman" w:hAnsi="Times New Roman" w:cs="Times New Roman"/>
+            <w:tcW w:type="dxa" w:w="1862"/>
+            <w:tcMar>
+              <w:top w:w="80" w:type="dxa"/>
+              <w:bottom w:w="80" w:type="dxa"/>
+              <w:left w:w="120" w:type="dxa"/>
+              <w:right w:w="120" w:type="dxa"/>
+            </w:tcMar>
+          </w:tcPr>
+          <w:p>
+            <w:pPr>
+              <w:spacing w:line="276" w:lineRule="auto" w:after="40"/>
+              <w:jc w:val="center"/>
+            </w:pPr>
+            <w:r/>
+            <w:r>
+              <w:rPr>
+                <w:rFonts w:ascii="Times New Roman" w:hAnsi="Times New Roman" w:cs="Times New Roman" w:eastAsia="Times New Roman"/>
+                <w:b w:val="0"/>
+                <w:i w:val="0"/>
+                <w:sz w:val="26"/>
               </w:rPr>
               <w:t>1</w:t>
             </w:r>
@@ -3188,19 +3769,26 @@
         </w:tc>
         <w:tc>
           <w:tcPr>
-            <w:tcW w:type="dxa" w:w="1247"/>
-            <w:vAlign w:val="center"/>
-          </w:tcPr>
-          <w:p>
-            <w:pPr>
-              <w:spacing w:before="40" w:after="40" w:line="276" w:lineRule="auto"/>
-              <w:jc w:val="center"/>
-            </w:pPr>
-            <w:r>
-              <w:rPr>
-                <w:rFonts w:ascii="Times New Roman" w:hAnsi="Times New Roman"/>
-                <w:sz w:val="26"/>
-                <w:rFonts w:ascii="Times New Roman" w:hAnsi="Times New Roman" w:cs="Times New Roman"/>
+            <w:tcW w:type="dxa" w:w="1862"/>
+            <w:tcMar>
+              <w:top w:w="80" w:type="dxa"/>
+              <w:bottom w:w="80" w:type="dxa"/>
+              <w:left w:w="120" w:type="dxa"/>
+              <w:right w:w="120" w:type="dxa"/>
+            </w:tcMar>
+          </w:tcPr>
+          <w:p>
+            <w:pPr>
+              <w:spacing w:line="276" w:lineRule="auto" w:after="40"/>
+              <w:jc w:val="center"/>
+            </w:pPr>
+            <w:r/>
+            <w:r>
+              <w:rPr>
+                <w:rFonts w:ascii="Times New Roman" w:hAnsi="Times New Roman" w:cs="Times New Roman" w:eastAsia="Times New Roman"/>
+                <w:b w:val="0"/>
+                <w:i w:val="0"/>
+                <w:sz w:val="26"/>
               </w:rPr>
               <w:t>17</w:t>
             </w:r>
@@ -3208,21 +3796,28 @@
         </w:tc>
         <w:tc>
           <w:tcPr>
-            <w:tcW w:type="dxa" w:w="3402"/>
-            <w:vAlign w:val="center"/>
-          </w:tcPr>
-          <w:p>
-            <w:pPr>
-              <w:spacing w:before="40" w:after="40" w:line="276" w:lineRule="auto"/>
-              <w:jc w:val="both"/>
-            </w:pPr>
-            <w:r>
-              <w:rPr>
-                <w:rFonts w:ascii="Times New Roman" w:hAnsi="Times New Roman"/>
-                <w:sz w:val="26"/>
-                <w:rFonts w:ascii="Times New Roman" w:hAnsi="Times New Roman" w:cs="Times New Roman"/>
-              </w:rPr>
-              <w:t>Tìm hiểu công dụng, cấu tạo tàu hỏa; lắp mô hình tàu hỏa.</w:t>
+            <w:tcW w:type="dxa" w:w="1862"/>
+            <w:tcMar>
+              <w:top w:w="80" w:type="dxa"/>
+              <w:bottom w:w="80" w:type="dxa"/>
+              <w:left w:w="120" w:type="dxa"/>
+              <w:right w:w="120" w:type="dxa"/>
+            </w:tcMar>
+          </w:tcPr>
+          <w:p>
+            <w:pPr>
+              <w:spacing w:line="276" w:lineRule="auto" w:after="40"/>
+              <w:jc w:val="left"/>
+            </w:pPr>
+            <w:r/>
+            <w:r>
+              <w:rPr>
+                <w:rFonts w:ascii="Times New Roman" w:hAnsi="Times New Roman" w:cs="Times New Roman" w:eastAsia="Times New Roman"/>
+                <w:b w:val="0"/>
+                <w:i w:val="0"/>
+                <w:sz w:val="26"/>
+              </w:rPr>
+              <w:t>Tìm hiểu hệ thống tàu hỏa; lắp mô hình đoàn tàu chuyển động.</w:t>
             </w:r>
           </w:p>
         </w:tc>
@@ -3230,19 +3825,26 @@
       <w:tr>
         <w:tc>
           <w:tcPr>
-            <w:tcW w:type="dxa" w:w="680"/>
-            <w:vAlign w:val="center"/>
-          </w:tcPr>
-          <w:p>
-            <w:pPr>
-              <w:spacing w:before="40" w:after="40" w:line="276" w:lineRule="auto"/>
-              <w:jc w:val="center"/>
-            </w:pPr>
-            <w:r>
-              <w:rPr>
-                <w:rFonts w:ascii="Times New Roman" w:hAnsi="Times New Roman"/>
-                <w:sz w:val="26"/>
-                <w:rFonts w:ascii="Times New Roman" w:hAnsi="Times New Roman" w:cs="Times New Roman"/>
+            <w:tcW w:type="dxa" w:w="1862"/>
+            <w:tcMar>
+              <w:top w:w="80" w:type="dxa"/>
+              <w:bottom w:w="80" w:type="dxa"/>
+              <w:left w:w="120" w:type="dxa"/>
+              <w:right w:w="120" w:type="dxa"/>
+            </w:tcMar>
+          </w:tcPr>
+          <w:p>
+            <w:pPr>
+              <w:spacing w:line="276" w:lineRule="auto" w:after="40"/>
+              <w:jc w:val="center"/>
+            </w:pPr>
+            <w:r/>
+            <w:r>
+              <w:rPr>
+                <w:rFonts w:ascii="Times New Roman" w:hAnsi="Times New Roman" w:cs="Times New Roman" w:eastAsia="Times New Roman"/>
+                <w:b w:val="0"/>
+                <w:i w:val="0"/>
+                <w:sz w:val="26"/>
               </w:rPr>
               <w:t>18</w:t>
             </w:r>
@@ -3250,39 +3852,53 @@
         </w:tc>
         <w:tc>
           <w:tcPr>
-            <w:tcW w:type="dxa" w:w="3118"/>
-            <w:vAlign w:val="center"/>
-          </w:tcPr>
-          <w:p>
-            <w:pPr>
-              <w:spacing w:before="40" w:after="40" w:line="276" w:lineRule="auto"/>
-              <w:jc w:val="both"/>
-            </w:pPr>
-            <w:r>
-              <w:rPr>
-                <w:rFonts w:ascii="Times New Roman" w:hAnsi="Times New Roman"/>
-                <w:sz w:val="26"/>
-                <w:rFonts w:ascii="Times New Roman" w:hAnsi="Times New Roman" w:cs="Times New Roman"/>
-              </w:rPr>
-              <w:t>Bài 15. Phía trên bầu trời</w:t>
-            </w:r>
-          </w:p>
-        </w:tc>
-        <w:tc>
-          <w:tcPr>
-            <w:tcW w:type="dxa" w:w="850"/>
-            <w:vAlign w:val="center"/>
-          </w:tcPr>
-          <w:p>
-            <w:pPr>
-              <w:spacing w:before="40" w:after="40" w:line="276" w:lineRule="auto"/>
-              <w:jc w:val="center"/>
-            </w:pPr>
-            <w:r>
-              <w:rPr>
-                <w:rFonts w:ascii="Times New Roman" w:hAnsi="Times New Roman"/>
-                <w:sz w:val="26"/>
-                <w:rFonts w:ascii="Times New Roman" w:hAnsi="Times New Roman" w:cs="Times New Roman"/>
+            <w:tcW w:type="dxa" w:w="1862"/>
+            <w:tcMar>
+              <w:top w:w="80" w:type="dxa"/>
+              <w:bottom w:w="80" w:type="dxa"/>
+              <w:left w:w="120" w:type="dxa"/>
+              <w:right w:w="120" w:type="dxa"/>
+            </w:tcMar>
+          </w:tcPr>
+          <w:p>
+            <w:pPr>
+              <w:spacing w:line="276" w:lineRule="auto" w:after="40"/>
+              <w:jc w:val="left"/>
+            </w:pPr>
+            <w:r/>
+            <w:r>
+              <w:rPr>
+                <w:rFonts w:ascii="Times New Roman" w:hAnsi="Times New Roman" w:cs="Times New Roman" w:eastAsia="Times New Roman"/>
+                <w:b/>
+                <w:i w:val="0"/>
+                <w:sz w:val="26"/>
+              </w:rPr>
+              <w:t>Ôn tập Đánh giá định kỳ 2</w:t>
+            </w:r>
+          </w:p>
+        </w:tc>
+        <w:tc>
+          <w:tcPr>
+            <w:tcW w:type="dxa" w:w="1862"/>
+            <w:tcMar>
+              <w:top w:w="80" w:type="dxa"/>
+              <w:bottom w:w="80" w:type="dxa"/>
+              <w:left w:w="120" w:type="dxa"/>
+              <w:right w:w="120" w:type="dxa"/>
+            </w:tcMar>
+          </w:tcPr>
+          <w:p>
+            <w:pPr>
+              <w:spacing w:line="276" w:lineRule="auto" w:after="40"/>
+              <w:jc w:val="center"/>
+            </w:pPr>
+            <w:r/>
+            <w:r>
+              <w:rPr>
+                <w:rFonts w:ascii="Times New Roman" w:hAnsi="Times New Roman" w:cs="Times New Roman" w:eastAsia="Times New Roman"/>
+                <w:b w:val="0"/>
+                <w:i w:val="0"/>
+                <w:sz w:val="26"/>
               </w:rPr>
               <w:t>1</w:t>
             </w:r>
@@ -3290,19 +3906,26 @@
         </w:tc>
         <w:tc>
           <w:tcPr>
-            <w:tcW w:type="dxa" w:w="1247"/>
-            <w:vAlign w:val="center"/>
-          </w:tcPr>
-          <w:p>
-            <w:pPr>
-              <w:spacing w:before="40" w:after="40" w:line="276" w:lineRule="auto"/>
-              <w:jc w:val="center"/>
-            </w:pPr>
-            <w:r>
-              <w:rPr>
-                <w:rFonts w:ascii="Times New Roman" w:hAnsi="Times New Roman"/>
-                <w:sz w:val="26"/>
-                <w:rFonts w:ascii="Times New Roman" w:hAnsi="Times New Roman" w:cs="Times New Roman"/>
+            <w:tcW w:type="dxa" w:w="1862"/>
+            <w:tcMar>
+              <w:top w:w="80" w:type="dxa"/>
+              <w:bottom w:w="80" w:type="dxa"/>
+              <w:left w:w="120" w:type="dxa"/>
+              <w:right w:w="120" w:type="dxa"/>
+            </w:tcMar>
+          </w:tcPr>
+          <w:p>
+            <w:pPr>
+              <w:spacing w:line="276" w:lineRule="auto" w:after="40"/>
+              <w:jc w:val="center"/>
+            </w:pPr>
+            <w:r/>
+            <w:r>
+              <w:rPr>
+                <w:rFonts w:ascii="Times New Roman" w:hAnsi="Times New Roman" w:cs="Times New Roman" w:eastAsia="Times New Roman"/>
+                <w:b w:val="0"/>
+                <w:i w:val="0"/>
+                <w:sz w:val="26"/>
               </w:rPr>
               <w:t>18</w:t>
             </w:r>
@@ -3310,21 +3933,28 @@
         </w:tc>
         <w:tc>
           <w:tcPr>
-            <w:tcW w:type="dxa" w:w="3402"/>
-            <w:vAlign w:val="center"/>
-          </w:tcPr>
-          <w:p>
-            <w:pPr>
-              <w:spacing w:before="40" w:after="40" w:line="276" w:lineRule="auto"/>
-              <w:jc w:val="both"/>
-            </w:pPr>
-            <w:r>
-              <w:rPr>
-                <w:rFonts w:ascii="Times New Roman" w:hAnsi="Times New Roman"/>
-                <w:sz w:val="26"/>
-                <w:rFonts w:ascii="Times New Roman" w:hAnsi="Times New Roman" w:cs="Times New Roman"/>
-              </w:rPr>
-              <w:t>Phân biệt các loại máy bay; lắp mô hình máy bay.</w:t>
+            <w:tcW w:type="dxa" w:w="1862"/>
+            <w:tcMar>
+              <w:top w:w="80" w:type="dxa"/>
+              <w:bottom w:w="80" w:type="dxa"/>
+              <w:left w:w="120" w:type="dxa"/>
+              <w:right w:w="120" w:type="dxa"/>
+            </w:tcMar>
+          </w:tcPr>
+          <w:p>
+            <w:pPr>
+              <w:spacing w:line="276" w:lineRule="auto" w:after="40"/>
+              <w:jc w:val="left"/>
+            </w:pPr>
+            <w:r/>
+            <w:r>
+              <w:rPr>
+                <w:rFonts w:ascii="Times New Roman" w:hAnsi="Times New Roman" w:cs="Times New Roman" w:eastAsia="Times New Roman"/>
+                <w:b w:val="0"/>
+                <w:i w:val="0"/>
+                <w:sz w:val="26"/>
+              </w:rPr>
+              <w:t>Hệ thống hóa kiến thức chuẩn bị Đánh giá định kỳ 2.</w:t>
             </w:r>
           </w:p>
         </w:tc>
@@ -3332,19 +3962,26 @@
       <w:tr>
         <w:tc>
           <w:tcPr>
-            <w:tcW w:type="dxa" w:w="680"/>
-            <w:vAlign w:val="center"/>
-          </w:tcPr>
-          <w:p>
-            <w:pPr>
-              <w:spacing w:before="40" w:after="40" w:line="276" w:lineRule="auto"/>
-              <w:jc w:val="center"/>
-            </w:pPr>
-            <w:r>
-              <w:rPr>
-                <w:rFonts w:ascii="Times New Roman" w:hAnsi="Times New Roman"/>
-                <w:sz w:val="26"/>
-                <w:rFonts w:ascii="Times New Roman" w:hAnsi="Times New Roman" w:cs="Times New Roman"/>
+            <w:tcW w:type="dxa" w:w="1862"/>
+            <w:tcMar>
+              <w:top w:w="80" w:type="dxa"/>
+              <w:bottom w:w="80" w:type="dxa"/>
+              <w:left w:w="120" w:type="dxa"/>
+              <w:right w:w="120" w:type="dxa"/>
+            </w:tcMar>
+          </w:tcPr>
+          <w:p>
+            <w:pPr>
+              <w:spacing w:line="276" w:lineRule="auto" w:after="40"/>
+              <w:jc w:val="center"/>
+            </w:pPr>
+            <w:r/>
+            <w:r>
+              <w:rPr>
+                <w:rFonts w:ascii="Times New Roman" w:hAnsi="Times New Roman" w:cs="Times New Roman" w:eastAsia="Times New Roman"/>
+                <w:b w:val="0"/>
+                <w:i w:val="0"/>
+                <w:sz w:val="26"/>
               </w:rPr>
               <w:t>19</w:t>
             </w:r>
@@ -3352,39 +3989,53 @@
         </w:tc>
         <w:tc>
           <w:tcPr>
-            <w:tcW w:type="dxa" w:w="3118"/>
-            <w:vAlign w:val="center"/>
-          </w:tcPr>
-          <w:p>
-            <w:pPr>
-              <w:spacing w:before="40" w:after="40" w:line="276" w:lineRule="auto"/>
-              <w:jc w:val="both"/>
-            </w:pPr>
-            <w:r>
-              <w:rPr>
-                <w:rFonts w:ascii="Times New Roman" w:hAnsi="Times New Roman"/>
-                <w:sz w:val="26"/>
-                <w:rFonts w:ascii="Times New Roman" w:hAnsi="Times New Roman" w:cs="Times New Roman"/>
-              </w:rPr>
-              <w:t>Ôn tập Đánh giá định kỳ 2</w:t>
-            </w:r>
-          </w:p>
-        </w:tc>
-        <w:tc>
-          <w:tcPr>
-            <w:tcW w:type="dxa" w:w="850"/>
-            <w:vAlign w:val="center"/>
-          </w:tcPr>
-          <w:p>
-            <w:pPr>
-              <w:spacing w:before="40" w:after="40" w:line="276" w:lineRule="auto"/>
-              <w:jc w:val="center"/>
-            </w:pPr>
-            <w:r>
-              <w:rPr>
-                <w:rFonts w:ascii="Times New Roman" w:hAnsi="Times New Roman"/>
-                <w:sz w:val="26"/>
-                <w:rFonts w:ascii="Times New Roman" w:hAnsi="Times New Roman" w:cs="Times New Roman"/>
+            <w:tcW w:type="dxa" w:w="1862"/>
+            <w:tcMar>
+              <w:top w:w="80" w:type="dxa"/>
+              <w:bottom w:w="80" w:type="dxa"/>
+              <w:left w:w="120" w:type="dxa"/>
+              <w:right w:w="120" w:type="dxa"/>
+            </w:tcMar>
+          </w:tcPr>
+          <w:p>
+            <w:pPr>
+              <w:spacing w:line="276" w:lineRule="auto" w:after="40"/>
+              <w:jc w:val="left"/>
+            </w:pPr>
+            <w:r/>
+            <w:r>
+              <w:rPr>
+                <w:rFonts w:ascii="Times New Roman" w:hAnsi="Times New Roman" w:cs="Times New Roman" w:eastAsia="Times New Roman"/>
+                <w:b/>
+                <w:i w:val="0"/>
+                <w:sz w:val="26"/>
+              </w:rPr>
+              <w:t>Đánh giá định kỳ 2</w:t>
+            </w:r>
+          </w:p>
+        </w:tc>
+        <w:tc>
+          <w:tcPr>
+            <w:tcW w:type="dxa" w:w="1862"/>
+            <w:tcMar>
+              <w:top w:w="80" w:type="dxa"/>
+              <w:bottom w:w="80" w:type="dxa"/>
+              <w:left w:w="120" w:type="dxa"/>
+              <w:right w:w="120" w:type="dxa"/>
+            </w:tcMar>
+          </w:tcPr>
+          <w:p>
+            <w:pPr>
+              <w:spacing w:line="276" w:lineRule="auto" w:after="40"/>
+              <w:jc w:val="center"/>
+            </w:pPr>
+            <w:r/>
+            <w:r>
+              <w:rPr>
+                <w:rFonts w:ascii="Times New Roman" w:hAnsi="Times New Roman" w:cs="Times New Roman" w:eastAsia="Times New Roman"/>
+                <w:b w:val="0"/>
+                <w:i w:val="0"/>
+                <w:sz w:val="26"/>
               </w:rPr>
               <w:t>1</w:t>
             </w:r>
@@ -3392,19 +4043,26 @@
         </w:tc>
         <w:tc>
           <w:tcPr>
-            <w:tcW w:type="dxa" w:w="1247"/>
-            <w:vAlign w:val="center"/>
-          </w:tcPr>
-          <w:p>
-            <w:pPr>
-              <w:spacing w:before="40" w:after="40" w:line="276" w:lineRule="auto"/>
-              <w:jc w:val="center"/>
-            </w:pPr>
-            <w:r>
-              <w:rPr>
-                <w:rFonts w:ascii="Times New Roman" w:hAnsi="Times New Roman"/>
-                <w:sz w:val="26"/>
-                <w:rFonts w:ascii="Times New Roman" w:hAnsi="Times New Roman" w:cs="Times New Roman"/>
+            <w:tcW w:type="dxa" w:w="1862"/>
+            <w:tcMar>
+              <w:top w:w="80" w:type="dxa"/>
+              <w:bottom w:w="80" w:type="dxa"/>
+              <w:left w:w="120" w:type="dxa"/>
+              <w:right w:w="120" w:type="dxa"/>
+            </w:tcMar>
+          </w:tcPr>
+          <w:p>
+            <w:pPr>
+              <w:spacing w:line="276" w:lineRule="auto" w:after="40"/>
+              <w:jc w:val="center"/>
+            </w:pPr>
+            <w:r/>
+            <w:r>
+              <w:rPr>
+                <w:rFonts w:ascii="Times New Roman" w:hAnsi="Times New Roman" w:cs="Times New Roman" w:eastAsia="Times New Roman"/>
+                <w:b w:val="0"/>
+                <w:i w:val="0"/>
+                <w:sz w:val="26"/>
               </w:rPr>
               <w:t>19</w:t>
             </w:r>
@@ -3412,21 +4070,28 @@
         </w:tc>
         <w:tc>
           <w:tcPr>
-            <w:tcW w:type="dxa" w:w="3402"/>
-            <w:vAlign w:val="center"/>
-          </w:tcPr>
-          <w:p>
-            <w:pPr>
-              <w:spacing w:before="40" w:after="40" w:line="276" w:lineRule="auto"/>
-              <w:jc w:val="both"/>
-            </w:pPr>
-            <w:r>
-              <w:rPr>
-                <w:rFonts w:ascii="Times New Roman" w:hAnsi="Times New Roman"/>
-                <w:sz w:val="26"/>
-                <w:rFonts w:ascii="Times New Roman" w:hAnsi="Times New Roman" w:cs="Times New Roman"/>
-              </w:rPr>
-              <w:t>Hệ thống hóa kiến thức chuẩn bị Đánh giá định kỳ 2.</w:t>
+            <w:tcW w:type="dxa" w:w="1862"/>
+            <w:tcMar>
+              <w:top w:w="80" w:type="dxa"/>
+              <w:bottom w:w="80" w:type="dxa"/>
+              <w:left w:w="120" w:type="dxa"/>
+              <w:right w:w="120" w:type="dxa"/>
+            </w:tcMar>
+          </w:tcPr>
+          <w:p>
+            <w:pPr>
+              <w:spacing w:line="276" w:lineRule="auto" w:after="40"/>
+              <w:jc w:val="left"/>
+            </w:pPr>
+            <w:r/>
+            <w:r>
+              <w:rPr>
+                <w:rFonts w:ascii="Times New Roman" w:hAnsi="Times New Roman" w:cs="Times New Roman" w:eastAsia="Times New Roman"/>
+                <w:b w:val="0"/>
+                <w:i w:val="0"/>
+                <w:sz w:val="26"/>
+              </w:rPr>
+              <w:t>Kiểm tra đánh giá kết quả học tập thực hành Robotics định kỳ 2.</w:t>
             </w:r>
           </w:p>
         </w:tc>
@@ -3434,19 +4099,26 @@
       <w:tr>
         <w:tc>
           <w:tcPr>
-            <w:tcW w:type="dxa" w:w="680"/>
-            <w:vAlign w:val="center"/>
-          </w:tcPr>
-          <w:p>
-            <w:pPr>
-              <w:spacing w:before="40" w:after="40" w:line="276" w:lineRule="auto"/>
-              <w:jc w:val="center"/>
-            </w:pPr>
-            <w:r>
-              <w:rPr>
-                <w:rFonts w:ascii="Times New Roman" w:hAnsi="Times New Roman"/>
-                <w:sz w:val="26"/>
-                <w:rFonts w:ascii="Times New Roman" w:hAnsi="Times New Roman" w:cs="Times New Roman"/>
+            <w:tcW w:type="dxa" w:w="1862"/>
+            <w:tcMar>
+              <w:top w:w="80" w:type="dxa"/>
+              <w:bottom w:w="80" w:type="dxa"/>
+              <w:left w:w="120" w:type="dxa"/>
+              <w:right w:w="120" w:type="dxa"/>
+            </w:tcMar>
+          </w:tcPr>
+          <w:p>
+            <w:pPr>
+              <w:spacing w:line="276" w:lineRule="auto" w:after="40"/>
+              <w:jc w:val="center"/>
+            </w:pPr>
+            <w:r/>
+            <w:r>
+              <w:rPr>
+                <w:rFonts w:ascii="Times New Roman" w:hAnsi="Times New Roman" w:cs="Times New Roman" w:eastAsia="Times New Roman"/>
+                <w:b w:val="0"/>
+                <w:i w:val="0"/>
+                <w:sz w:val="26"/>
               </w:rPr>
               <w:t>20</w:t>
             </w:r>
@@ -3454,39 +4126,53 @@
         </w:tc>
         <w:tc>
           <w:tcPr>
-            <w:tcW w:type="dxa" w:w="3118"/>
-            <w:vAlign w:val="center"/>
-          </w:tcPr>
-          <w:p>
-            <w:pPr>
-              <w:spacing w:before="40" w:after="40" w:line="276" w:lineRule="auto"/>
-              <w:jc w:val="both"/>
-            </w:pPr>
-            <w:r>
-              <w:rPr>
-                <w:rFonts w:ascii="Times New Roman" w:hAnsi="Times New Roman"/>
-                <w:sz w:val="26"/>
-                <w:rFonts w:ascii="Times New Roman" w:hAnsi="Times New Roman" w:cs="Times New Roman"/>
-              </w:rPr>
-              <w:t>Đánh giá định kỳ 2</w:t>
-            </w:r>
-          </w:p>
-        </w:tc>
-        <w:tc>
-          <w:tcPr>
-            <w:tcW w:type="dxa" w:w="850"/>
-            <w:vAlign w:val="center"/>
-          </w:tcPr>
-          <w:p>
-            <w:pPr>
-              <w:spacing w:before="40" w:after="40" w:line="276" w:lineRule="auto"/>
-              <w:jc w:val="center"/>
-            </w:pPr>
-            <w:r>
-              <w:rPr>
-                <w:rFonts w:ascii="Times New Roman" w:hAnsi="Times New Roman"/>
-                <w:sz w:val="26"/>
-                <w:rFonts w:ascii="Times New Roman" w:hAnsi="Times New Roman" w:cs="Times New Roman"/>
+            <w:tcW w:type="dxa" w:w="1862"/>
+            <w:tcMar>
+              <w:top w:w="80" w:type="dxa"/>
+              <w:bottom w:w="80" w:type="dxa"/>
+              <w:left w:w="120" w:type="dxa"/>
+              <w:right w:w="120" w:type="dxa"/>
+            </w:tcMar>
+          </w:tcPr>
+          <w:p>
+            <w:pPr>
+              <w:spacing w:line="276" w:lineRule="auto" w:after="40"/>
+              <w:jc w:val="left"/>
+            </w:pPr>
+            <w:r/>
+            <w:r>
+              <w:rPr>
+                <w:rFonts w:ascii="Times New Roman" w:hAnsi="Times New Roman" w:cs="Times New Roman" w:eastAsia="Times New Roman"/>
+                <w:b w:val="0"/>
+                <w:i w:val="0"/>
+                <w:sz w:val="26"/>
+              </w:rPr>
+              <w:t>Bài 15. Phía trên bầu trời</w:t>
+            </w:r>
+          </w:p>
+        </w:tc>
+        <w:tc>
+          <w:tcPr>
+            <w:tcW w:type="dxa" w:w="1862"/>
+            <w:tcMar>
+              <w:top w:w="80" w:type="dxa"/>
+              <w:bottom w:w="80" w:type="dxa"/>
+              <w:left w:w="120" w:type="dxa"/>
+              <w:right w:w="120" w:type="dxa"/>
+            </w:tcMar>
+          </w:tcPr>
+          <w:p>
+            <w:pPr>
+              <w:spacing w:line="276" w:lineRule="auto" w:after="40"/>
+              <w:jc w:val="center"/>
+            </w:pPr>
+            <w:r/>
+            <w:r>
+              <w:rPr>
+                <w:rFonts w:ascii="Times New Roman" w:hAnsi="Times New Roman" w:cs="Times New Roman" w:eastAsia="Times New Roman"/>
+                <w:b w:val="0"/>
+                <w:i w:val="0"/>
+                <w:sz w:val="26"/>
               </w:rPr>
               <w:t>1</w:t>
             </w:r>
@@ -3494,19 +4180,26 @@
         </w:tc>
         <w:tc>
           <w:tcPr>
-            <w:tcW w:type="dxa" w:w="1247"/>
-            <w:vAlign w:val="center"/>
-          </w:tcPr>
-          <w:p>
-            <w:pPr>
-              <w:spacing w:before="40" w:after="40" w:line="276" w:lineRule="auto"/>
-              <w:jc w:val="center"/>
-            </w:pPr>
-            <w:r>
-              <w:rPr>
-                <w:rFonts w:ascii="Times New Roman" w:hAnsi="Times New Roman"/>
-                <w:sz w:val="26"/>
-                <w:rFonts w:ascii="Times New Roman" w:hAnsi="Times New Roman" w:cs="Times New Roman"/>
+            <w:tcW w:type="dxa" w:w="1862"/>
+            <w:tcMar>
+              <w:top w:w="80" w:type="dxa"/>
+              <w:bottom w:w="80" w:type="dxa"/>
+              <w:left w:w="120" w:type="dxa"/>
+              <w:right w:w="120" w:type="dxa"/>
+            </w:tcMar>
+          </w:tcPr>
+          <w:p>
+            <w:pPr>
+              <w:spacing w:line="276" w:lineRule="auto" w:after="40"/>
+              <w:jc w:val="center"/>
+            </w:pPr>
+            <w:r/>
+            <w:r>
+              <w:rPr>
+                <w:rFonts w:ascii="Times New Roman" w:hAnsi="Times New Roman" w:cs="Times New Roman" w:eastAsia="Times New Roman"/>
+                <w:b w:val="0"/>
+                <w:i w:val="0"/>
+                <w:sz w:val="26"/>
               </w:rPr>
               <w:t>20</w:t>
             </w:r>
@@ -3514,21 +4207,28 @@
         </w:tc>
         <w:tc>
           <w:tcPr>
-            <w:tcW w:type="dxa" w:w="3402"/>
-            <w:vAlign w:val="center"/>
-          </w:tcPr>
-          <w:p>
-            <w:pPr>
-              <w:spacing w:before="40" w:after="40" w:line="276" w:lineRule="auto"/>
-              <w:jc w:val="both"/>
-            </w:pPr>
-            <w:r>
-              <w:rPr>
-                <w:rFonts w:ascii="Times New Roman" w:hAnsi="Times New Roman"/>
-                <w:sz w:val="26"/>
-                <w:rFonts w:ascii="Times New Roman" w:hAnsi="Times New Roman" w:cs="Times New Roman"/>
-              </w:rPr>
-              <w:t>Kiểm tra đánh giá kết quả học tập thực hành Robotics.</w:t>
+            <w:tcW w:type="dxa" w:w="1862"/>
+            <w:tcMar>
+              <w:top w:w="80" w:type="dxa"/>
+              <w:bottom w:w="80" w:type="dxa"/>
+              <w:left w:w="120" w:type="dxa"/>
+              <w:right w:w="120" w:type="dxa"/>
+            </w:tcMar>
+          </w:tcPr>
+          <w:p>
+            <w:pPr>
+              <w:spacing w:line="276" w:lineRule="auto" w:after="40"/>
+              <w:jc w:val="left"/>
+            </w:pPr>
+            <w:r/>
+            <w:r>
+              <w:rPr>
+                <w:rFonts w:ascii="Times New Roman" w:hAnsi="Times New Roman" w:cs="Times New Roman" w:eastAsia="Times New Roman"/>
+                <w:b w:val="0"/>
+                <w:i w:val="0"/>
+                <w:sz w:val="26"/>
+              </w:rPr>
+              <w:t>Tìm hiểu cấu tạo máy bay trực thăng; lắp robot trực thăng cứu hộ.</w:t>
             </w:r>
           </w:p>
         </w:tc>
@@ -3536,19 +4236,26 @@
       <w:tr>
         <w:tc>
           <w:tcPr>
-            <w:tcW w:type="dxa" w:w="680"/>
-            <w:vAlign w:val="center"/>
-          </w:tcPr>
-          <w:p>
-            <w:pPr>
-              <w:spacing w:before="40" w:after="40" w:line="276" w:lineRule="auto"/>
-              <w:jc w:val="center"/>
-            </w:pPr>
-            <w:r>
-              <w:rPr>
-                <w:rFonts w:ascii="Times New Roman" w:hAnsi="Times New Roman"/>
-                <w:sz w:val="26"/>
-                <w:rFonts w:ascii="Times New Roman" w:hAnsi="Times New Roman" w:cs="Times New Roman"/>
+            <w:tcW w:type="dxa" w:w="1862"/>
+            <w:tcMar>
+              <w:top w:w="80" w:type="dxa"/>
+              <w:bottom w:w="80" w:type="dxa"/>
+              <w:left w:w="120" w:type="dxa"/>
+              <w:right w:w="120" w:type="dxa"/>
+            </w:tcMar>
+          </w:tcPr>
+          <w:p>
+            <w:pPr>
+              <w:spacing w:line="276" w:lineRule="auto" w:after="40"/>
+              <w:jc w:val="center"/>
+            </w:pPr>
+            <w:r/>
+            <w:r>
+              <w:rPr>
+                <w:rFonts w:ascii="Times New Roman" w:hAnsi="Times New Roman" w:cs="Times New Roman" w:eastAsia="Times New Roman"/>
+                <w:b w:val="0"/>
+                <w:i w:val="0"/>
+                <w:sz w:val="26"/>
               </w:rPr>
               <w:t>21</w:t>
             </w:r>
@@ -3556,19 +4263,26 @@
         </w:tc>
         <w:tc>
           <w:tcPr>
-            <w:tcW w:type="dxa" w:w="3118"/>
-            <w:vAlign w:val="center"/>
-          </w:tcPr>
-          <w:p>
-            <w:pPr>
-              <w:spacing w:before="40" w:after="40" w:line="276" w:lineRule="auto"/>
-              <w:jc w:val="both"/>
-            </w:pPr>
-            <w:r>
-              <w:rPr>
-                <w:rFonts w:ascii="Times New Roman" w:hAnsi="Times New Roman"/>
-                <w:sz w:val="26"/>
-                <w:rFonts w:ascii="Times New Roman" w:hAnsi="Times New Roman" w:cs="Times New Roman"/>
+            <w:tcW w:type="dxa" w:w="1862"/>
+            <w:tcMar>
+              <w:top w:w="80" w:type="dxa"/>
+              <w:bottom w:w="80" w:type="dxa"/>
+              <w:left w:w="120" w:type="dxa"/>
+              <w:right w:w="120" w:type="dxa"/>
+            </w:tcMar>
+          </w:tcPr>
+          <w:p>
+            <w:pPr>
+              <w:spacing w:line="276" w:lineRule="auto" w:after="40"/>
+              <w:jc w:val="left"/>
+            </w:pPr>
+            <w:r/>
+            <w:r>
+              <w:rPr>
+                <w:rFonts w:ascii="Times New Roman" w:hAnsi="Times New Roman" w:cs="Times New Roman" w:eastAsia="Times New Roman"/>
+                <w:b w:val="0"/>
+                <w:i w:val="0"/>
+                <w:sz w:val="26"/>
               </w:rPr>
               <w:t>Bài 16. Khám phá vũ trụ rộng lớn</w:t>
             </w:r>
@@ -3576,19 +4290,26 @@
         </w:tc>
         <w:tc>
           <w:tcPr>
-            <w:tcW w:type="dxa" w:w="850"/>
-            <w:vAlign w:val="center"/>
-          </w:tcPr>
-          <w:p>
-            <w:pPr>
-              <w:spacing w:before="40" w:after="40" w:line="276" w:lineRule="auto"/>
-              <w:jc w:val="center"/>
-            </w:pPr>
-            <w:r>
-              <w:rPr>
-                <w:rFonts w:ascii="Times New Roman" w:hAnsi="Times New Roman"/>
-                <w:sz w:val="26"/>
-                <w:rFonts w:ascii="Times New Roman" w:hAnsi="Times New Roman" w:cs="Times New Roman"/>
+            <w:tcW w:type="dxa" w:w="1862"/>
+            <w:tcMar>
+              <w:top w:w="80" w:type="dxa"/>
+              <w:bottom w:w="80" w:type="dxa"/>
+              <w:left w:w="120" w:type="dxa"/>
+              <w:right w:w="120" w:type="dxa"/>
+            </w:tcMar>
+          </w:tcPr>
+          <w:p>
+            <w:pPr>
+              <w:spacing w:line="276" w:lineRule="auto" w:after="40"/>
+              <w:jc w:val="center"/>
+            </w:pPr>
+            <w:r/>
+            <w:r>
+              <w:rPr>
+                <w:rFonts w:ascii="Times New Roman" w:hAnsi="Times New Roman" w:cs="Times New Roman" w:eastAsia="Times New Roman"/>
+                <w:b w:val="0"/>
+                <w:i w:val="0"/>
+                <w:sz w:val="26"/>
               </w:rPr>
               <w:t>1</w:t>
             </w:r>
@@ -3596,19 +4317,26 @@
         </w:tc>
         <w:tc>
           <w:tcPr>
-            <w:tcW w:type="dxa" w:w="1247"/>
-            <w:vAlign w:val="center"/>
-          </w:tcPr>
-          <w:p>
-            <w:pPr>
-              <w:spacing w:before="40" w:after="40" w:line="276" w:lineRule="auto"/>
-              <w:jc w:val="center"/>
-            </w:pPr>
-            <w:r>
-              <w:rPr>
-                <w:rFonts w:ascii="Times New Roman" w:hAnsi="Times New Roman"/>
-                <w:sz w:val="26"/>
-                <w:rFonts w:ascii="Times New Roman" w:hAnsi="Times New Roman" w:cs="Times New Roman"/>
+            <w:tcW w:type="dxa" w:w="1862"/>
+            <w:tcMar>
+              <w:top w:w="80" w:type="dxa"/>
+              <w:bottom w:w="80" w:type="dxa"/>
+              <w:left w:w="120" w:type="dxa"/>
+              <w:right w:w="120" w:type="dxa"/>
+            </w:tcMar>
+          </w:tcPr>
+          <w:p>
+            <w:pPr>
+              <w:spacing w:line="276" w:lineRule="auto" w:after="40"/>
+              <w:jc w:val="center"/>
+            </w:pPr>
+            <w:r/>
+            <w:r>
+              <w:rPr>
+                <w:rFonts w:ascii="Times New Roman" w:hAnsi="Times New Roman" w:cs="Times New Roman" w:eastAsia="Times New Roman"/>
+                <w:b w:val="0"/>
+                <w:i w:val="0"/>
+                <w:sz w:val="26"/>
               </w:rPr>
               <w:t>21</w:t>
             </w:r>
@@ -3616,21 +4344,28 @@
         </w:tc>
         <w:tc>
           <w:tcPr>
-            <w:tcW w:type="dxa" w:w="3402"/>
-            <w:vAlign w:val="center"/>
-          </w:tcPr>
-          <w:p>
-            <w:pPr>
-              <w:spacing w:before="40" w:after="40" w:line="276" w:lineRule="auto"/>
-              <w:jc w:val="both"/>
-            </w:pPr>
-            <w:r>
-              <w:rPr>
-                <w:rFonts w:ascii="Times New Roman" w:hAnsi="Times New Roman"/>
-                <w:sz w:val="26"/>
-                <w:rFonts w:ascii="Times New Roman" w:hAnsi="Times New Roman" w:cs="Times New Roman"/>
-              </w:rPr>
-              <w:t>Tìm hiểu nguyên lý tàu vũ trụ; lắp mô hình tàu vũ trụ.</w:t>
+            <w:tcW w:type="dxa" w:w="1862"/>
+            <w:tcMar>
+              <w:top w:w="80" w:type="dxa"/>
+              <w:bottom w:w="80" w:type="dxa"/>
+              <w:left w:w="120" w:type="dxa"/>
+              <w:right w:w="120" w:type="dxa"/>
+            </w:tcMar>
+          </w:tcPr>
+          <w:p>
+            <w:pPr>
+              <w:spacing w:line="276" w:lineRule="auto" w:after="40"/>
+              <w:jc w:val="left"/>
+            </w:pPr>
+            <w:r/>
+            <w:r>
+              <w:rPr>
+                <w:rFonts w:ascii="Times New Roman" w:hAnsi="Times New Roman" w:cs="Times New Roman" w:eastAsia="Times New Roman"/>
+                <w:b w:val="0"/>
+                <w:i w:val="0"/>
+                <w:sz w:val="26"/>
+              </w:rPr>
+              <w:t>Tìm hiểu phi hành gia và tàu vũ trụ; lắp mô hình tàu thám hiểm vũ trụ.</w:t>
             </w:r>
           </w:p>
         </w:tc>
@@ -3638,19 +4373,26 @@
       <w:tr>
         <w:tc>
           <w:tcPr>
-            <w:tcW w:type="dxa" w:w="680"/>
-            <w:vAlign w:val="center"/>
-          </w:tcPr>
-          <w:p>
-            <w:pPr>
-              <w:spacing w:before="40" w:after="40" w:line="276" w:lineRule="auto"/>
-              <w:jc w:val="center"/>
-            </w:pPr>
-            <w:r>
-              <w:rPr>
-                <w:rFonts w:ascii="Times New Roman" w:hAnsi="Times New Roman"/>
-                <w:sz w:val="26"/>
-                <w:rFonts w:ascii="Times New Roman" w:hAnsi="Times New Roman" w:cs="Times New Roman"/>
+            <w:tcW w:type="dxa" w:w="1862"/>
+            <w:tcMar>
+              <w:top w:w="80" w:type="dxa"/>
+              <w:bottom w:w="80" w:type="dxa"/>
+              <w:left w:w="120" w:type="dxa"/>
+              <w:right w:w="120" w:type="dxa"/>
+            </w:tcMar>
+          </w:tcPr>
+          <w:p>
+            <w:pPr>
+              <w:spacing w:line="276" w:lineRule="auto" w:after="40"/>
+              <w:jc w:val="center"/>
+            </w:pPr>
+            <w:r/>
+            <w:r>
+              <w:rPr>
+                <w:rFonts w:ascii="Times New Roman" w:hAnsi="Times New Roman" w:cs="Times New Roman" w:eastAsia="Times New Roman"/>
+                <w:b w:val="0"/>
+                <w:i w:val="0"/>
+                <w:sz w:val="26"/>
               </w:rPr>
               <w:t>22</w:t>
             </w:r>
@@ -3658,19 +4400,26 @@
         </w:tc>
         <w:tc>
           <w:tcPr>
-            <w:tcW w:type="dxa" w:w="3118"/>
-            <w:vAlign w:val="center"/>
-          </w:tcPr>
-          <w:p>
-            <w:pPr>
-              <w:spacing w:before="40" w:after="40" w:line="276" w:lineRule="auto"/>
-              <w:jc w:val="both"/>
-            </w:pPr>
-            <w:r>
-              <w:rPr>
-                <w:rFonts w:ascii="Times New Roman" w:hAnsi="Times New Roman"/>
-                <w:sz w:val="26"/>
-                <w:rFonts w:ascii="Times New Roman" w:hAnsi="Times New Roman" w:cs="Times New Roman"/>
+            <w:tcW w:type="dxa" w:w="1862"/>
+            <w:tcMar>
+              <w:top w:w="80" w:type="dxa"/>
+              <w:bottom w:w="80" w:type="dxa"/>
+              <w:left w:w="120" w:type="dxa"/>
+              <w:right w:w="120" w:type="dxa"/>
+            </w:tcMar>
+          </w:tcPr>
+          <w:p>
+            <w:pPr>
+              <w:spacing w:line="276" w:lineRule="auto" w:after="40"/>
+              <w:jc w:val="left"/>
+            </w:pPr>
+            <w:r/>
+            <w:r>
+              <w:rPr>
+                <w:rFonts w:ascii="Times New Roman" w:hAnsi="Times New Roman" w:cs="Times New Roman" w:eastAsia="Times New Roman"/>
+                <w:b w:val="0"/>
+                <w:i w:val="0"/>
+                <w:sz w:val="26"/>
               </w:rPr>
               <w:t>Bài 17. Máy bắn đá khổng lồ</w:t>
             </w:r>
@@ -3678,19 +4427,26 @@
         </w:tc>
         <w:tc>
           <w:tcPr>
-            <w:tcW w:type="dxa" w:w="850"/>
-            <w:vAlign w:val="center"/>
-          </w:tcPr>
-          <w:p>
-            <w:pPr>
-              <w:spacing w:before="40" w:after="40" w:line="276" w:lineRule="auto"/>
-              <w:jc w:val="center"/>
-            </w:pPr>
-            <w:r>
-              <w:rPr>
-                <w:rFonts w:ascii="Times New Roman" w:hAnsi="Times New Roman"/>
-                <w:sz w:val="26"/>
-                <w:rFonts w:ascii="Times New Roman" w:hAnsi="Times New Roman" w:cs="Times New Roman"/>
+            <w:tcW w:type="dxa" w:w="1862"/>
+            <w:tcMar>
+              <w:top w:w="80" w:type="dxa"/>
+              <w:bottom w:w="80" w:type="dxa"/>
+              <w:left w:w="120" w:type="dxa"/>
+              <w:right w:w="120" w:type="dxa"/>
+            </w:tcMar>
+          </w:tcPr>
+          <w:p>
+            <w:pPr>
+              <w:spacing w:line="276" w:lineRule="auto" w:after="40"/>
+              <w:jc w:val="center"/>
+            </w:pPr>
+            <w:r/>
+            <w:r>
+              <w:rPr>
+                <w:rFonts w:ascii="Times New Roman" w:hAnsi="Times New Roman" w:cs="Times New Roman" w:eastAsia="Times New Roman"/>
+                <w:b w:val="0"/>
+                <w:i w:val="0"/>
+                <w:sz w:val="26"/>
               </w:rPr>
               <w:t>1</w:t>
             </w:r>
@@ -3698,19 +4454,26 @@
         </w:tc>
         <w:tc>
           <w:tcPr>
-            <w:tcW w:type="dxa" w:w="1247"/>
-            <w:vAlign w:val="center"/>
-          </w:tcPr>
-          <w:p>
-            <w:pPr>
-              <w:spacing w:before="40" w:after="40" w:line="276" w:lineRule="auto"/>
-              <w:jc w:val="center"/>
-            </w:pPr>
-            <w:r>
-              <w:rPr>
-                <w:rFonts w:ascii="Times New Roman" w:hAnsi="Times New Roman"/>
-                <w:sz w:val="26"/>
-                <w:rFonts w:ascii="Times New Roman" w:hAnsi="Times New Roman" w:cs="Times New Roman"/>
+            <w:tcW w:type="dxa" w:w="1862"/>
+            <w:tcMar>
+              <w:top w:w="80" w:type="dxa"/>
+              <w:bottom w:w="80" w:type="dxa"/>
+              <w:left w:w="120" w:type="dxa"/>
+              <w:right w:w="120" w:type="dxa"/>
+            </w:tcMar>
+          </w:tcPr>
+          <w:p>
+            <w:pPr>
+              <w:spacing w:line="276" w:lineRule="auto" w:after="40"/>
+              <w:jc w:val="center"/>
+            </w:pPr>
+            <w:r/>
+            <w:r>
+              <w:rPr>
+                <w:rFonts w:ascii="Times New Roman" w:hAnsi="Times New Roman" w:cs="Times New Roman" w:eastAsia="Times New Roman"/>
+                <w:b w:val="0"/>
+                <w:i w:val="0"/>
+                <w:sz w:val="26"/>
               </w:rPr>
               <w:t>22</w:t>
             </w:r>
@@ -3718,21 +4481,28 @@
         </w:tc>
         <w:tc>
           <w:tcPr>
-            <w:tcW w:type="dxa" w:w="3402"/>
-            <w:vAlign w:val="center"/>
-          </w:tcPr>
-          <w:p>
-            <w:pPr>
-              <w:spacing w:before="40" w:after="40" w:line="276" w:lineRule="auto"/>
-              <w:jc w:val="both"/>
-            </w:pPr>
-            <w:r>
-              <w:rPr>
-                <w:rFonts w:ascii="Times New Roman" w:hAnsi="Times New Roman"/>
-                <w:sz w:val="26"/>
-                <w:rFonts w:ascii="Times New Roman" w:hAnsi="Times New Roman" w:cs="Times New Roman"/>
-              </w:rPr>
-              <w:t>Tìm hiểu cấu tạo máy bắn đá và thử nghiệm tầm bắn.</w:t>
+            <w:tcW w:type="dxa" w:w="1862"/>
+            <w:tcMar>
+              <w:top w:w="80" w:type="dxa"/>
+              <w:bottom w:w="80" w:type="dxa"/>
+              <w:left w:w="120" w:type="dxa"/>
+              <w:right w:w="120" w:type="dxa"/>
+            </w:tcMar>
+          </w:tcPr>
+          <w:p>
+            <w:pPr>
+              <w:spacing w:line="276" w:lineRule="auto" w:after="40"/>
+              <w:jc w:val="left"/>
+            </w:pPr>
+            <w:r/>
+            <w:r>
+              <w:rPr>
+                <w:rFonts w:ascii="Times New Roman" w:hAnsi="Times New Roman" w:cs="Times New Roman" w:eastAsia="Times New Roman"/>
+                <w:b w:val="0"/>
+                <w:i w:val="0"/>
+                <w:sz w:val="26"/>
+              </w:rPr>
+              <w:t>Tìm hiểu cơ cấu đòn bẩy; lắp mô hình máy bắn đá cổ đại.</w:t>
             </w:r>
           </w:p>
         </w:tc>
@@ -3740,19 +4510,26 @@
       <w:tr>
         <w:tc>
           <w:tcPr>
-            <w:tcW w:type="dxa" w:w="680"/>
-            <w:vAlign w:val="center"/>
-          </w:tcPr>
-          <w:p>
-            <w:pPr>
-              <w:spacing w:before="40" w:after="40" w:line="276" w:lineRule="auto"/>
-              <w:jc w:val="center"/>
-            </w:pPr>
-            <w:r>
-              <w:rPr>
-                <w:rFonts w:ascii="Times New Roman" w:hAnsi="Times New Roman"/>
-                <w:sz w:val="26"/>
-                <w:rFonts w:ascii="Times New Roman" w:hAnsi="Times New Roman" w:cs="Times New Roman"/>
+            <w:tcW w:type="dxa" w:w="1862"/>
+            <w:tcMar>
+              <w:top w:w="80" w:type="dxa"/>
+              <w:bottom w:w="80" w:type="dxa"/>
+              <w:left w:w="120" w:type="dxa"/>
+              <w:right w:w="120" w:type="dxa"/>
+            </w:tcMar>
+          </w:tcPr>
+          <w:p>
+            <w:pPr>
+              <w:spacing w:line="276" w:lineRule="auto" w:after="40"/>
+              <w:jc w:val="center"/>
+            </w:pPr>
+            <w:r/>
+            <w:r>
+              <w:rPr>
+                <w:rFonts w:ascii="Times New Roman" w:hAnsi="Times New Roman" w:cs="Times New Roman" w:eastAsia="Times New Roman"/>
+                <w:b w:val="0"/>
+                <w:i w:val="0"/>
+                <w:sz w:val="26"/>
               </w:rPr>
               <w:t>23</w:t>
             </w:r>
@@ -3760,19 +4537,26 @@
         </w:tc>
         <w:tc>
           <w:tcPr>
-            <w:tcW w:type="dxa" w:w="3118"/>
-            <w:vAlign w:val="center"/>
-          </w:tcPr>
-          <w:p>
-            <w:pPr>
-              <w:spacing w:before="40" w:after="40" w:line="276" w:lineRule="auto"/>
-              <w:jc w:val="both"/>
-            </w:pPr>
-            <w:r>
-              <w:rPr>
-                <w:rFonts w:ascii="Times New Roman" w:hAnsi="Times New Roman"/>
-                <w:sz w:val="26"/>
-                <w:rFonts w:ascii="Times New Roman" w:hAnsi="Times New Roman" w:cs="Times New Roman"/>
+            <w:tcW w:type="dxa" w:w="1862"/>
+            <w:tcMar>
+              <w:top w:w="80" w:type="dxa"/>
+              <w:bottom w:w="80" w:type="dxa"/>
+              <w:left w:w="120" w:type="dxa"/>
+              <w:right w:w="120" w:type="dxa"/>
+            </w:tcMar>
+          </w:tcPr>
+          <w:p>
+            <w:pPr>
+              <w:spacing w:line="276" w:lineRule="auto" w:after="40"/>
+              <w:jc w:val="left"/>
+            </w:pPr>
+            <w:r/>
+            <w:r>
+              <w:rPr>
+                <w:rFonts w:ascii="Times New Roman" w:hAnsi="Times New Roman" w:cs="Times New Roman" w:eastAsia="Times New Roman"/>
+                <w:b w:val="0"/>
+                <w:i w:val="0"/>
+                <w:sz w:val="26"/>
               </w:rPr>
               <w:t>Bài 18. Trò chơi dân gian</w:t>
             </w:r>
@@ -3780,19 +4564,26 @@
         </w:tc>
         <w:tc>
           <w:tcPr>
-            <w:tcW w:type="dxa" w:w="850"/>
-            <w:vAlign w:val="center"/>
-          </w:tcPr>
-          <w:p>
-            <w:pPr>
-              <w:spacing w:before="40" w:after="40" w:line="276" w:lineRule="auto"/>
-              <w:jc w:val="center"/>
-            </w:pPr>
-            <w:r>
-              <w:rPr>
-                <w:rFonts w:ascii="Times New Roman" w:hAnsi="Times New Roman"/>
-                <w:sz w:val="26"/>
-                <w:rFonts w:ascii="Times New Roman" w:hAnsi="Times New Roman" w:cs="Times New Roman"/>
+            <w:tcW w:type="dxa" w:w="1862"/>
+            <w:tcMar>
+              <w:top w:w="80" w:type="dxa"/>
+              <w:bottom w:w="80" w:type="dxa"/>
+              <w:left w:w="120" w:type="dxa"/>
+              <w:right w:w="120" w:type="dxa"/>
+            </w:tcMar>
+          </w:tcPr>
+          <w:p>
+            <w:pPr>
+              <w:spacing w:line="276" w:lineRule="auto" w:after="40"/>
+              <w:jc w:val="center"/>
+            </w:pPr>
+            <w:r/>
+            <w:r>
+              <w:rPr>
+                <w:rFonts w:ascii="Times New Roman" w:hAnsi="Times New Roman" w:cs="Times New Roman" w:eastAsia="Times New Roman"/>
+                <w:b w:val="0"/>
+                <w:i w:val="0"/>
+                <w:sz w:val="26"/>
               </w:rPr>
               <w:t>1</w:t>
             </w:r>
@@ -3800,19 +4591,26 @@
         </w:tc>
         <w:tc>
           <w:tcPr>
-            <w:tcW w:type="dxa" w:w="1247"/>
-            <w:vAlign w:val="center"/>
-          </w:tcPr>
-          <w:p>
-            <w:pPr>
-              <w:spacing w:before="40" w:after="40" w:line="276" w:lineRule="auto"/>
-              <w:jc w:val="center"/>
-            </w:pPr>
-            <w:r>
-              <w:rPr>
-                <w:rFonts w:ascii="Times New Roman" w:hAnsi="Times New Roman"/>
-                <w:sz w:val="26"/>
-                <w:rFonts w:ascii="Times New Roman" w:hAnsi="Times New Roman" w:cs="Times New Roman"/>
+            <w:tcW w:type="dxa" w:w="1862"/>
+            <w:tcMar>
+              <w:top w:w="80" w:type="dxa"/>
+              <w:bottom w:w="80" w:type="dxa"/>
+              <w:left w:w="120" w:type="dxa"/>
+              <w:right w:w="120" w:type="dxa"/>
+            </w:tcMar>
+          </w:tcPr>
+          <w:p>
+            <w:pPr>
+              <w:spacing w:line="276" w:lineRule="auto" w:after="40"/>
+              <w:jc w:val="center"/>
+            </w:pPr>
+            <w:r/>
+            <w:r>
+              <w:rPr>
+                <w:rFonts w:ascii="Times New Roman" w:hAnsi="Times New Roman" w:cs="Times New Roman" w:eastAsia="Times New Roman"/>
+                <w:b w:val="0"/>
+                <w:i w:val="0"/>
+                <w:sz w:val="26"/>
               </w:rPr>
               <w:t>23</w:t>
             </w:r>
@@ -3820,21 +4618,28 @@
         </w:tc>
         <w:tc>
           <w:tcPr>
-            <w:tcW w:type="dxa" w:w="3402"/>
-            <w:vAlign w:val="center"/>
-          </w:tcPr>
-          <w:p>
-            <w:pPr>
-              <w:spacing w:before="40" w:after="40" w:line="276" w:lineRule="auto"/>
-              <w:jc w:val="both"/>
-            </w:pPr>
-            <w:r>
-              <w:rPr>
-                <w:rFonts w:ascii="Times New Roman" w:hAnsi="Times New Roman"/>
-                <w:sz w:val="26"/>
-                <w:rFonts w:ascii="Times New Roman" w:hAnsi="Times New Roman" w:cs="Times New Roman"/>
-              </w:rPr>
-              <w:t>Tìm hiểu kỹ thuật tâng cầu; lắp mô hình trò chơi dân gian.</w:t>
+            <w:tcW w:type="dxa" w:w="1862"/>
+            <w:tcMar>
+              <w:top w:w="80" w:type="dxa"/>
+              <w:bottom w:w="80" w:type="dxa"/>
+              <w:left w:w="120" w:type="dxa"/>
+              <w:right w:w="120" w:type="dxa"/>
+            </w:tcMar>
+          </w:tcPr>
+          <w:p>
+            <w:pPr>
+              <w:spacing w:line="276" w:lineRule="auto" w:after="40"/>
+              <w:jc w:val="left"/>
+            </w:pPr>
+            <w:r/>
+            <w:r>
+              <w:rPr>
+                <w:rFonts w:ascii="Times New Roman" w:hAnsi="Times New Roman" w:cs="Times New Roman" w:eastAsia="Times New Roman"/>
+                <w:b w:val="0"/>
+                <w:i w:val="0"/>
+                <w:sz w:val="26"/>
+              </w:rPr>
+              <w:t>Tìm hiểu trò chơi dân gian truyền thống; lắp mô hình trò chơi thú vị.</w:t>
             </w:r>
           </w:p>
         </w:tc>
@@ -3842,19 +4647,26 @@
       <w:tr>
         <w:tc>
           <w:tcPr>
-            <w:tcW w:type="dxa" w:w="680"/>
-            <w:vAlign w:val="center"/>
-          </w:tcPr>
-          <w:p>
-            <w:pPr>
-              <w:spacing w:before="40" w:after="40" w:line="276" w:lineRule="auto"/>
-              <w:jc w:val="center"/>
-            </w:pPr>
-            <w:r>
-              <w:rPr>
-                <w:rFonts w:ascii="Times New Roman" w:hAnsi="Times New Roman"/>
-                <w:sz w:val="26"/>
-                <w:rFonts w:ascii="Times New Roman" w:hAnsi="Times New Roman" w:cs="Times New Roman"/>
+            <w:tcW w:type="dxa" w:w="1862"/>
+            <w:tcMar>
+              <w:top w:w="80" w:type="dxa"/>
+              <w:bottom w:w="80" w:type="dxa"/>
+              <w:left w:w="120" w:type="dxa"/>
+              <w:right w:w="120" w:type="dxa"/>
+            </w:tcMar>
+          </w:tcPr>
+          <w:p>
+            <w:pPr>
+              <w:spacing w:line="276" w:lineRule="auto" w:after="40"/>
+              <w:jc w:val="center"/>
+            </w:pPr>
+            <w:r/>
+            <w:r>
+              <w:rPr>
+                <w:rFonts w:ascii="Times New Roman" w:hAnsi="Times New Roman" w:cs="Times New Roman" w:eastAsia="Times New Roman"/>
+                <w:b w:val="0"/>
+                <w:i w:val="0"/>
+                <w:sz w:val="26"/>
               </w:rPr>
               <w:t>24</w:t>
             </w:r>
@@ -3862,19 +4674,26 @@
         </w:tc>
         <w:tc>
           <w:tcPr>
-            <w:tcW w:type="dxa" w:w="3118"/>
-            <w:vAlign w:val="center"/>
-          </w:tcPr>
-          <w:p>
-            <w:pPr>
-              <w:spacing w:before="40" w:after="40" w:line="276" w:lineRule="auto"/>
-              <w:jc w:val="both"/>
-            </w:pPr>
-            <w:r>
-              <w:rPr>
-                <w:rFonts w:ascii="Times New Roman" w:hAnsi="Times New Roman"/>
-                <w:sz w:val="26"/>
-                <w:rFonts w:ascii="Times New Roman" w:hAnsi="Times New Roman" w:cs="Times New Roman"/>
+            <w:tcW w:type="dxa" w:w="1862"/>
+            <w:tcMar>
+              <w:top w:w="80" w:type="dxa"/>
+              <w:bottom w:w="80" w:type="dxa"/>
+              <w:left w:w="120" w:type="dxa"/>
+              <w:right w:w="120" w:type="dxa"/>
+            </w:tcMar>
+          </w:tcPr>
+          <w:p>
+            <w:pPr>
+              <w:spacing w:line="276" w:lineRule="auto" w:after="40"/>
+              <w:jc w:val="left"/>
+            </w:pPr>
+            <w:r/>
+            <w:r>
+              <w:rPr>
+                <w:rFonts w:ascii="Times New Roman" w:hAnsi="Times New Roman" w:cs="Times New Roman" w:eastAsia="Times New Roman"/>
+                <w:b w:val="0"/>
+                <w:i w:val="0"/>
+                <w:sz w:val="26"/>
               </w:rPr>
               <w:t>Bài 19. Khám phá trò chơi truyền thống các nước</w:t>
             </w:r>
@@ -3882,19 +4701,26 @@
         </w:tc>
         <w:tc>
           <w:tcPr>
-            <w:tcW w:type="dxa" w:w="850"/>
-            <w:vAlign w:val="center"/>
-          </w:tcPr>
-          <w:p>
-            <w:pPr>
-              <w:spacing w:before="40" w:after="40" w:line="276" w:lineRule="auto"/>
-              <w:jc w:val="center"/>
-            </w:pPr>
-            <w:r>
-              <w:rPr>
-                <w:rFonts w:ascii="Times New Roman" w:hAnsi="Times New Roman"/>
-                <w:sz w:val="26"/>
-                <w:rFonts w:ascii="Times New Roman" w:hAnsi="Times New Roman" w:cs="Times New Roman"/>
+            <w:tcW w:type="dxa" w:w="1862"/>
+            <w:tcMar>
+              <w:top w:w="80" w:type="dxa"/>
+              <w:bottom w:w="80" w:type="dxa"/>
+              <w:left w:w="120" w:type="dxa"/>
+              <w:right w:w="120" w:type="dxa"/>
+            </w:tcMar>
+          </w:tcPr>
+          <w:p>
+            <w:pPr>
+              <w:spacing w:line="276" w:lineRule="auto" w:after="40"/>
+              <w:jc w:val="center"/>
+            </w:pPr>
+            <w:r/>
+            <w:r>
+              <w:rPr>
+                <w:rFonts w:ascii="Times New Roman" w:hAnsi="Times New Roman" w:cs="Times New Roman" w:eastAsia="Times New Roman"/>
+                <w:b w:val="0"/>
+                <w:i w:val="0"/>
+                <w:sz w:val="26"/>
               </w:rPr>
               <w:t>1</w:t>
             </w:r>
@@ -3902,19 +4728,26 @@
         </w:tc>
         <w:tc>
           <w:tcPr>
-            <w:tcW w:type="dxa" w:w="1247"/>
-            <w:vAlign w:val="center"/>
-          </w:tcPr>
-          <w:p>
-            <w:pPr>
-              <w:spacing w:before="40" w:after="40" w:line="276" w:lineRule="auto"/>
-              <w:jc w:val="center"/>
-            </w:pPr>
-            <w:r>
-              <w:rPr>
-                <w:rFonts w:ascii="Times New Roman" w:hAnsi="Times New Roman"/>
-                <w:sz w:val="26"/>
-                <w:rFonts w:ascii="Times New Roman" w:hAnsi="Times New Roman" w:cs="Times New Roman"/>
+            <w:tcW w:type="dxa" w:w="1862"/>
+            <w:tcMar>
+              <w:top w:w="80" w:type="dxa"/>
+              <w:bottom w:w="80" w:type="dxa"/>
+              <w:left w:w="120" w:type="dxa"/>
+              <w:right w:w="120" w:type="dxa"/>
+            </w:tcMar>
+          </w:tcPr>
+          <w:p>
+            <w:pPr>
+              <w:spacing w:line="276" w:lineRule="auto" w:after="40"/>
+              <w:jc w:val="center"/>
+            </w:pPr>
+            <w:r/>
+            <w:r>
+              <w:rPr>
+                <w:rFonts w:ascii="Times New Roman" w:hAnsi="Times New Roman" w:cs="Times New Roman" w:eastAsia="Times New Roman"/>
+                <w:b w:val="0"/>
+                <w:i w:val="0"/>
+                <w:sz w:val="26"/>
               </w:rPr>
               <w:t>24</w:t>
             </w:r>
@@ -3922,21 +4755,28 @@
         </w:tc>
         <w:tc>
           <w:tcPr>
-            <w:tcW w:type="dxa" w:w="3402"/>
-            <w:vAlign w:val="center"/>
-          </w:tcPr>
-          <w:p>
-            <w:pPr>
-              <w:spacing w:before="40" w:after="40" w:line="276" w:lineRule="auto"/>
-              <w:jc w:val="both"/>
-            </w:pPr>
-            <w:r>
-              <w:rPr>
-                <w:rFonts w:ascii="Times New Roman" w:hAnsi="Times New Roman"/>
-                <w:sz w:val="26"/>
-                <w:rFonts w:ascii="Times New Roman" w:hAnsi="Times New Roman" w:cs="Times New Roman"/>
-              </w:rPr>
-              <w:t>Tìm hiểu luật chơi ném mũi tên; lắp mô hình trò chơi truyền thống.</w:t>
+            <w:tcW w:type="dxa" w:w="1862"/>
+            <w:tcMar>
+              <w:top w:w="80" w:type="dxa"/>
+              <w:bottom w:w="80" w:type="dxa"/>
+              <w:left w:w="120" w:type="dxa"/>
+              <w:right w:w="120" w:type="dxa"/>
+            </w:tcMar>
+          </w:tcPr>
+          <w:p>
+            <w:pPr>
+              <w:spacing w:line="276" w:lineRule="auto" w:after="40"/>
+              <w:jc w:val="left"/>
+            </w:pPr>
+            <w:r/>
+            <w:r>
+              <w:rPr>
+                <w:rFonts w:ascii="Times New Roman" w:hAnsi="Times New Roman" w:cs="Times New Roman" w:eastAsia="Times New Roman"/>
+                <w:b w:val="0"/>
+                <w:i w:val="0"/>
+                <w:sz w:val="26"/>
+              </w:rPr>
+              <w:t>Tìm hiểu nét đẹp văn hóa truyền thống; lắp robot trò chơi dân gian.</w:t>
             </w:r>
           </w:p>
         </w:tc>
@@ -3944,19 +4784,26 @@
       <w:tr>
         <w:tc>
           <w:tcPr>
-            <w:tcW w:type="dxa" w:w="680"/>
-            <w:vAlign w:val="center"/>
-          </w:tcPr>
-          <w:p>
-            <w:pPr>
-              <w:spacing w:before="40" w:after="40" w:line="276" w:lineRule="auto"/>
-              <w:jc w:val="center"/>
-            </w:pPr>
-            <w:r>
-              <w:rPr>
-                <w:rFonts w:ascii="Times New Roman" w:hAnsi="Times New Roman"/>
-                <w:sz w:val="26"/>
-                <w:rFonts w:ascii="Times New Roman" w:hAnsi="Times New Roman" w:cs="Times New Roman"/>
+            <w:tcW w:type="dxa" w:w="1862"/>
+            <w:tcMar>
+              <w:top w:w="80" w:type="dxa"/>
+              <w:bottom w:w="80" w:type="dxa"/>
+              <w:left w:w="120" w:type="dxa"/>
+              <w:right w:w="120" w:type="dxa"/>
+            </w:tcMar>
+          </w:tcPr>
+          <w:p>
+            <w:pPr>
+              <w:spacing w:line="276" w:lineRule="auto" w:after="40"/>
+              <w:jc w:val="center"/>
+            </w:pPr>
+            <w:r/>
+            <w:r>
+              <w:rPr>
+                <w:rFonts w:ascii="Times New Roman" w:hAnsi="Times New Roman" w:cs="Times New Roman" w:eastAsia="Times New Roman"/>
+                <w:b w:val="0"/>
+                <w:i w:val="0"/>
+                <w:sz w:val="26"/>
               </w:rPr>
               <w:t>25</w:t>
             </w:r>
@@ -3964,19 +4811,26 @@
         </w:tc>
         <w:tc>
           <w:tcPr>
-            <w:tcW w:type="dxa" w:w="3118"/>
-            <w:vAlign w:val="center"/>
-          </w:tcPr>
-          <w:p>
-            <w:pPr>
-              <w:spacing w:before="40" w:after="40" w:line="276" w:lineRule="auto"/>
-              <w:jc w:val="both"/>
-            </w:pPr>
-            <w:r>
-              <w:rPr>
-                <w:rFonts w:ascii="Times New Roman" w:hAnsi="Times New Roman"/>
-                <w:sz w:val="26"/>
-                <w:rFonts w:ascii="Times New Roman" w:hAnsi="Times New Roman" w:cs="Times New Roman"/>
+            <w:tcW w:type="dxa" w:w="1862"/>
+            <w:tcMar>
+              <w:top w:w="80" w:type="dxa"/>
+              <w:bottom w:w="80" w:type="dxa"/>
+              <w:left w:w="120" w:type="dxa"/>
+              <w:right w:w="120" w:type="dxa"/>
+            </w:tcMar>
+          </w:tcPr>
+          <w:p>
+            <w:pPr>
+              <w:spacing w:line="276" w:lineRule="auto" w:after="40"/>
+              <w:jc w:val="left"/>
+            </w:pPr>
+            <w:r/>
+            <w:r>
+              <w:rPr>
+                <w:rFonts w:ascii="Times New Roman" w:hAnsi="Times New Roman" w:cs="Times New Roman" w:eastAsia="Times New Roman"/>
+                <w:b w:val="0"/>
+                <w:i w:val="0"/>
+                <w:sz w:val="26"/>
               </w:rPr>
               <w:t>Bài 20. Đấu vật thú vị</w:t>
             </w:r>
@@ -3984,19 +4838,26 @@
         </w:tc>
         <w:tc>
           <w:tcPr>
-            <w:tcW w:type="dxa" w:w="850"/>
-            <w:vAlign w:val="center"/>
-          </w:tcPr>
-          <w:p>
-            <w:pPr>
-              <w:spacing w:before="40" w:after="40" w:line="276" w:lineRule="auto"/>
-              <w:jc w:val="center"/>
-            </w:pPr>
-            <w:r>
-              <w:rPr>
-                <w:rFonts w:ascii="Times New Roman" w:hAnsi="Times New Roman"/>
-                <w:sz w:val="26"/>
-                <w:rFonts w:ascii="Times New Roman" w:hAnsi="Times New Roman" w:cs="Times New Roman"/>
+            <w:tcW w:type="dxa" w:w="1862"/>
+            <w:tcMar>
+              <w:top w:w="80" w:type="dxa"/>
+              <w:bottom w:w="80" w:type="dxa"/>
+              <w:left w:w="120" w:type="dxa"/>
+              <w:right w:w="120" w:type="dxa"/>
+            </w:tcMar>
+          </w:tcPr>
+          <w:p>
+            <w:pPr>
+              <w:spacing w:line="276" w:lineRule="auto" w:after="40"/>
+              <w:jc w:val="center"/>
+            </w:pPr>
+            <w:r/>
+            <w:r>
+              <w:rPr>
+                <w:rFonts w:ascii="Times New Roman" w:hAnsi="Times New Roman" w:cs="Times New Roman" w:eastAsia="Times New Roman"/>
+                <w:b w:val="0"/>
+                <w:i w:val="0"/>
+                <w:sz w:val="26"/>
               </w:rPr>
               <w:t>1</w:t>
             </w:r>
@@ -4004,19 +4865,26 @@
         </w:tc>
         <w:tc>
           <w:tcPr>
-            <w:tcW w:type="dxa" w:w="1247"/>
-            <w:vAlign w:val="center"/>
-          </w:tcPr>
-          <w:p>
-            <w:pPr>
-              <w:spacing w:before="40" w:after="40" w:line="276" w:lineRule="auto"/>
-              <w:jc w:val="center"/>
-            </w:pPr>
-            <w:r>
-              <w:rPr>
-                <w:rFonts w:ascii="Times New Roman" w:hAnsi="Times New Roman"/>
-                <w:sz w:val="26"/>
-                <w:rFonts w:ascii="Times New Roman" w:hAnsi="Times New Roman" w:cs="Times New Roman"/>
+            <w:tcW w:type="dxa" w:w="1862"/>
+            <w:tcMar>
+              <w:top w:w="80" w:type="dxa"/>
+              <w:bottom w:w="80" w:type="dxa"/>
+              <w:left w:w="120" w:type="dxa"/>
+              <w:right w:w="120" w:type="dxa"/>
+            </w:tcMar>
+          </w:tcPr>
+          <w:p>
+            <w:pPr>
+              <w:spacing w:line="276" w:lineRule="auto" w:after="40"/>
+              <w:jc w:val="center"/>
+            </w:pPr>
+            <w:r/>
+            <w:r>
+              <w:rPr>
+                <w:rFonts w:ascii="Times New Roman" w:hAnsi="Times New Roman" w:cs="Times New Roman" w:eastAsia="Times New Roman"/>
+                <w:b w:val="0"/>
+                <w:i w:val="0"/>
+                <w:sz w:val="26"/>
               </w:rPr>
               <w:t>25</w:t>
             </w:r>
@@ -4024,21 +4892,28 @@
         </w:tc>
         <w:tc>
           <w:tcPr>
-            <w:tcW w:type="dxa" w:w="3402"/>
-            <w:vAlign w:val="center"/>
-          </w:tcPr>
-          <w:p>
-            <w:pPr>
-              <w:spacing w:before="40" w:after="40" w:line="276" w:lineRule="auto"/>
-              <w:jc w:val="both"/>
-            </w:pPr>
-            <w:r>
-              <w:rPr>
-                <w:rFonts w:ascii="Times New Roman" w:hAnsi="Times New Roman"/>
-                <w:sz w:val="26"/>
-                <w:rFonts w:ascii="Times New Roman" w:hAnsi="Times New Roman" w:cs="Times New Roman"/>
-              </w:rPr>
-              <w:t>Phân biệt thể thao đối kháng; lắp robot đấu vật.</w:t>
+            <w:tcW w:type="dxa" w:w="1862"/>
+            <w:tcMar>
+              <w:top w:w="80" w:type="dxa"/>
+              <w:bottom w:w="80" w:type="dxa"/>
+              <w:left w:w="120" w:type="dxa"/>
+              <w:right w:w="120" w:type="dxa"/>
+            </w:tcMar>
+          </w:tcPr>
+          <w:p>
+            <w:pPr>
+              <w:spacing w:line="276" w:lineRule="auto" w:after="40"/>
+              <w:jc w:val="left"/>
+            </w:pPr>
+            <w:r/>
+            <w:r>
+              <w:rPr>
+                <w:rFonts w:ascii="Times New Roman" w:hAnsi="Times New Roman" w:cs="Times New Roman" w:eastAsia="Times New Roman"/>
+                <w:b w:val="0"/>
+                <w:i w:val="0"/>
+                <w:sz w:val="26"/>
+              </w:rPr>
+              <w:t>Tìm hiểu môn đấu vật cổ truyền; lắp hai võ sĩ robot thi đấu.</w:t>
             </w:r>
           </w:p>
         </w:tc>
@@ -4046,19 +4921,26 @@
       <w:tr>
         <w:tc>
           <w:tcPr>
-            <w:tcW w:type="dxa" w:w="680"/>
-            <w:vAlign w:val="center"/>
-          </w:tcPr>
-          <w:p>
-            <w:pPr>
-              <w:spacing w:before="40" w:after="40" w:line="276" w:lineRule="auto"/>
-              <w:jc w:val="center"/>
-            </w:pPr>
-            <w:r>
-              <w:rPr>
-                <w:rFonts w:ascii="Times New Roman" w:hAnsi="Times New Roman"/>
-                <w:sz w:val="26"/>
-                <w:rFonts w:ascii="Times New Roman" w:hAnsi="Times New Roman" w:cs="Times New Roman"/>
+            <w:tcW w:type="dxa" w:w="1862"/>
+            <w:tcMar>
+              <w:top w:w="80" w:type="dxa"/>
+              <w:bottom w:w="80" w:type="dxa"/>
+              <w:left w:w="120" w:type="dxa"/>
+              <w:right w:w="120" w:type="dxa"/>
+            </w:tcMar>
+          </w:tcPr>
+          <w:p>
+            <w:pPr>
+              <w:spacing w:line="276" w:lineRule="auto" w:after="40"/>
+              <w:jc w:val="center"/>
+            </w:pPr>
+            <w:r/>
+            <w:r>
+              <w:rPr>
+                <w:rFonts w:ascii="Times New Roman" w:hAnsi="Times New Roman" w:cs="Times New Roman" w:eastAsia="Times New Roman"/>
+                <w:b w:val="0"/>
+                <w:i w:val="0"/>
+                <w:sz w:val="26"/>
               </w:rPr>
               <w:t>26</w:t>
             </w:r>
@@ -4066,19 +4948,26 @@
         </w:tc>
         <w:tc>
           <w:tcPr>
-            <w:tcW w:type="dxa" w:w="3118"/>
-            <w:vAlign w:val="center"/>
-          </w:tcPr>
-          <w:p>
-            <w:pPr>
-              <w:spacing w:before="40" w:after="40" w:line="276" w:lineRule="auto"/>
-              <w:jc w:val="both"/>
-            </w:pPr>
-            <w:r>
-              <w:rPr>
-                <w:rFonts w:ascii="Times New Roman" w:hAnsi="Times New Roman"/>
-                <w:sz w:val="26"/>
-                <w:rFonts w:ascii="Times New Roman" w:hAnsi="Times New Roman" w:cs="Times New Roman"/>
+            <w:tcW w:type="dxa" w:w="1862"/>
+            <w:tcMar>
+              <w:top w:w="80" w:type="dxa"/>
+              <w:bottom w:w="80" w:type="dxa"/>
+              <w:left w:w="120" w:type="dxa"/>
+              <w:right w:w="120" w:type="dxa"/>
+            </w:tcMar>
+          </w:tcPr>
+          <w:p>
+            <w:pPr>
+              <w:spacing w:line="276" w:lineRule="auto" w:after="40"/>
+              <w:jc w:val="left"/>
+            </w:pPr>
+            <w:r/>
+            <w:r>
+              <w:rPr>
+                <w:rFonts w:ascii="Times New Roman" w:hAnsi="Times New Roman" w:cs="Times New Roman" w:eastAsia="Times New Roman"/>
+                <w:b w:val="0"/>
+                <w:i w:val="0"/>
+                <w:sz w:val="26"/>
               </w:rPr>
               <w:t>Bài 21. Sóc nhỏ dễ thương</w:t>
             </w:r>
@@ -4086,19 +4975,26 @@
         </w:tc>
         <w:tc>
           <w:tcPr>
-            <w:tcW w:type="dxa" w:w="850"/>
-            <w:vAlign w:val="center"/>
-          </w:tcPr>
-          <w:p>
-            <w:pPr>
-              <w:spacing w:before="40" w:after="40" w:line="276" w:lineRule="auto"/>
-              <w:jc w:val="center"/>
-            </w:pPr>
-            <w:r>
-              <w:rPr>
-                <w:rFonts w:ascii="Times New Roman" w:hAnsi="Times New Roman"/>
-                <w:sz w:val="26"/>
-                <w:rFonts w:ascii="Times New Roman" w:hAnsi="Times New Roman" w:cs="Times New Roman"/>
+            <w:tcW w:type="dxa" w:w="1862"/>
+            <w:tcMar>
+              <w:top w:w="80" w:type="dxa"/>
+              <w:bottom w:w="80" w:type="dxa"/>
+              <w:left w:w="120" w:type="dxa"/>
+              <w:right w:w="120" w:type="dxa"/>
+            </w:tcMar>
+          </w:tcPr>
+          <w:p>
+            <w:pPr>
+              <w:spacing w:line="276" w:lineRule="auto" w:after="40"/>
+              <w:jc w:val="center"/>
+            </w:pPr>
+            <w:r/>
+            <w:r>
+              <w:rPr>
+                <w:rFonts w:ascii="Times New Roman" w:hAnsi="Times New Roman" w:cs="Times New Roman" w:eastAsia="Times New Roman"/>
+                <w:b w:val="0"/>
+                <w:i w:val="0"/>
+                <w:sz w:val="26"/>
               </w:rPr>
               <w:t>1</w:t>
             </w:r>
@@ -4106,19 +5002,26 @@
         </w:tc>
         <w:tc>
           <w:tcPr>
-            <w:tcW w:type="dxa" w:w="1247"/>
-            <w:vAlign w:val="center"/>
-          </w:tcPr>
-          <w:p>
-            <w:pPr>
-              <w:spacing w:before="40" w:after="40" w:line="276" w:lineRule="auto"/>
-              <w:jc w:val="center"/>
-            </w:pPr>
-            <w:r>
-              <w:rPr>
-                <w:rFonts w:ascii="Times New Roman" w:hAnsi="Times New Roman"/>
-                <w:sz w:val="26"/>
-                <w:rFonts w:ascii="Times New Roman" w:hAnsi="Times New Roman" w:cs="Times New Roman"/>
+            <w:tcW w:type="dxa" w:w="1862"/>
+            <w:tcMar>
+              <w:top w:w="80" w:type="dxa"/>
+              <w:bottom w:w="80" w:type="dxa"/>
+              <w:left w:w="120" w:type="dxa"/>
+              <w:right w:w="120" w:type="dxa"/>
+            </w:tcMar>
+          </w:tcPr>
+          <w:p>
+            <w:pPr>
+              <w:spacing w:line="276" w:lineRule="auto" w:after="40"/>
+              <w:jc w:val="center"/>
+            </w:pPr>
+            <w:r/>
+            <w:r>
+              <w:rPr>
+                <w:rFonts w:ascii="Times New Roman" w:hAnsi="Times New Roman" w:cs="Times New Roman" w:eastAsia="Times New Roman"/>
+                <w:b w:val="0"/>
+                <w:i w:val="0"/>
+                <w:sz w:val="26"/>
               </w:rPr>
               <w:t>26</w:t>
             </w:r>
@@ -4126,21 +5029,28 @@
         </w:tc>
         <w:tc>
           <w:tcPr>
-            <w:tcW w:type="dxa" w:w="3402"/>
-            <w:vAlign w:val="center"/>
-          </w:tcPr>
-          <w:p>
-            <w:pPr>
-              <w:spacing w:before="40" w:after="40" w:line="276" w:lineRule="auto"/>
-              <w:jc w:val="both"/>
-            </w:pPr>
-            <w:r>
-              <w:rPr>
-                <w:rFonts w:ascii="Times New Roman" w:hAnsi="Times New Roman"/>
-                <w:sz w:val="26"/>
-                <w:rFonts w:ascii="Times New Roman" w:hAnsi="Times New Roman" w:cs="Times New Roman"/>
-              </w:rPr>
-              <w:t>Tìm hiểu đặc trưng ngoại hình sóc; lắp robot sóc nhỏ.</w:t>
+            <w:tcW w:type="dxa" w:w="1862"/>
+            <w:tcMar>
+              <w:top w:w="80" w:type="dxa"/>
+              <w:bottom w:w="80" w:type="dxa"/>
+              <w:left w:w="120" w:type="dxa"/>
+              <w:right w:w="120" w:type="dxa"/>
+            </w:tcMar>
+          </w:tcPr>
+          <w:p>
+            <w:pPr>
+              <w:spacing w:line="276" w:lineRule="auto" w:after="40"/>
+              <w:jc w:val="left"/>
+            </w:pPr>
+            <w:r/>
+            <w:r>
+              <w:rPr>
+                <w:rFonts w:ascii="Times New Roman" w:hAnsi="Times New Roman" w:cs="Times New Roman" w:eastAsia="Times New Roman"/>
+                <w:b w:val="0"/>
+                <w:i w:val="0"/>
+                <w:sz w:val="26"/>
+              </w:rPr>
+              <w:t>Tìm hiểu tập tính sóc nhỏ nhặt hạt; lắp robot sóc chuyền cành.</w:t>
             </w:r>
           </w:p>
         </w:tc>
@@ -4148,19 +5058,26 @@
       <w:tr>
         <w:tc>
           <w:tcPr>
-            <w:tcW w:type="dxa" w:w="680"/>
-            <w:vAlign w:val="center"/>
-          </w:tcPr>
-          <w:p>
-            <w:pPr>
-              <w:spacing w:before="40" w:after="40" w:line="276" w:lineRule="auto"/>
-              <w:jc w:val="center"/>
-            </w:pPr>
-            <w:r>
-              <w:rPr>
-                <w:rFonts w:ascii="Times New Roman" w:hAnsi="Times New Roman"/>
-                <w:sz w:val="26"/>
-                <w:rFonts w:ascii="Times New Roman" w:hAnsi="Times New Roman" w:cs="Times New Roman"/>
+            <w:tcW w:type="dxa" w:w="1862"/>
+            <w:tcMar>
+              <w:top w:w="80" w:type="dxa"/>
+              <w:bottom w:w="80" w:type="dxa"/>
+              <w:left w:w="120" w:type="dxa"/>
+              <w:right w:w="120" w:type="dxa"/>
+            </w:tcMar>
+          </w:tcPr>
+          <w:p>
+            <w:pPr>
+              <w:spacing w:line="276" w:lineRule="auto" w:after="40"/>
+              <w:jc w:val="center"/>
+            </w:pPr>
+            <w:r/>
+            <w:r>
+              <w:rPr>
+                <w:rFonts w:ascii="Times New Roman" w:hAnsi="Times New Roman" w:cs="Times New Roman" w:eastAsia="Times New Roman"/>
+                <w:b w:val="0"/>
+                <w:i w:val="0"/>
+                <w:sz w:val="26"/>
               </w:rPr>
               <w:t>27</w:t>
             </w:r>
@@ -4168,39 +5085,53 @@
         </w:tc>
         <w:tc>
           <w:tcPr>
-            <w:tcW w:type="dxa" w:w="3118"/>
-            <w:vAlign w:val="center"/>
-          </w:tcPr>
-          <w:p>
-            <w:pPr>
-              <w:spacing w:before="40" w:after="40" w:line="276" w:lineRule="auto"/>
-              <w:jc w:val="both"/>
-            </w:pPr>
-            <w:r>
-              <w:rPr>
-                <w:rFonts w:ascii="Times New Roman" w:hAnsi="Times New Roman"/>
-                <w:sz w:val="26"/>
-                <w:rFonts w:ascii="Times New Roman" w:hAnsi="Times New Roman" w:cs="Times New Roman"/>
-              </w:rPr>
-              <w:t>Bài 22. Chú hươu tuyệt đẹp</w:t>
-            </w:r>
-          </w:p>
-        </w:tc>
-        <w:tc>
-          <w:tcPr>
-            <w:tcW w:type="dxa" w:w="850"/>
-            <w:vAlign w:val="center"/>
-          </w:tcPr>
-          <w:p>
-            <w:pPr>
-              <w:spacing w:before="40" w:after="40" w:line="276" w:lineRule="auto"/>
-              <w:jc w:val="center"/>
-            </w:pPr>
-            <w:r>
-              <w:rPr>
-                <w:rFonts w:ascii="Times New Roman" w:hAnsi="Times New Roman"/>
-                <w:sz w:val="26"/>
-                <w:rFonts w:ascii="Times New Roman" w:hAnsi="Times New Roman" w:cs="Times New Roman"/>
+            <w:tcW w:type="dxa" w:w="1862"/>
+            <w:tcMar>
+              <w:top w:w="80" w:type="dxa"/>
+              <w:bottom w:w="80" w:type="dxa"/>
+              <w:left w:w="120" w:type="dxa"/>
+              <w:right w:w="120" w:type="dxa"/>
+            </w:tcMar>
+          </w:tcPr>
+          <w:p>
+            <w:pPr>
+              <w:spacing w:line="276" w:lineRule="auto" w:after="40"/>
+              <w:jc w:val="left"/>
+            </w:pPr>
+            <w:r/>
+            <w:r>
+              <w:rPr>
+                <w:rFonts w:ascii="Times New Roman" w:hAnsi="Times New Roman" w:cs="Times New Roman" w:eastAsia="Times New Roman"/>
+                <w:b/>
+                <w:i w:val="0"/>
+                <w:sz w:val="26"/>
+              </w:rPr>
+              <w:t>Ôn tập Đánh giá định kỳ 3</w:t>
+            </w:r>
+          </w:p>
+        </w:tc>
+        <w:tc>
+          <w:tcPr>
+            <w:tcW w:type="dxa" w:w="1862"/>
+            <w:tcMar>
+              <w:top w:w="80" w:type="dxa"/>
+              <w:bottom w:w="80" w:type="dxa"/>
+              <w:left w:w="120" w:type="dxa"/>
+              <w:right w:w="120" w:type="dxa"/>
+            </w:tcMar>
+          </w:tcPr>
+          <w:p>
+            <w:pPr>
+              <w:spacing w:line="276" w:lineRule="auto" w:after="40"/>
+              <w:jc w:val="center"/>
+            </w:pPr>
+            <w:r/>
+            <w:r>
+              <w:rPr>
+                <w:rFonts w:ascii="Times New Roman" w:hAnsi="Times New Roman" w:cs="Times New Roman" w:eastAsia="Times New Roman"/>
+                <w:b w:val="0"/>
+                <w:i w:val="0"/>
+                <w:sz w:val="26"/>
               </w:rPr>
               <w:t>1</w:t>
             </w:r>
@@ -4208,19 +5139,26 @@
         </w:tc>
         <w:tc>
           <w:tcPr>
-            <w:tcW w:type="dxa" w:w="1247"/>
-            <w:vAlign w:val="center"/>
-          </w:tcPr>
-          <w:p>
-            <w:pPr>
-              <w:spacing w:before="40" w:after="40" w:line="276" w:lineRule="auto"/>
-              <w:jc w:val="center"/>
-            </w:pPr>
-            <w:r>
-              <w:rPr>
-                <w:rFonts w:ascii="Times New Roman" w:hAnsi="Times New Roman"/>
-                <w:sz w:val="26"/>
-                <w:rFonts w:ascii="Times New Roman" w:hAnsi="Times New Roman" w:cs="Times New Roman"/>
+            <w:tcW w:type="dxa" w:w="1862"/>
+            <w:tcMar>
+              <w:top w:w="80" w:type="dxa"/>
+              <w:bottom w:w="80" w:type="dxa"/>
+              <w:left w:w="120" w:type="dxa"/>
+              <w:right w:w="120" w:type="dxa"/>
+            </w:tcMar>
+          </w:tcPr>
+          <w:p>
+            <w:pPr>
+              <w:spacing w:line="276" w:lineRule="auto" w:after="40"/>
+              <w:jc w:val="center"/>
+            </w:pPr>
+            <w:r/>
+            <w:r>
+              <w:rPr>
+                <w:rFonts w:ascii="Times New Roman" w:hAnsi="Times New Roman" w:cs="Times New Roman" w:eastAsia="Times New Roman"/>
+                <w:b w:val="0"/>
+                <w:i w:val="0"/>
+                <w:sz w:val="26"/>
               </w:rPr>
               <w:t>27</w:t>
             </w:r>
@@ -4228,21 +5166,28 @@
         </w:tc>
         <w:tc>
           <w:tcPr>
-            <w:tcW w:type="dxa" w:w="3402"/>
-            <w:vAlign w:val="center"/>
-          </w:tcPr>
-          <w:p>
-            <w:pPr>
-              <w:spacing w:before="40" w:after="40" w:line="276" w:lineRule="auto"/>
-              <w:jc w:val="both"/>
-            </w:pPr>
-            <w:r>
-              <w:rPr>
-                <w:rFonts w:ascii="Times New Roman" w:hAnsi="Times New Roman"/>
-                <w:sz w:val="26"/>
-                <w:rFonts w:ascii="Times New Roman" w:hAnsi="Times New Roman" w:cs="Times New Roman"/>
-              </w:rPr>
-              <w:t>Tìm hiểu tập tính chú hươu; lắp robot hươu.</w:t>
+            <w:tcW w:type="dxa" w:w="1862"/>
+            <w:tcMar>
+              <w:top w:w="80" w:type="dxa"/>
+              <w:bottom w:w="80" w:type="dxa"/>
+              <w:left w:w="120" w:type="dxa"/>
+              <w:right w:w="120" w:type="dxa"/>
+            </w:tcMar>
+          </w:tcPr>
+          <w:p>
+            <w:pPr>
+              <w:spacing w:line="276" w:lineRule="auto" w:after="40"/>
+              <w:jc w:val="left"/>
+            </w:pPr>
+            <w:r/>
+            <w:r>
+              <w:rPr>
+                <w:rFonts w:ascii="Times New Roman" w:hAnsi="Times New Roman" w:cs="Times New Roman" w:eastAsia="Times New Roman"/>
+                <w:b w:val="0"/>
+                <w:i w:val="0"/>
+                <w:sz w:val="26"/>
+              </w:rPr>
+              <w:t>Hệ thống hóa kiến thức chuẩn bị Đánh giá định kỳ 3.</w:t>
             </w:r>
           </w:p>
         </w:tc>
@@ -4250,19 +5195,26 @@
       <w:tr>
         <w:tc>
           <w:tcPr>
-            <w:tcW w:type="dxa" w:w="680"/>
-            <w:vAlign w:val="center"/>
-          </w:tcPr>
-          <w:p>
-            <w:pPr>
-              <w:spacing w:before="40" w:after="40" w:line="276" w:lineRule="auto"/>
-              <w:jc w:val="center"/>
-            </w:pPr>
-            <w:r>
-              <w:rPr>
-                <w:rFonts w:ascii="Times New Roman" w:hAnsi="Times New Roman"/>
-                <w:sz w:val="26"/>
-                <w:rFonts w:ascii="Times New Roman" w:hAnsi="Times New Roman" w:cs="Times New Roman"/>
+            <w:tcW w:type="dxa" w:w="1862"/>
+            <w:tcMar>
+              <w:top w:w="80" w:type="dxa"/>
+              <w:bottom w:w="80" w:type="dxa"/>
+              <w:left w:w="120" w:type="dxa"/>
+              <w:right w:w="120" w:type="dxa"/>
+            </w:tcMar>
+          </w:tcPr>
+          <w:p>
+            <w:pPr>
+              <w:spacing w:line="276" w:lineRule="auto" w:after="40"/>
+              <w:jc w:val="center"/>
+            </w:pPr>
+            <w:r/>
+            <w:r>
+              <w:rPr>
+                <w:rFonts w:ascii="Times New Roman" w:hAnsi="Times New Roman" w:cs="Times New Roman" w:eastAsia="Times New Roman"/>
+                <w:b w:val="0"/>
+                <w:i w:val="0"/>
+                <w:sz w:val="26"/>
               </w:rPr>
               <w:t>28</w:t>
             </w:r>
@@ -4270,39 +5222,53 @@
         </w:tc>
         <w:tc>
           <w:tcPr>
-            <w:tcW w:type="dxa" w:w="3118"/>
-            <w:vAlign w:val="center"/>
-          </w:tcPr>
-          <w:p>
-            <w:pPr>
-              <w:spacing w:before="40" w:after="40" w:line="276" w:lineRule="auto"/>
-              <w:jc w:val="both"/>
-            </w:pPr>
-            <w:r>
-              <w:rPr>
-                <w:rFonts w:ascii="Times New Roman" w:hAnsi="Times New Roman"/>
-                <w:sz w:val="26"/>
-                <w:rFonts w:ascii="Times New Roman" w:hAnsi="Times New Roman" w:cs="Times New Roman"/>
-              </w:rPr>
-              <w:t>Ôn tập Đánh giá định kỳ 3</w:t>
-            </w:r>
-          </w:p>
-        </w:tc>
-        <w:tc>
-          <w:tcPr>
-            <w:tcW w:type="dxa" w:w="850"/>
-            <w:vAlign w:val="center"/>
-          </w:tcPr>
-          <w:p>
-            <w:pPr>
-              <w:spacing w:before="40" w:after="40" w:line="276" w:lineRule="auto"/>
-              <w:jc w:val="center"/>
-            </w:pPr>
-            <w:r>
-              <w:rPr>
-                <w:rFonts w:ascii="Times New Roman" w:hAnsi="Times New Roman"/>
-                <w:sz w:val="26"/>
-                <w:rFonts w:ascii="Times New Roman" w:hAnsi="Times New Roman" w:cs="Times New Roman"/>
+            <w:tcW w:type="dxa" w:w="1862"/>
+            <w:tcMar>
+              <w:top w:w="80" w:type="dxa"/>
+              <w:bottom w:w="80" w:type="dxa"/>
+              <w:left w:w="120" w:type="dxa"/>
+              <w:right w:w="120" w:type="dxa"/>
+            </w:tcMar>
+          </w:tcPr>
+          <w:p>
+            <w:pPr>
+              <w:spacing w:line="276" w:lineRule="auto" w:after="40"/>
+              <w:jc w:val="left"/>
+            </w:pPr>
+            <w:r/>
+            <w:r>
+              <w:rPr>
+                <w:rFonts w:ascii="Times New Roman" w:hAnsi="Times New Roman" w:cs="Times New Roman" w:eastAsia="Times New Roman"/>
+                <w:b/>
+                <w:i w:val="0"/>
+                <w:sz w:val="26"/>
+              </w:rPr>
+              <w:t>Đánh giá định kỳ 3</w:t>
+            </w:r>
+          </w:p>
+        </w:tc>
+        <w:tc>
+          <w:tcPr>
+            <w:tcW w:type="dxa" w:w="1862"/>
+            <w:tcMar>
+              <w:top w:w="80" w:type="dxa"/>
+              <w:bottom w:w="80" w:type="dxa"/>
+              <w:left w:w="120" w:type="dxa"/>
+              <w:right w:w="120" w:type="dxa"/>
+            </w:tcMar>
+          </w:tcPr>
+          <w:p>
+            <w:pPr>
+              <w:spacing w:line="276" w:lineRule="auto" w:after="40"/>
+              <w:jc w:val="center"/>
+            </w:pPr>
+            <w:r/>
+            <w:r>
+              <w:rPr>
+                <w:rFonts w:ascii="Times New Roman" w:hAnsi="Times New Roman" w:cs="Times New Roman" w:eastAsia="Times New Roman"/>
+                <w:b w:val="0"/>
+                <w:i w:val="0"/>
+                <w:sz w:val="26"/>
               </w:rPr>
               <w:t>1</w:t>
             </w:r>
@@ -4310,19 +5276,26 @@
         </w:tc>
         <w:tc>
           <w:tcPr>
-            <w:tcW w:type="dxa" w:w="1247"/>
-            <w:vAlign w:val="center"/>
-          </w:tcPr>
-          <w:p>
-            <w:pPr>
-              <w:spacing w:before="40" w:after="40" w:line="276" w:lineRule="auto"/>
-              <w:jc w:val="center"/>
-            </w:pPr>
-            <w:r>
-              <w:rPr>
-                <w:rFonts w:ascii="Times New Roman" w:hAnsi="Times New Roman"/>
-                <w:sz w:val="26"/>
-                <w:rFonts w:ascii="Times New Roman" w:hAnsi="Times New Roman" w:cs="Times New Roman"/>
+            <w:tcW w:type="dxa" w:w="1862"/>
+            <w:tcMar>
+              <w:top w:w="80" w:type="dxa"/>
+              <w:bottom w:w="80" w:type="dxa"/>
+              <w:left w:w="120" w:type="dxa"/>
+              <w:right w:w="120" w:type="dxa"/>
+            </w:tcMar>
+          </w:tcPr>
+          <w:p>
+            <w:pPr>
+              <w:spacing w:line="276" w:lineRule="auto" w:after="40"/>
+              <w:jc w:val="center"/>
+            </w:pPr>
+            <w:r/>
+            <w:r>
+              <w:rPr>
+                <w:rFonts w:ascii="Times New Roman" w:hAnsi="Times New Roman" w:cs="Times New Roman" w:eastAsia="Times New Roman"/>
+                <w:b w:val="0"/>
+                <w:i w:val="0"/>
+                <w:sz w:val="26"/>
               </w:rPr>
               <w:t>28</w:t>
             </w:r>
@@ -4330,21 +5303,28 @@
         </w:tc>
         <w:tc>
           <w:tcPr>
-            <w:tcW w:type="dxa" w:w="3402"/>
-            <w:vAlign w:val="center"/>
-          </w:tcPr>
-          <w:p>
-            <w:pPr>
-              <w:spacing w:before="40" w:after="40" w:line="276" w:lineRule="auto"/>
-              <w:jc w:val="both"/>
-            </w:pPr>
-            <w:r>
-              <w:rPr>
-                <w:rFonts w:ascii="Times New Roman" w:hAnsi="Times New Roman"/>
-                <w:sz w:val="26"/>
-                <w:rFonts w:ascii="Times New Roman" w:hAnsi="Times New Roman" w:cs="Times New Roman"/>
-              </w:rPr>
-              <w:t>Hệ thống hóa kiến thức chuẩn bị Đánh giá định kỳ 3.</w:t>
+            <w:tcW w:type="dxa" w:w="1862"/>
+            <w:tcMar>
+              <w:top w:w="80" w:type="dxa"/>
+              <w:bottom w:w="80" w:type="dxa"/>
+              <w:left w:w="120" w:type="dxa"/>
+              <w:right w:w="120" w:type="dxa"/>
+            </w:tcMar>
+          </w:tcPr>
+          <w:p>
+            <w:pPr>
+              <w:spacing w:line="276" w:lineRule="auto" w:after="40"/>
+              <w:jc w:val="left"/>
+            </w:pPr>
+            <w:r/>
+            <w:r>
+              <w:rPr>
+                <w:rFonts w:ascii="Times New Roman" w:hAnsi="Times New Roman" w:cs="Times New Roman" w:eastAsia="Times New Roman"/>
+                <w:b w:val="0"/>
+                <w:i w:val="0"/>
+                <w:sz w:val="26"/>
+              </w:rPr>
+              <w:t>Kiểm tra đánh giá kết quả học tập thực hành Robotics định kỳ 3.</w:t>
             </w:r>
           </w:p>
         </w:tc>
@@ -4352,19 +5332,26 @@
       <w:tr>
         <w:tc>
           <w:tcPr>
-            <w:tcW w:type="dxa" w:w="680"/>
-            <w:vAlign w:val="center"/>
-          </w:tcPr>
-          <w:p>
-            <w:pPr>
-              <w:spacing w:before="40" w:after="40" w:line="276" w:lineRule="auto"/>
-              <w:jc w:val="center"/>
-            </w:pPr>
-            <w:r>
-              <w:rPr>
-                <w:rFonts w:ascii="Times New Roman" w:hAnsi="Times New Roman"/>
-                <w:sz w:val="26"/>
-                <w:rFonts w:ascii="Times New Roman" w:hAnsi="Times New Roman" w:cs="Times New Roman"/>
+            <w:tcW w:type="dxa" w:w="1862"/>
+            <w:tcMar>
+              <w:top w:w="80" w:type="dxa"/>
+              <w:bottom w:w="80" w:type="dxa"/>
+              <w:left w:w="120" w:type="dxa"/>
+              <w:right w:w="120" w:type="dxa"/>
+            </w:tcMar>
+          </w:tcPr>
+          <w:p>
+            <w:pPr>
+              <w:spacing w:line="276" w:lineRule="auto" w:after="40"/>
+              <w:jc w:val="center"/>
+            </w:pPr>
+            <w:r/>
+            <w:r>
+              <w:rPr>
+                <w:rFonts w:ascii="Times New Roman" w:hAnsi="Times New Roman" w:cs="Times New Roman" w:eastAsia="Times New Roman"/>
+                <w:b w:val="0"/>
+                <w:i w:val="0"/>
+                <w:sz w:val="26"/>
               </w:rPr>
               <w:t>29</w:t>
             </w:r>
@@ -4372,39 +5359,53 @@
         </w:tc>
         <w:tc>
           <w:tcPr>
-            <w:tcW w:type="dxa" w:w="3118"/>
-            <w:vAlign w:val="center"/>
-          </w:tcPr>
-          <w:p>
-            <w:pPr>
-              <w:spacing w:before="40" w:after="40" w:line="276" w:lineRule="auto"/>
-              <w:jc w:val="both"/>
-            </w:pPr>
-            <w:r>
-              <w:rPr>
-                <w:rFonts w:ascii="Times New Roman" w:hAnsi="Times New Roman"/>
-                <w:sz w:val="26"/>
-                <w:rFonts w:ascii="Times New Roman" w:hAnsi="Times New Roman" w:cs="Times New Roman"/>
-              </w:rPr>
-              <w:t>Đánh giá định kỳ 3</w:t>
-            </w:r>
-          </w:p>
-        </w:tc>
-        <w:tc>
-          <w:tcPr>
-            <w:tcW w:type="dxa" w:w="850"/>
-            <w:vAlign w:val="center"/>
-          </w:tcPr>
-          <w:p>
-            <w:pPr>
-              <w:spacing w:before="40" w:after="40" w:line="276" w:lineRule="auto"/>
-              <w:jc w:val="center"/>
-            </w:pPr>
-            <w:r>
-              <w:rPr>
-                <w:rFonts w:ascii="Times New Roman" w:hAnsi="Times New Roman"/>
-                <w:sz w:val="26"/>
-                <w:rFonts w:ascii="Times New Roman" w:hAnsi="Times New Roman" w:cs="Times New Roman"/>
+            <w:tcW w:type="dxa" w:w="1862"/>
+            <w:tcMar>
+              <w:top w:w="80" w:type="dxa"/>
+              <w:bottom w:w="80" w:type="dxa"/>
+              <w:left w:w="120" w:type="dxa"/>
+              <w:right w:w="120" w:type="dxa"/>
+            </w:tcMar>
+          </w:tcPr>
+          <w:p>
+            <w:pPr>
+              <w:spacing w:line="276" w:lineRule="auto" w:after="40"/>
+              <w:jc w:val="left"/>
+            </w:pPr>
+            <w:r/>
+            <w:r>
+              <w:rPr>
+                <w:rFonts w:ascii="Times New Roman" w:hAnsi="Times New Roman" w:cs="Times New Roman" w:eastAsia="Times New Roman"/>
+                <w:b w:val="0"/>
+                <w:i w:val="0"/>
+                <w:sz w:val="26"/>
+              </w:rPr>
+              <w:t>Bài 22. Chú hươu tuyệt đẹp</w:t>
+            </w:r>
+          </w:p>
+        </w:tc>
+        <w:tc>
+          <w:tcPr>
+            <w:tcW w:type="dxa" w:w="1862"/>
+            <w:tcMar>
+              <w:top w:w="80" w:type="dxa"/>
+              <w:bottom w:w="80" w:type="dxa"/>
+              <w:left w:w="120" w:type="dxa"/>
+              <w:right w:w="120" w:type="dxa"/>
+            </w:tcMar>
+          </w:tcPr>
+          <w:p>
+            <w:pPr>
+              <w:spacing w:line="276" w:lineRule="auto" w:after="40"/>
+              <w:jc w:val="center"/>
+            </w:pPr>
+            <w:r/>
+            <w:r>
+              <w:rPr>
+                <w:rFonts w:ascii="Times New Roman" w:hAnsi="Times New Roman" w:cs="Times New Roman" w:eastAsia="Times New Roman"/>
+                <w:b w:val="0"/>
+                <w:i w:val="0"/>
+                <w:sz w:val="26"/>
               </w:rPr>
               <w:t>1</w:t>
             </w:r>
@@ -4412,19 +5413,26 @@
         </w:tc>
         <w:tc>
           <w:tcPr>
-            <w:tcW w:type="dxa" w:w="1247"/>
-            <w:vAlign w:val="center"/>
-          </w:tcPr>
-          <w:p>
-            <w:pPr>
-              <w:spacing w:before="40" w:after="40" w:line="276" w:lineRule="auto"/>
-              <w:jc w:val="center"/>
-            </w:pPr>
-            <w:r>
-              <w:rPr>
-                <w:rFonts w:ascii="Times New Roman" w:hAnsi="Times New Roman"/>
-                <w:sz w:val="26"/>
-                <w:rFonts w:ascii="Times New Roman" w:hAnsi="Times New Roman" w:cs="Times New Roman"/>
+            <w:tcW w:type="dxa" w:w="1862"/>
+            <w:tcMar>
+              <w:top w:w="80" w:type="dxa"/>
+              <w:bottom w:w="80" w:type="dxa"/>
+              <w:left w:w="120" w:type="dxa"/>
+              <w:right w:w="120" w:type="dxa"/>
+            </w:tcMar>
+          </w:tcPr>
+          <w:p>
+            <w:pPr>
+              <w:spacing w:line="276" w:lineRule="auto" w:after="40"/>
+              <w:jc w:val="center"/>
+            </w:pPr>
+            <w:r/>
+            <w:r>
+              <w:rPr>
+                <w:rFonts w:ascii="Times New Roman" w:hAnsi="Times New Roman" w:cs="Times New Roman" w:eastAsia="Times New Roman"/>
+                <w:b w:val="0"/>
+                <w:i w:val="0"/>
+                <w:sz w:val="26"/>
               </w:rPr>
               <w:t>29</w:t>
             </w:r>
@@ -4432,21 +5440,28 @@
         </w:tc>
         <w:tc>
           <w:tcPr>
-            <w:tcW w:type="dxa" w:w="3402"/>
-            <w:vAlign w:val="center"/>
-          </w:tcPr>
-          <w:p>
-            <w:pPr>
-              <w:spacing w:before="40" w:after="40" w:line="276" w:lineRule="auto"/>
-              <w:jc w:val="both"/>
-            </w:pPr>
-            <w:r>
-              <w:rPr>
-                <w:rFonts w:ascii="Times New Roman" w:hAnsi="Times New Roman"/>
-                <w:sz w:val="26"/>
-                <w:rFonts w:ascii="Times New Roman" w:hAnsi="Times New Roman" w:cs="Times New Roman"/>
-              </w:rPr>
-              <w:t>Kiểm tra đánh giá kết quả học tập thực hành Robotics.</w:t>
+            <w:tcW w:type="dxa" w:w="1862"/>
+            <w:tcMar>
+              <w:top w:w="80" w:type="dxa"/>
+              <w:bottom w:w="80" w:type="dxa"/>
+              <w:left w:w="120" w:type="dxa"/>
+              <w:right w:w="120" w:type="dxa"/>
+            </w:tcMar>
+          </w:tcPr>
+          <w:p>
+            <w:pPr>
+              <w:spacing w:line="276" w:lineRule="auto" w:after="40"/>
+              <w:jc w:val="left"/>
+            </w:pPr>
+            <w:r/>
+            <w:r>
+              <w:rPr>
+                <w:rFonts w:ascii="Times New Roman" w:hAnsi="Times New Roman" w:cs="Times New Roman" w:eastAsia="Times New Roman"/>
+                <w:b w:val="0"/>
+                <w:i w:val="0"/>
+                <w:sz w:val="26"/>
+              </w:rPr>
+              <w:t>Tìm hiểu tập tính loài hươu cao cổ; lắp mô hình chú hươu tuyệt đẹp.</w:t>
             </w:r>
           </w:p>
         </w:tc>
@@ -4454,19 +5469,26 @@
       <w:tr>
         <w:tc>
           <w:tcPr>
-            <w:tcW w:type="dxa" w:w="680"/>
-            <w:vAlign w:val="center"/>
-          </w:tcPr>
-          <w:p>
-            <w:pPr>
-              <w:spacing w:before="40" w:after="40" w:line="276" w:lineRule="auto"/>
-              <w:jc w:val="center"/>
-            </w:pPr>
-            <w:r>
-              <w:rPr>
-                <w:rFonts w:ascii="Times New Roman" w:hAnsi="Times New Roman"/>
-                <w:sz w:val="26"/>
-                <w:rFonts w:ascii="Times New Roman" w:hAnsi="Times New Roman" w:cs="Times New Roman"/>
+            <w:tcW w:type="dxa" w:w="1862"/>
+            <w:tcMar>
+              <w:top w:w="80" w:type="dxa"/>
+              <w:bottom w:w="80" w:type="dxa"/>
+              <w:left w:w="120" w:type="dxa"/>
+              <w:right w:w="120" w:type="dxa"/>
+            </w:tcMar>
+          </w:tcPr>
+          <w:p>
+            <w:pPr>
+              <w:spacing w:line="276" w:lineRule="auto" w:after="40"/>
+              <w:jc w:val="center"/>
+            </w:pPr>
+            <w:r/>
+            <w:r>
+              <w:rPr>
+                <w:rFonts w:ascii="Times New Roman" w:hAnsi="Times New Roman" w:cs="Times New Roman" w:eastAsia="Times New Roman"/>
+                <w:b w:val="0"/>
+                <w:i w:val="0"/>
+                <w:sz w:val="26"/>
               </w:rPr>
               <w:t>30</w:t>
             </w:r>
@@ -4474,19 +5496,26 @@
         </w:tc>
         <w:tc>
           <w:tcPr>
-            <w:tcW w:type="dxa" w:w="3118"/>
-            <w:vAlign w:val="center"/>
-          </w:tcPr>
-          <w:p>
-            <w:pPr>
-              <w:spacing w:before="40" w:after="40" w:line="276" w:lineRule="auto"/>
-              <w:jc w:val="both"/>
-            </w:pPr>
-            <w:r>
-              <w:rPr>
-                <w:rFonts w:ascii="Times New Roman" w:hAnsi="Times New Roman"/>
-                <w:sz w:val="26"/>
-                <w:rFonts w:ascii="Times New Roman" w:hAnsi="Times New Roman" w:cs="Times New Roman"/>
+            <w:tcW w:type="dxa" w:w="1862"/>
+            <w:tcMar>
+              <w:top w:w="80" w:type="dxa"/>
+              <w:bottom w:w="80" w:type="dxa"/>
+              <w:left w:w="120" w:type="dxa"/>
+              <w:right w:w="120" w:type="dxa"/>
+            </w:tcMar>
+          </w:tcPr>
+          <w:p>
+            <w:pPr>
+              <w:spacing w:line="276" w:lineRule="auto" w:after="40"/>
+              <w:jc w:val="left"/>
+            </w:pPr>
+            <w:r/>
+            <w:r>
+              <w:rPr>
+                <w:rFonts w:ascii="Times New Roman" w:hAnsi="Times New Roman" w:cs="Times New Roman" w:eastAsia="Times New Roman"/>
+                <w:b w:val="0"/>
+                <w:i w:val="0"/>
+                <w:sz w:val="26"/>
               </w:rPr>
               <w:t>Bài 23. Chú rùa thông minh</w:t>
             </w:r>
@@ -4494,19 +5523,26 @@
         </w:tc>
         <w:tc>
           <w:tcPr>
-            <w:tcW w:type="dxa" w:w="850"/>
-            <w:vAlign w:val="center"/>
-          </w:tcPr>
-          <w:p>
-            <w:pPr>
-              <w:spacing w:before="40" w:after="40" w:line="276" w:lineRule="auto"/>
-              <w:jc w:val="center"/>
-            </w:pPr>
-            <w:r>
-              <w:rPr>
-                <w:rFonts w:ascii="Times New Roman" w:hAnsi="Times New Roman"/>
-                <w:sz w:val="26"/>
-                <w:rFonts w:ascii="Times New Roman" w:hAnsi="Times New Roman" w:cs="Times New Roman"/>
+            <w:tcW w:type="dxa" w:w="1862"/>
+            <w:tcMar>
+              <w:top w:w="80" w:type="dxa"/>
+              <w:bottom w:w="80" w:type="dxa"/>
+              <w:left w:w="120" w:type="dxa"/>
+              <w:right w:w="120" w:type="dxa"/>
+            </w:tcMar>
+          </w:tcPr>
+          <w:p>
+            <w:pPr>
+              <w:spacing w:line="276" w:lineRule="auto" w:after="40"/>
+              <w:jc w:val="center"/>
+            </w:pPr>
+            <w:r/>
+            <w:r>
+              <w:rPr>
+                <w:rFonts w:ascii="Times New Roman" w:hAnsi="Times New Roman" w:cs="Times New Roman" w:eastAsia="Times New Roman"/>
+                <w:b w:val="0"/>
+                <w:i w:val="0"/>
+                <w:sz w:val="26"/>
               </w:rPr>
               <w:t>1</w:t>
             </w:r>
@@ -4514,19 +5550,26 @@
         </w:tc>
         <w:tc>
           <w:tcPr>
-            <w:tcW w:type="dxa" w:w="1247"/>
-            <w:vAlign w:val="center"/>
-          </w:tcPr>
-          <w:p>
-            <w:pPr>
-              <w:spacing w:before="40" w:after="40" w:line="276" w:lineRule="auto"/>
-              <w:jc w:val="center"/>
-            </w:pPr>
-            <w:r>
-              <w:rPr>
-                <w:rFonts w:ascii="Times New Roman" w:hAnsi="Times New Roman"/>
-                <w:sz w:val="26"/>
-                <w:rFonts w:ascii="Times New Roman" w:hAnsi="Times New Roman" w:cs="Times New Roman"/>
+            <w:tcW w:type="dxa" w:w="1862"/>
+            <w:tcMar>
+              <w:top w:w="80" w:type="dxa"/>
+              <w:bottom w:w="80" w:type="dxa"/>
+              <w:left w:w="120" w:type="dxa"/>
+              <w:right w:w="120" w:type="dxa"/>
+            </w:tcMar>
+          </w:tcPr>
+          <w:p>
+            <w:pPr>
+              <w:spacing w:line="276" w:lineRule="auto" w:after="40"/>
+              <w:jc w:val="center"/>
+            </w:pPr>
+            <w:r/>
+            <w:r>
+              <w:rPr>
+                <w:rFonts w:ascii="Times New Roman" w:hAnsi="Times New Roman" w:cs="Times New Roman" w:eastAsia="Times New Roman"/>
+                <w:b w:val="0"/>
+                <w:i w:val="0"/>
+                <w:sz w:val="26"/>
               </w:rPr>
               <w:t>30</w:t>
             </w:r>
@@ -4534,21 +5577,28 @@
         </w:tc>
         <w:tc>
           <w:tcPr>
-            <w:tcW w:type="dxa" w:w="3402"/>
-            <w:vAlign w:val="center"/>
-          </w:tcPr>
-          <w:p>
-            <w:pPr>
-              <w:spacing w:before="40" w:after="40" w:line="276" w:lineRule="auto"/>
-              <w:jc w:val="both"/>
-            </w:pPr>
-            <w:r>
-              <w:rPr>
-                <w:rFonts w:ascii="Times New Roman" w:hAnsi="Times New Roman"/>
-                <w:sz w:val="26"/>
-                <w:rFonts w:ascii="Times New Roman" w:hAnsi="Times New Roman" w:cs="Times New Roman"/>
-              </w:rPr>
-              <w:t>Tìm hiểu vòng đời loài rùa; lắp robot rùa bò.</w:t>
+            <w:tcW w:type="dxa" w:w="1862"/>
+            <w:tcMar>
+              <w:top w:w="80" w:type="dxa"/>
+              <w:bottom w:w="80" w:type="dxa"/>
+              <w:left w:w="120" w:type="dxa"/>
+              <w:right w:w="120" w:type="dxa"/>
+            </w:tcMar>
+          </w:tcPr>
+          <w:p>
+            <w:pPr>
+              <w:spacing w:line="276" w:lineRule="auto" w:after="40"/>
+              <w:jc w:val="left"/>
+            </w:pPr>
+            <w:r/>
+            <w:r>
+              <w:rPr>
+                <w:rFonts w:ascii="Times New Roman" w:hAnsi="Times New Roman" w:cs="Times New Roman" w:eastAsia="Times New Roman"/>
+                <w:b w:val="0"/>
+                <w:i w:val="0"/>
+                <w:sz w:val="26"/>
+              </w:rPr>
+              <w:t>Tìm hiểu cấu tạo mai rùa; lắp robot chú rùa bò chậm rãi.</w:t>
             </w:r>
           </w:p>
         </w:tc>
@@ -4556,19 +5606,26 @@
       <w:tr>
         <w:tc>
           <w:tcPr>
-            <w:tcW w:type="dxa" w:w="680"/>
-            <w:vAlign w:val="center"/>
-          </w:tcPr>
-          <w:p>
-            <w:pPr>
-              <w:spacing w:before="40" w:after="40" w:line="276" w:lineRule="auto"/>
-              <w:jc w:val="center"/>
-            </w:pPr>
-            <w:r>
-              <w:rPr>
-                <w:rFonts w:ascii="Times New Roman" w:hAnsi="Times New Roman"/>
-                <w:sz w:val="26"/>
-                <w:rFonts w:ascii="Times New Roman" w:hAnsi="Times New Roman" w:cs="Times New Roman"/>
+            <w:tcW w:type="dxa" w:w="1862"/>
+            <w:tcMar>
+              <w:top w:w="80" w:type="dxa"/>
+              <w:bottom w:w="80" w:type="dxa"/>
+              <w:left w:w="120" w:type="dxa"/>
+              <w:right w:w="120" w:type="dxa"/>
+            </w:tcMar>
+          </w:tcPr>
+          <w:p>
+            <w:pPr>
+              <w:spacing w:line="276" w:lineRule="auto" w:after="40"/>
+              <w:jc w:val="center"/>
+            </w:pPr>
+            <w:r/>
+            <w:r>
+              <w:rPr>
+                <w:rFonts w:ascii="Times New Roman" w:hAnsi="Times New Roman" w:cs="Times New Roman" w:eastAsia="Times New Roman"/>
+                <w:b w:val="0"/>
+                <w:i w:val="0"/>
+                <w:sz w:val="26"/>
               </w:rPr>
               <w:t>31</w:t>
             </w:r>
@@ -4576,19 +5633,26 @@
         </w:tc>
         <w:tc>
           <w:tcPr>
-            <w:tcW w:type="dxa" w:w="3118"/>
-            <w:vAlign w:val="center"/>
-          </w:tcPr>
-          <w:p>
-            <w:pPr>
-              <w:spacing w:before="40" w:after="40" w:line="276" w:lineRule="auto"/>
-              <w:jc w:val="both"/>
-            </w:pPr>
-            <w:r>
-              <w:rPr>
-                <w:rFonts w:ascii="Times New Roman" w:hAnsi="Times New Roman"/>
-                <w:sz w:val="26"/>
-                <w:rFonts w:ascii="Times New Roman" w:hAnsi="Times New Roman" w:cs="Times New Roman"/>
+            <w:tcW w:type="dxa" w:w="1862"/>
+            <w:tcMar>
+              <w:top w:w="80" w:type="dxa"/>
+              <w:bottom w:w="80" w:type="dxa"/>
+              <w:left w:w="120" w:type="dxa"/>
+              <w:right w:w="120" w:type="dxa"/>
+            </w:tcMar>
+          </w:tcPr>
+          <w:p>
+            <w:pPr>
+              <w:spacing w:line="276" w:lineRule="auto" w:after="40"/>
+              <w:jc w:val="left"/>
+            </w:pPr>
+            <w:r/>
+            <w:r>
+              <w:rPr>
+                <w:rFonts w:ascii="Times New Roman" w:hAnsi="Times New Roman" w:cs="Times New Roman" w:eastAsia="Times New Roman"/>
+                <w:b w:val="0"/>
+                <w:i w:val="0"/>
+                <w:sz w:val="26"/>
               </w:rPr>
               <w:t>Bài 24. Đôi chân mạnh mẽ của chuột túi</w:t>
             </w:r>
@@ -4596,19 +5660,26 @@
         </w:tc>
         <w:tc>
           <w:tcPr>
-            <w:tcW w:type="dxa" w:w="850"/>
-            <w:vAlign w:val="center"/>
-          </w:tcPr>
-          <w:p>
-            <w:pPr>
-              <w:spacing w:before="40" w:after="40" w:line="276" w:lineRule="auto"/>
-              <w:jc w:val="center"/>
-            </w:pPr>
-            <w:r>
-              <w:rPr>
-                <w:rFonts w:ascii="Times New Roman" w:hAnsi="Times New Roman"/>
-                <w:sz w:val="26"/>
-                <w:rFonts w:ascii="Times New Roman" w:hAnsi="Times New Roman" w:cs="Times New Roman"/>
+            <w:tcW w:type="dxa" w:w="1862"/>
+            <w:tcMar>
+              <w:top w:w="80" w:type="dxa"/>
+              <w:bottom w:w="80" w:type="dxa"/>
+              <w:left w:w="120" w:type="dxa"/>
+              <w:right w:w="120" w:type="dxa"/>
+            </w:tcMar>
+          </w:tcPr>
+          <w:p>
+            <w:pPr>
+              <w:spacing w:line="276" w:lineRule="auto" w:after="40"/>
+              <w:jc w:val="center"/>
+            </w:pPr>
+            <w:r/>
+            <w:r>
+              <w:rPr>
+                <w:rFonts w:ascii="Times New Roman" w:hAnsi="Times New Roman" w:cs="Times New Roman" w:eastAsia="Times New Roman"/>
+                <w:b w:val="0"/>
+                <w:i w:val="0"/>
+                <w:sz w:val="26"/>
               </w:rPr>
               <w:t>1</w:t>
             </w:r>
@@ -4616,19 +5687,26 @@
         </w:tc>
         <w:tc>
           <w:tcPr>
-            <w:tcW w:type="dxa" w:w="1247"/>
-            <w:vAlign w:val="center"/>
-          </w:tcPr>
-          <w:p>
-            <w:pPr>
-              <w:spacing w:before="40" w:after="40" w:line="276" w:lineRule="auto"/>
-              <w:jc w:val="center"/>
-            </w:pPr>
-            <w:r>
-              <w:rPr>
-                <w:rFonts w:ascii="Times New Roman" w:hAnsi="Times New Roman"/>
-                <w:sz w:val="26"/>
-                <w:rFonts w:ascii="Times New Roman" w:hAnsi="Times New Roman" w:cs="Times New Roman"/>
+            <w:tcW w:type="dxa" w:w="1862"/>
+            <w:tcMar>
+              <w:top w:w="80" w:type="dxa"/>
+              <w:bottom w:w="80" w:type="dxa"/>
+              <w:left w:w="120" w:type="dxa"/>
+              <w:right w:w="120" w:type="dxa"/>
+            </w:tcMar>
+          </w:tcPr>
+          <w:p>
+            <w:pPr>
+              <w:spacing w:line="276" w:lineRule="auto" w:after="40"/>
+              <w:jc w:val="center"/>
+            </w:pPr>
+            <w:r/>
+            <w:r>
+              <w:rPr>
+                <w:rFonts w:ascii="Times New Roman" w:hAnsi="Times New Roman" w:cs="Times New Roman" w:eastAsia="Times New Roman"/>
+                <w:b w:val="0"/>
+                <w:i w:val="0"/>
+                <w:sz w:val="26"/>
               </w:rPr>
               <w:t>31</w:t>
             </w:r>
@@ -4636,21 +5714,28 @@
         </w:tc>
         <w:tc>
           <w:tcPr>
-            <w:tcW w:type="dxa" w:w="3402"/>
-            <w:vAlign w:val="center"/>
-          </w:tcPr>
-          <w:p>
-            <w:pPr>
-              <w:spacing w:before="40" w:after="40" w:line="276" w:lineRule="auto"/>
-              <w:jc w:val="both"/>
-            </w:pPr>
-            <w:r>
-              <w:rPr>
-                <w:rFonts w:ascii="Times New Roman" w:hAnsi="Times New Roman"/>
-                <w:sz w:val="26"/>
-                <w:rFonts w:ascii="Times New Roman" w:hAnsi="Times New Roman" w:cs="Times New Roman"/>
-              </w:rPr>
-              <w:t>Tìm hiểu cơ chế chuột túi nhảy cao; lắp robot chuột túi.</w:t>
+            <w:tcW w:type="dxa" w:w="1862"/>
+            <w:tcMar>
+              <w:top w:w="80" w:type="dxa"/>
+              <w:bottom w:w="80" w:type="dxa"/>
+              <w:left w:w="120" w:type="dxa"/>
+              <w:right w:w="120" w:type="dxa"/>
+            </w:tcMar>
+          </w:tcPr>
+          <w:p>
+            <w:pPr>
+              <w:spacing w:line="276" w:lineRule="auto" w:after="40"/>
+              <w:jc w:val="left"/>
+            </w:pPr>
+            <w:r/>
+            <w:r>
+              <w:rPr>
+                <w:rFonts w:ascii="Times New Roman" w:hAnsi="Times New Roman" w:cs="Times New Roman" w:eastAsia="Times New Roman"/>
+                <w:b w:val="0"/>
+                <w:i w:val="0"/>
+                <w:sz w:val="26"/>
+              </w:rPr>
+              <w:t>Tìm hiểu cơ chế chuột túi nhảy cao; lắp robot chuột túi bật nhảy.</w:t>
             </w:r>
           </w:p>
         </w:tc>
@@ -4658,19 +5743,26 @@
       <w:tr>
         <w:tc>
           <w:tcPr>
-            <w:tcW w:type="dxa" w:w="680"/>
-            <w:vAlign w:val="center"/>
-          </w:tcPr>
-          <w:p>
-            <w:pPr>
-              <w:spacing w:before="40" w:after="40" w:line="276" w:lineRule="auto"/>
-              <w:jc w:val="center"/>
-            </w:pPr>
-            <w:r>
-              <w:rPr>
-                <w:rFonts w:ascii="Times New Roman" w:hAnsi="Times New Roman"/>
-                <w:sz w:val="26"/>
-                <w:rFonts w:ascii="Times New Roman" w:hAnsi="Times New Roman" w:cs="Times New Roman"/>
+            <w:tcW w:type="dxa" w:w="1862"/>
+            <w:tcMar>
+              <w:top w:w="80" w:type="dxa"/>
+              <w:bottom w:w="80" w:type="dxa"/>
+              <w:left w:w="120" w:type="dxa"/>
+              <w:right w:w="120" w:type="dxa"/>
+            </w:tcMar>
+          </w:tcPr>
+          <w:p>
+            <w:pPr>
+              <w:spacing w:line="276" w:lineRule="auto" w:after="40"/>
+              <w:jc w:val="center"/>
+            </w:pPr>
+            <w:r/>
+            <w:r>
+              <w:rPr>
+                <w:rFonts w:ascii="Times New Roman" w:hAnsi="Times New Roman" w:cs="Times New Roman" w:eastAsia="Times New Roman"/>
+                <w:b w:val="0"/>
+                <w:i w:val="0"/>
+                <w:sz w:val="26"/>
               </w:rPr>
               <w:t>32</w:t>
             </w:r>
@@ -4678,19 +5770,26 @@
         </w:tc>
         <w:tc>
           <w:tcPr>
-            <w:tcW w:type="dxa" w:w="3118"/>
-            <w:vAlign w:val="center"/>
-          </w:tcPr>
-          <w:p>
-            <w:pPr>
-              <w:spacing w:before="40" w:after="40" w:line="276" w:lineRule="auto"/>
-              <w:jc w:val="both"/>
-            </w:pPr>
-            <w:r>
-              <w:rPr>
-                <w:rFonts w:ascii="Times New Roman" w:hAnsi="Times New Roman"/>
-                <w:sz w:val="26"/>
-                <w:rFonts w:ascii="Times New Roman" w:hAnsi="Times New Roman" w:cs="Times New Roman"/>
+            <w:tcW w:type="dxa" w:w="1862"/>
+            <w:tcMar>
+              <w:top w:w="80" w:type="dxa"/>
+              <w:bottom w:w="80" w:type="dxa"/>
+              <w:left w:w="120" w:type="dxa"/>
+              <w:right w:w="120" w:type="dxa"/>
+            </w:tcMar>
+          </w:tcPr>
+          <w:p>
+            <w:pPr>
+              <w:spacing w:line="276" w:lineRule="auto" w:after="40"/>
+              <w:jc w:val="left"/>
+            </w:pPr>
+            <w:r/>
+            <w:r>
+              <w:rPr>
+                <w:rFonts w:ascii="Times New Roman" w:hAnsi="Times New Roman" w:cs="Times New Roman" w:eastAsia="Times New Roman"/>
+                <w:b w:val="0"/>
+                <w:i w:val="0"/>
+                <w:sz w:val="26"/>
               </w:rPr>
               <w:t>Bài 25. Chú sư tử dũng mãnh</w:t>
             </w:r>
@@ -4698,19 +5797,26 @@
         </w:tc>
         <w:tc>
           <w:tcPr>
-            <w:tcW w:type="dxa" w:w="850"/>
-            <w:vAlign w:val="center"/>
-          </w:tcPr>
-          <w:p>
-            <w:pPr>
-              <w:spacing w:before="40" w:after="40" w:line="276" w:lineRule="auto"/>
-              <w:jc w:val="center"/>
-            </w:pPr>
-            <w:r>
-              <w:rPr>
-                <w:rFonts w:ascii="Times New Roman" w:hAnsi="Times New Roman"/>
-                <w:sz w:val="26"/>
-                <w:rFonts w:ascii="Times New Roman" w:hAnsi="Times New Roman" w:cs="Times New Roman"/>
+            <w:tcW w:type="dxa" w:w="1862"/>
+            <w:tcMar>
+              <w:top w:w="80" w:type="dxa"/>
+              <w:bottom w:w="80" w:type="dxa"/>
+              <w:left w:w="120" w:type="dxa"/>
+              <w:right w:w="120" w:type="dxa"/>
+            </w:tcMar>
+          </w:tcPr>
+          <w:p>
+            <w:pPr>
+              <w:spacing w:line="276" w:lineRule="auto" w:after="40"/>
+              <w:jc w:val="center"/>
+            </w:pPr>
+            <w:r/>
+            <w:r>
+              <w:rPr>
+                <w:rFonts w:ascii="Times New Roman" w:hAnsi="Times New Roman" w:cs="Times New Roman" w:eastAsia="Times New Roman"/>
+                <w:b w:val="0"/>
+                <w:i w:val="0"/>
+                <w:sz w:val="26"/>
               </w:rPr>
               <w:t>1</w:t>
             </w:r>
@@ -4718,19 +5824,26 @@
         </w:tc>
         <w:tc>
           <w:tcPr>
-            <w:tcW w:type="dxa" w:w="1247"/>
-            <w:vAlign w:val="center"/>
-          </w:tcPr>
-          <w:p>
-            <w:pPr>
-              <w:spacing w:before="40" w:after="40" w:line="276" w:lineRule="auto"/>
-              <w:jc w:val="center"/>
-            </w:pPr>
-            <w:r>
-              <w:rPr>
-                <w:rFonts w:ascii="Times New Roman" w:hAnsi="Times New Roman"/>
-                <w:sz w:val="26"/>
-                <w:rFonts w:ascii="Times New Roman" w:hAnsi="Times New Roman" w:cs="Times New Roman"/>
+            <w:tcW w:type="dxa" w:w="1862"/>
+            <w:tcMar>
+              <w:top w:w="80" w:type="dxa"/>
+              <w:bottom w:w="80" w:type="dxa"/>
+              <w:left w:w="120" w:type="dxa"/>
+              <w:right w:w="120" w:type="dxa"/>
+            </w:tcMar>
+          </w:tcPr>
+          <w:p>
+            <w:pPr>
+              <w:spacing w:line="276" w:lineRule="auto" w:after="40"/>
+              <w:jc w:val="center"/>
+            </w:pPr>
+            <w:r/>
+            <w:r>
+              <w:rPr>
+                <w:rFonts w:ascii="Times New Roman" w:hAnsi="Times New Roman" w:cs="Times New Roman" w:eastAsia="Times New Roman"/>
+                <w:b w:val="0"/>
+                <w:i w:val="0"/>
+                <w:sz w:val="26"/>
               </w:rPr>
               <w:t>32</w:t>
             </w:r>
@@ -4738,21 +5851,28 @@
         </w:tc>
         <w:tc>
           <w:tcPr>
-            <w:tcW w:type="dxa" w:w="3402"/>
-            <w:vAlign w:val="center"/>
-          </w:tcPr>
-          <w:p>
-            <w:pPr>
-              <w:spacing w:before="40" w:after="40" w:line="276" w:lineRule="auto"/>
-              <w:jc w:val="both"/>
-            </w:pPr>
-            <w:r>
-              <w:rPr>
-                <w:rFonts w:ascii="Times New Roman" w:hAnsi="Times New Roman"/>
-                <w:sz w:val="26"/>
-                <w:rFonts w:ascii="Times New Roman" w:hAnsi="Times New Roman" w:cs="Times New Roman"/>
-              </w:rPr>
-              <w:t>Tìm hiểu tập tính sư tử; lắp robot sư tử.</w:t>
+            <w:tcW w:type="dxa" w:w="1862"/>
+            <w:tcMar>
+              <w:top w:w="80" w:type="dxa"/>
+              <w:bottom w:w="80" w:type="dxa"/>
+              <w:left w:w="120" w:type="dxa"/>
+              <w:right w:w="120" w:type="dxa"/>
+            </w:tcMar>
+          </w:tcPr>
+          <w:p>
+            <w:pPr>
+              <w:spacing w:line="276" w:lineRule="auto" w:after="40"/>
+              <w:jc w:val="left"/>
+            </w:pPr>
+            <w:r/>
+            <w:r>
+              <w:rPr>
+                <w:rFonts w:ascii="Times New Roman" w:hAnsi="Times New Roman" w:cs="Times New Roman" w:eastAsia="Times New Roman"/>
+                <w:b w:val="0"/>
+                <w:i w:val="0"/>
+                <w:sz w:val="26"/>
+              </w:rPr>
+              <w:t>Tìm hiểu tập tính sư tử chúa sơn lâm; lắp robot sư tử gầm vang.</w:t>
             </w:r>
           </w:p>
         </w:tc>
@@ -4760,19 +5880,26 @@
       <w:tr>
         <w:tc>
           <w:tcPr>
-            <w:tcW w:type="dxa" w:w="680"/>
-            <w:vAlign w:val="center"/>
-          </w:tcPr>
-          <w:p>
-            <w:pPr>
-              <w:spacing w:before="40" w:after="40" w:line="276" w:lineRule="auto"/>
-              <w:jc w:val="center"/>
-            </w:pPr>
-            <w:r>
-              <w:rPr>
-                <w:rFonts w:ascii="Times New Roman" w:hAnsi="Times New Roman"/>
-                <w:sz w:val="26"/>
-                <w:rFonts w:ascii="Times New Roman" w:hAnsi="Times New Roman" w:cs="Times New Roman"/>
+            <w:tcW w:type="dxa" w:w="1862"/>
+            <w:tcMar>
+              <w:top w:w="80" w:type="dxa"/>
+              <w:bottom w:w="80" w:type="dxa"/>
+              <w:left w:w="120" w:type="dxa"/>
+              <w:right w:w="120" w:type="dxa"/>
+            </w:tcMar>
+          </w:tcPr>
+          <w:p>
+            <w:pPr>
+              <w:spacing w:line="276" w:lineRule="auto" w:after="40"/>
+              <w:jc w:val="center"/>
+            </w:pPr>
+            <w:r/>
+            <w:r>
+              <w:rPr>
+                <w:rFonts w:ascii="Times New Roman" w:hAnsi="Times New Roman" w:cs="Times New Roman" w:eastAsia="Times New Roman"/>
+                <w:b w:val="0"/>
+                <w:i w:val="0"/>
+                <w:sz w:val="26"/>
               </w:rPr>
               <w:t>33</w:t>
             </w:r>
@@ -4780,39 +5907,53 @@
         </w:tc>
         <w:tc>
           <w:tcPr>
-            <w:tcW w:type="dxa" w:w="3118"/>
-            <w:vAlign w:val="center"/>
-          </w:tcPr>
-          <w:p>
-            <w:pPr>
-              <w:spacing w:before="40" w:after="40" w:line="276" w:lineRule="auto"/>
-              <w:jc w:val="both"/>
-            </w:pPr>
-            <w:r>
-              <w:rPr>
-                <w:rFonts w:ascii="Times New Roman" w:hAnsi="Times New Roman"/>
-                <w:sz w:val="26"/>
-                <w:rFonts w:ascii="Times New Roman" w:hAnsi="Times New Roman" w:cs="Times New Roman"/>
-              </w:rPr>
-              <w:t>Bài 26. Chuột chũi, máy ủi dưới lòng đất</w:t>
-            </w:r>
-          </w:p>
-        </w:tc>
-        <w:tc>
-          <w:tcPr>
-            <w:tcW w:type="dxa" w:w="850"/>
-            <w:vAlign w:val="center"/>
-          </w:tcPr>
-          <w:p>
-            <w:pPr>
-              <w:spacing w:before="40" w:after="40" w:line="276" w:lineRule="auto"/>
-              <w:jc w:val="center"/>
-            </w:pPr>
-            <w:r>
-              <w:rPr>
-                <w:rFonts w:ascii="Times New Roman" w:hAnsi="Times New Roman"/>
-                <w:sz w:val="26"/>
-                <w:rFonts w:ascii="Times New Roman" w:hAnsi="Times New Roman" w:cs="Times New Roman"/>
+            <w:tcW w:type="dxa" w:w="1862"/>
+            <w:tcMar>
+              <w:top w:w="80" w:type="dxa"/>
+              <w:bottom w:w="80" w:type="dxa"/>
+              <w:left w:w="120" w:type="dxa"/>
+              <w:right w:w="120" w:type="dxa"/>
+            </w:tcMar>
+          </w:tcPr>
+          <w:p>
+            <w:pPr>
+              <w:spacing w:line="276" w:lineRule="auto" w:after="40"/>
+              <w:jc w:val="left"/>
+            </w:pPr>
+            <w:r/>
+            <w:r>
+              <w:rPr>
+                <w:rFonts w:ascii="Times New Roman" w:hAnsi="Times New Roman" w:cs="Times New Roman" w:eastAsia="Times New Roman"/>
+                <w:b/>
+                <w:i w:val="0"/>
+                <w:sz w:val="26"/>
+              </w:rPr>
+              <w:t>Ôn tập Đánh giá định kỳ 4</w:t>
+            </w:r>
+          </w:p>
+        </w:tc>
+        <w:tc>
+          <w:tcPr>
+            <w:tcW w:type="dxa" w:w="1862"/>
+            <w:tcMar>
+              <w:top w:w="80" w:type="dxa"/>
+              <w:bottom w:w="80" w:type="dxa"/>
+              <w:left w:w="120" w:type="dxa"/>
+              <w:right w:w="120" w:type="dxa"/>
+            </w:tcMar>
+          </w:tcPr>
+          <w:p>
+            <w:pPr>
+              <w:spacing w:line="276" w:lineRule="auto" w:after="40"/>
+              <w:jc w:val="center"/>
+            </w:pPr>
+            <w:r/>
+            <w:r>
+              <w:rPr>
+                <w:rFonts w:ascii="Times New Roman" w:hAnsi="Times New Roman" w:cs="Times New Roman" w:eastAsia="Times New Roman"/>
+                <w:b w:val="0"/>
+                <w:i w:val="0"/>
+                <w:sz w:val="26"/>
               </w:rPr>
               <w:t>1</w:t>
             </w:r>
@@ -4820,19 +5961,26 @@
         </w:tc>
         <w:tc>
           <w:tcPr>
-            <w:tcW w:type="dxa" w:w="1247"/>
-            <w:vAlign w:val="center"/>
-          </w:tcPr>
-          <w:p>
-            <w:pPr>
-              <w:spacing w:before="40" w:after="40" w:line="276" w:lineRule="auto"/>
-              <w:jc w:val="center"/>
-            </w:pPr>
-            <w:r>
-              <w:rPr>
-                <w:rFonts w:ascii="Times New Roman" w:hAnsi="Times New Roman"/>
-                <w:sz w:val="26"/>
-                <w:rFonts w:ascii="Times New Roman" w:hAnsi="Times New Roman" w:cs="Times New Roman"/>
+            <w:tcW w:type="dxa" w:w="1862"/>
+            <w:tcMar>
+              <w:top w:w="80" w:type="dxa"/>
+              <w:bottom w:w="80" w:type="dxa"/>
+              <w:left w:w="120" w:type="dxa"/>
+              <w:right w:w="120" w:type="dxa"/>
+            </w:tcMar>
+          </w:tcPr>
+          <w:p>
+            <w:pPr>
+              <w:spacing w:line="276" w:lineRule="auto" w:after="40"/>
+              <w:jc w:val="center"/>
+            </w:pPr>
+            <w:r/>
+            <w:r>
+              <w:rPr>
+                <w:rFonts w:ascii="Times New Roman" w:hAnsi="Times New Roman" w:cs="Times New Roman" w:eastAsia="Times New Roman"/>
+                <w:b w:val="0"/>
+                <w:i w:val="0"/>
+                <w:sz w:val="26"/>
               </w:rPr>
               <w:t>33</w:t>
             </w:r>
@@ -4840,21 +5988,28 @@
         </w:tc>
         <w:tc>
           <w:tcPr>
-            <w:tcW w:type="dxa" w:w="3402"/>
-            <w:vAlign w:val="center"/>
-          </w:tcPr>
-          <w:p>
-            <w:pPr>
-              <w:spacing w:before="40" w:after="40" w:line="276" w:lineRule="auto"/>
-              <w:jc w:val="both"/>
-            </w:pPr>
-            <w:r>
-              <w:rPr>
-                <w:rFonts w:ascii="Times New Roman" w:hAnsi="Times New Roman"/>
-                <w:sz w:val="26"/>
-                <w:rFonts w:ascii="Times New Roman" w:hAnsi="Times New Roman" w:cs="Times New Roman"/>
-              </w:rPr>
-              <w:t>Liên hệ chuột chũi với máy ủi; lắp robot chuột chũi/máy ủi.</w:t>
+            <w:tcW w:type="dxa" w:w="1862"/>
+            <w:tcMar>
+              <w:top w:w="80" w:type="dxa"/>
+              <w:bottom w:w="80" w:type="dxa"/>
+              <w:left w:w="120" w:type="dxa"/>
+              <w:right w:w="120" w:type="dxa"/>
+            </w:tcMar>
+          </w:tcPr>
+          <w:p>
+            <w:pPr>
+              <w:spacing w:line="276" w:lineRule="auto" w:after="40"/>
+              <w:jc w:val="left"/>
+            </w:pPr>
+            <w:r/>
+            <w:r>
+              <w:rPr>
+                <w:rFonts w:ascii="Times New Roman" w:hAnsi="Times New Roman" w:cs="Times New Roman" w:eastAsia="Times New Roman"/>
+                <w:b w:val="0"/>
+                <w:i w:val="0"/>
+                <w:sz w:val="26"/>
+              </w:rPr>
+              <w:t>Hệ thống hóa kiến thức chuẩn bị Đánh giá định kỳ 4.</w:t>
             </w:r>
           </w:p>
         </w:tc>
@@ -4862,19 +6017,26 @@
       <w:tr>
         <w:tc>
           <w:tcPr>
-            <w:tcW w:type="dxa" w:w="680"/>
-            <w:vAlign w:val="center"/>
-          </w:tcPr>
-          <w:p>
-            <w:pPr>
-              <w:spacing w:before="40" w:after="40" w:line="276" w:lineRule="auto"/>
-              <w:jc w:val="center"/>
-            </w:pPr>
-            <w:r>
-              <w:rPr>
-                <w:rFonts w:ascii="Times New Roman" w:hAnsi="Times New Roman"/>
-                <w:sz w:val="26"/>
-                <w:rFonts w:ascii="Times New Roman" w:hAnsi="Times New Roman" w:cs="Times New Roman"/>
+            <w:tcW w:type="dxa" w:w="1862"/>
+            <w:tcMar>
+              <w:top w:w="80" w:type="dxa"/>
+              <w:bottom w:w="80" w:type="dxa"/>
+              <w:left w:w="120" w:type="dxa"/>
+              <w:right w:w="120" w:type="dxa"/>
+            </w:tcMar>
+          </w:tcPr>
+          <w:p>
+            <w:pPr>
+              <w:spacing w:line="276" w:lineRule="auto" w:after="40"/>
+              <w:jc w:val="center"/>
+            </w:pPr>
+            <w:r/>
+            <w:r>
+              <w:rPr>
+                <w:rFonts w:ascii="Times New Roman" w:hAnsi="Times New Roman" w:cs="Times New Roman" w:eastAsia="Times New Roman"/>
+                <w:b w:val="0"/>
+                <w:i w:val="0"/>
+                <w:sz w:val="26"/>
               </w:rPr>
               <w:t>34</w:t>
             </w:r>
@@ -4882,39 +6044,53 @@
         </w:tc>
         <w:tc>
           <w:tcPr>
-            <w:tcW w:type="dxa" w:w="3118"/>
-            <w:vAlign w:val="center"/>
-          </w:tcPr>
-          <w:p>
-            <w:pPr>
-              <w:spacing w:before="40" w:after="40" w:line="276" w:lineRule="auto"/>
-              <w:jc w:val="both"/>
-            </w:pPr>
-            <w:r>
-              <w:rPr>
-                <w:rFonts w:ascii="Times New Roman" w:hAnsi="Times New Roman"/>
-                <w:sz w:val="26"/>
-                <w:rFonts w:ascii="Times New Roman" w:hAnsi="Times New Roman" w:cs="Times New Roman"/>
-              </w:rPr>
-              <w:t>Ôn tập Đánh giá định kỳ 4</w:t>
-            </w:r>
-          </w:p>
-        </w:tc>
-        <w:tc>
-          <w:tcPr>
-            <w:tcW w:type="dxa" w:w="850"/>
-            <w:vAlign w:val="center"/>
-          </w:tcPr>
-          <w:p>
-            <w:pPr>
-              <w:spacing w:before="40" w:after="40" w:line="276" w:lineRule="auto"/>
-              <w:jc w:val="center"/>
-            </w:pPr>
-            <w:r>
-              <w:rPr>
-                <w:rFonts w:ascii="Times New Roman" w:hAnsi="Times New Roman"/>
-                <w:sz w:val="26"/>
-                <w:rFonts w:ascii="Times New Roman" w:hAnsi="Times New Roman" w:cs="Times New Roman"/>
+            <w:tcW w:type="dxa" w:w="1862"/>
+            <w:tcMar>
+              <w:top w:w="80" w:type="dxa"/>
+              <w:bottom w:w="80" w:type="dxa"/>
+              <w:left w:w="120" w:type="dxa"/>
+              <w:right w:w="120" w:type="dxa"/>
+            </w:tcMar>
+          </w:tcPr>
+          <w:p>
+            <w:pPr>
+              <w:spacing w:line="276" w:lineRule="auto" w:after="40"/>
+              <w:jc w:val="left"/>
+            </w:pPr>
+            <w:r/>
+            <w:r>
+              <w:rPr>
+                <w:rFonts w:ascii="Times New Roman" w:hAnsi="Times New Roman" w:cs="Times New Roman" w:eastAsia="Times New Roman"/>
+                <w:b/>
+                <w:i w:val="0"/>
+                <w:sz w:val="26"/>
+              </w:rPr>
+              <w:t>Đánh giá định kỳ 4</w:t>
+            </w:r>
+          </w:p>
+        </w:tc>
+        <w:tc>
+          <w:tcPr>
+            <w:tcW w:type="dxa" w:w="1862"/>
+            <w:tcMar>
+              <w:top w:w="80" w:type="dxa"/>
+              <w:bottom w:w="80" w:type="dxa"/>
+              <w:left w:w="120" w:type="dxa"/>
+              <w:right w:w="120" w:type="dxa"/>
+            </w:tcMar>
+          </w:tcPr>
+          <w:p>
+            <w:pPr>
+              <w:spacing w:line="276" w:lineRule="auto" w:after="40"/>
+              <w:jc w:val="center"/>
+            </w:pPr>
+            <w:r/>
+            <w:r>
+              <w:rPr>
+                <w:rFonts w:ascii="Times New Roman" w:hAnsi="Times New Roman" w:cs="Times New Roman" w:eastAsia="Times New Roman"/>
+                <w:b w:val="0"/>
+                <w:i w:val="0"/>
+                <w:sz w:val="26"/>
               </w:rPr>
               <w:t>1</w:t>
             </w:r>
@@ -4922,19 +6098,26 @@
         </w:tc>
         <w:tc>
           <w:tcPr>
-            <w:tcW w:type="dxa" w:w="1247"/>
-            <w:vAlign w:val="center"/>
-          </w:tcPr>
-          <w:p>
-            <w:pPr>
-              <w:spacing w:before="40" w:after="40" w:line="276" w:lineRule="auto"/>
-              <w:jc w:val="center"/>
-            </w:pPr>
-            <w:r>
-              <w:rPr>
-                <w:rFonts w:ascii="Times New Roman" w:hAnsi="Times New Roman"/>
-                <w:sz w:val="26"/>
-                <w:rFonts w:ascii="Times New Roman" w:hAnsi="Times New Roman" w:cs="Times New Roman"/>
+            <w:tcW w:type="dxa" w:w="1862"/>
+            <w:tcMar>
+              <w:top w:w="80" w:type="dxa"/>
+              <w:bottom w:w="80" w:type="dxa"/>
+              <w:left w:w="120" w:type="dxa"/>
+              <w:right w:w="120" w:type="dxa"/>
+            </w:tcMar>
+          </w:tcPr>
+          <w:p>
+            <w:pPr>
+              <w:spacing w:line="276" w:lineRule="auto" w:after="40"/>
+              <w:jc w:val="center"/>
+            </w:pPr>
+            <w:r/>
+            <w:r>
+              <w:rPr>
+                <w:rFonts w:ascii="Times New Roman" w:hAnsi="Times New Roman" w:cs="Times New Roman" w:eastAsia="Times New Roman"/>
+                <w:b w:val="0"/>
+                <w:i w:val="0"/>
+                <w:sz w:val="26"/>
               </w:rPr>
               <w:t>34</w:t>
             </w:r>
@@ -4942,21 +6125,28 @@
         </w:tc>
         <w:tc>
           <w:tcPr>
-            <w:tcW w:type="dxa" w:w="3402"/>
-            <w:vAlign w:val="center"/>
-          </w:tcPr>
-          <w:p>
-            <w:pPr>
-              <w:spacing w:before="40" w:after="40" w:line="276" w:lineRule="auto"/>
-              <w:jc w:val="both"/>
-            </w:pPr>
-            <w:r>
-              <w:rPr>
-                <w:rFonts w:ascii="Times New Roman" w:hAnsi="Times New Roman"/>
-                <w:sz w:val="26"/>
-                <w:rFonts w:ascii="Times New Roman" w:hAnsi="Times New Roman" w:cs="Times New Roman"/>
-              </w:rPr>
-              <w:t>Hệ thống hóa kiến thức chuẩn bị Đánh giá định kỳ 4.</w:t>
+            <w:tcW w:type="dxa" w:w="1862"/>
+            <w:tcMar>
+              <w:top w:w="80" w:type="dxa"/>
+              <w:bottom w:w="80" w:type="dxa"/>
+              <w:left w:w="120" w:type="dxa"/>
+              <w:right w:w="120" w:type="dxa"/>
+            </w:tcMar>
+          </w:tcPr>
+          <w:p>
+            <w:pPr>
+              <w:spacing w:line="276" w:lineRule="auto" w:after="40"/>
+              <w:jc w:val="left"/>
+            </w:pPr>
+            <w:r/>
+            <w:r>
+              <w:rPr>
+                <w:rFonts w:ascii="Times New Roman" w:hAnsi="Times New Roman" w:cs="Times New Roman" w:eastAsia="Times New Roman"/>
+                <w:b w:val="0"/>
+                <w:i w:val="0"/>
+                <w:sz w:val="26"/>
+              </w:rPr>
+              <w:t>Kiểm tra đánh giá kết quả học tập thực hành Robotics định kỳ 4.</w:t>
             </w:r>
           </w:p>
         </w:tc>
@@ -4964,19 +6154,26 @@
       <w:tr>
         <w:tc>
           <w:tcPr>
-            <w:tcW w:type="dxa" w:w="680"/>
-            <w:vAlign w:val="center"/>
-          </w:tcPr>
-          <w:p>
-            <w:pPr>
-              <w:spacing w:before="40" w:after="40" w:line="276" w:lineRule="auto"/>
-              <w:jc w:val="center"/>
-            </w:pPr>
-            <w:r>
-              <w:rPr>
-                <w:rFonts w:ascii="Times New Roman" w:hAnsi="Times New Roman"/>
-                <w:sz w:val="26"/>
-                <w:rFonts w:ascii="Times New Roman" w:hAnsi="Times New Roman" w:cs="Times New Roman"/>
+            <w:tcW w:type="dxa" w:w="1862"/>
+            <w:tcMar>
+              <w:top w:w="80" w:type="dxa"/>
+              <w:bottom w:w="80" w:type="dxa"/>
+              <w:left w:w="120" w:type="dxa"/>
+              <w:right w:w="120" w:type="dxa"/>
+            </w:tcMar>
+          </w:tcPr>
+          <w:p>
+            <w:pPr>
+              <w:spacing w:line="276" w:lineRule="auto" w:after="40"/>
+              <w:jc w:val="center"/>
+            </w:pPr>
+            <w:r/>
+            <w:r>
+              <w:rPr>
+                <w:rFonts w:ascii="Times New Roman" w:hAnsi="Times New Roman" w:cs="Times New Roman" w:eastAsia="Times New Roman"/>
+                <w:b w:val="0"/>
+                <w:i w:val="0"/>
+                <w:sz w:val="26"/>
               </w:rPr>
               <w:t>35</w:t>
             </w:r>
@@ -4984,39 +6181,53 @@
         </w:tc>
         <w:tc>
           <w:tcPr>
-            <w:tcW w:type="dxa" w:w="3118"/>
-            <w:vAlign w:val="center"/>
-          </w:tcPr>
-          <w:p>
-            <w:pPr>
-              <w:spacing w:before="40" w:after="40" w:line="276" w:lineRule="auto"/>
-              <w:jc w:val="both"/>
-            </w:pPr>
-            <w:r>
-              <w:rPr>
-                <w:rFonts w:ascii="Times New Roman" w:hAnsi="Times New Roman"/>
-                <w:sz w:val="26"/>
-                <w:rFonts w:ascii="Times New Roman" w:hAnsi="Times New Roman" w:cs="Times New Roman"/>
-              </w:rPr>
-              <w:t>Đánh giá định kỳ 4</w:t>
-            </w:r>
-          </w:p>
-        </w:tc>
-        <w:tc>
-          <w:tcPr>
-            <w:tcW w:type="dxa" w:w="850"/>
-            <w:vAlign w:val="center"/>
-          </w:tcPr>
-          <w:p>
-            <w:pPr>
-              <w:spacing w:before="40" w:after="40" w:line="276" w:lineRule="auto"/>
-              <w:jc w:val="center"/>
-            </w:pPr>
-            <w:r>
-              <w:rPr>
-                <w:rFonts w:ascii="Times New Roman" w:hAnsi="Times New Roman"/>
-                <w:sz w:val="26"/>
-                <w:rFonts w:ascii="Times New Roman" w:hAnsi="Times New Roman" w:cs="Times New Roman"/>
+            <w:tcW w:type="dxa" w:w="1862"/>
+            <w:tcMar>
+              <w:top w:w="80" w:type="dxa"/>
+              <w:bottom w:w="80" w:type="dxa"/>
+              <w:left w:w="120" w:type="dxa"/>
+              <w:right w:w="120" w:type="dxa"/>
+            </w:tcMar>
+          </w:tcPr>
+          <w:p>
+            <w:pPr>
+              <w:spacing w:line="276" w:lineRule="auto" w:after="40"/>
+              <w:jc w:val="left"/>
+            </w:pPr>
+            <w:r/>
+            <w:r>
+              <w:rPr>
+                <w:rFonts w:ascii="Times New Roman" w:hAnsi="Times New Roman" w:cs="Times New Roman" w:eastAsia="Times New Roman"/>
+                <w:b/>
+                <w:i w:val="0"/>
+                <w:sz w:val="26"/>
+              </w:rPr>
+              <w:t>Tổng kết môn học &amp; Triển lãm Robotics</w:t>
+            </w:r>
+          </w:p>
+        </w:tc>
+        <w:tc>
+          <w:tcPr>
+            <w:tcW w:type="dxa" w:w="1862"/>
+            <w:tcMar>
+              <w:top w:w="80" w:type="dxa"/>
+              <w:bottom w:w="80" w:type="dxa"/>
+              <w:left w:w="120" w:type="dxa"/>
+              <w:right w:w="120" w:type="dxa"/>
+            </w:tcMar>
+          </w:tcPr>
+          <w:p>
+            <w:pPr>
+              <w:spacing w:line="276" w:lineRule="auto" w:after="40"/>
+              <w:jc w:val="center"/>
+            </w:pPr>
+            <w:r/>
+            <w:r>
+              <w:rPr>
+                <w:rFonts w:ascii="Times New Roman" w:hAnsi="Times New Roman" w:cs="Times New Roman" w:eastAsia="Times New Roman"/>
+                <w:b w:val="0"/>
+                <w:i w:val="0"/>
+                <w:sz w:val="26"/>
               </w:rPr>
               <w:t>1</w:t>
             </w:r>
@@ -5024,19 +6235,26 @@
         </w:tc>
         <w:tc>
           <w:tcPr>
-            <w:tcW w:type="dxa" w:w="1247"/>
-            <w:vAlign w:val="center"/>
-          </w:tcPr>
-          <w:p>
-            <w:pPr>
-              <w:spacing w:before="40" w:after="40" w:line="276" w:lineRule="auto"/>
-              <w:jc w:val="center"/>
-            </w:pPr>
-            <w:r>
-              <w:rPr>
-                <w:rFonts w:ascii="Times New Roman" w:hAnsi="Times New Roman"/>
-                <w:sz w:val="26"/>
-                <w:rFonts w:ascii="Times New Roman" w:hAnsi="Times New Roman" w:cs="Times New Roman"/>
+            <w:tcW w:type="dxa" w:w="1862"/>
+            <w:tcMar>
+              <w:top w:w="80" w:type="dxa"/>
+              <w:bottom w:w="80" w:type="dxa"/>
+              <w:left w:w="120" w:type="dxa"/>
+              <w:right w:w="120" w:type="dxa"/>
+            </w:tcMar>
+          </w:tcPr>
+          <w:p>
+            <w:pPr>
+              <w:spacing w:line="276" w:lineRule="auto" w:after="40"/>
+              <w:jc w:val="center"/>
+            </w:pPr>
+            <w:r/>
+            <w:r>
+              <w:rPr>
+                <w:rFonts w:ascii="Times New Roman" w:hAnsi="Times New Roman" w:cs="Times New Roman" w:eastAsia="Times New Roman"/>
+                <w:b w:val="0"/>
+                <w:i w:val="0"/>
+                <w:sz w:val="26"/>
               </w:rPr>
               <w:t>35</w:t>
             </w:r>
@@ -5044,121 +6262,26 @@
         </w:tc>
         <w:tc>
           <w:tcPr>
-            <w:tcW w:type="dxa" w:w="3402"/>
-            <w:vAlign w:val="center"/>
-          </w:tcPr>
-          <w:p>
-            <w:pPr>
-              <w:spacing w:before="40" w:after="40" w:line="276" w:lineRule="auto"/>
-              <w:jc w:val="both"/>
-            </w:pPr>
-            <w:r>
-              <w:rPr>
-                <w:rFonts w:ascii="Times New Roman" w:hAnsi="Times New Roman"/>
-                <w:sz w:val="26"/>
-                <w:rFonts w:ascii="Times New Roman" w:hAnsi="Times New Roman" w:cs="Times New Roman"/>
-              </w:rPr>
-              <w:t>Kiểm tra đánh giá kết quả học tập thực hành Robotics.</w:t>
-            </w:r>
-          </w:p>
-        </w:tc>
-      </w:tr>
-      <w:tr>
-        <w:tc>
-          <w:tcPr>
-            <w:tcW w:type="dxa" w:w="680"/>
-            <w:vAlign w:val="center"/>
-          </w:tcPr>
-          <w:p>
-            <w:pPr>
-              <w:spacing w:before="40" w:after="40" w:line="276" w:lineRule="auto"/>
-              <w:jc w:val="center"/>
-            </w:pPr>
-            <w:r>
-              <w:rPr>
-                <w:rFonts w:ascii="Times New Roman" w:hAnsi="Times New Roman"/>
-                <w:sz w:val="26"/>
-                <w:rFonts w:ascii="Times New Roman" w:hAnsi="Times New Roman" w:cs="Times New Roman"/>
-              </w:rPr>
-              <w:t>36</w:t>
-            </w:r>
-          </w:p>
-        </w:tc>
-        <w:tc>
-          <w:tcPr>
-            <w:tcW w:type="dxa" w:w="3118"/>
-            <w:vAlign w:val="center"/>
-          </w:tcPr>
-          <w:p>
-            <w:pPr>
-              <w:spacing w:before="40" w:after="40" w:line="276" w:lineRule="auto"/>
-              <w:jc w:val="both"/>
-            </w:pPr>
-            <w:r>
-              <w:rPr>
-                <w:rFonts w:ascii="Times New Roman" w:hAnsi="Times New Roman"/>
-                <w:sz w:val="26"/>
-                <w:rFonts w:ascii="Times New Roman" w:hAnsi="Times New Roman" w:cs="Times New Roman"/>
-              </w:rPr>
-              <w:t>Tổng kết môn học &amp; Triển lãm Robotics</w:t>
-            </w:r>
-          </w:p>
-        </w:tc>
-        <w:tc>
-          <w:tcPr>
-            <w:tcW w:type="dxa" w:w="850"/>
-            <w:vAlign w:val="center"/>
-          </w:tcPr>
-          <w:p>
-            <w:pPr>
-              <w:spacing w:before="40" w:after="40" w:line="276" w:lineRule="auto"/>
-              <w:jc w:val="center"/>
-            </w:pPr>
-            <w:r>
-              <w:rPr>
-                <w:rFonts w:ascii="Times New Roman" w:hAnsi="Times New Roman"/>
-                <w:sz w:val="26"/>
-                <w:rFonts w:ascii="Times New Roman" w:hAnsi="Times New Roman" w:cs="Times New Roman"/>
-              </w:rPr>
-              <w:t>1</w:t>
-            </w:r>
-          </w:p>
-        </w:tc>
-        <w:tc>
-          <w:tcPr>
-            <w:tcW w:type="dxa" w:w="1247"/>
-            <w:vAlign w:val="center"/>
-          </w:tcPr>
-          <w:p>
-            <w:pPr>
-              <w:spacing w:before="40" w:after="40" w:line="276" w:lineRule="auto"/>
-              <w:jc w:val="center"/>
-            </w:pPr>
-            <w:r>
-              <w:rPr>
-                <w:rFonts w:ascii="Times New Roman" w:hAnsi="Times New Roman"/>
-                <w:sz w:val="26"/>
-                <w:rFonts w:ascii="Times New Roman" w:hAnsi="Times New Roman" w:cs="Times New Roman"/>
-              </w:rPr>
-              <w:t>36</w:t>
-            </w:r>
-          </w:p>
-        </w:tc>
-        <w:tc>
-          <w:tcPr>
-            <w:tcW w:type="dxa" w:w="3402"/>
-            <w:vAlign w:val="center"/>
-          </w:tcPr>
-          <w:p>
-            <w:pPr>
-              <w:spacing w:before="40" w:after="40" w:line="276" w:lineRule="auto"/>
-              <w:jc w:val="both"/>
-            </w:pPr>
-            <w:r>
-              <w:rPr>
-                <w:rFonts w:ascii="Times New Roman" w:hAnsi="Times New Roman"/>
-                <w:sz w:val="26"/>
-                <w:rFonts w:ascii="Times New Roman" w:hAnsi="Times New Roman" w:cs="Times New Roman"/>
+            <w:tcW w:type="dxa" w:w="1862"/>
+            <w:tcMar>
+              <w:top w:w="80" w:type="dxa"/>
+              <w:bottom w:w="80" w:type="dxa"/>
+              <w:left w:w="120" w:type="dxa"/>
+              <w:right w:w="120" w:type="dxa"/>
+            </w:tcMar>
+          </w:tcPr>
+          <w:p>
+            <w:pPr>
+              <w:spacing w:line="276" w:lineRule="auto" w:after="40"/>
+              <w:jc w:val="left"/>
+            </w:pPr>
+            <w:r/>
+            <w:r>
+              <w:rPr>
+                <w:rFonts w:ascii="Times New Roman" w:hAnsi="Times New Roman" w:cs="Times New Roman" w:eastAsia="Times New Roman"/>
+                <w:b w:val="0"/>
+                <w:i w:val="0"/>
+                <w:sz w:val="26"/>
               </w:rPr>
               <w:t>Tổng kết đánh giá kết quả học tập và trưng bày sản phẩm Robotics.</w:t>
             </w:r>
